--- a/My-GrandOrgue-Implementation.docx
+++ b/My-GrandOrgue-Implementation.docx
@@ -31,7 +31,7 @@
         <w:pStyle w:val="Date"/>
       </w:pPr>
       <w:r>
-        <w:t xml:space="preserve">2026-05-09</w:t>
+        <w:t xml:space="preserve">2026-10-30</w:t>
       </w:r>
     </w:p>
     <w:sdt>
@@ -158,13 +158,13 @@
       </w:r>
     </w:p>
     <w:bookmarkEnd w:id="26"/>
-    <w:bookmarkStart w:id="36" w:name="hardware"/>
+    <w:bookmarkStart w:id="31" w:name="quick-start"/>
     <w:p>
       <w:pPr>
         <w:pStyle w:val="Heading1"/>
       </w:pPr>
       <w:r>
-        <w:t xml:space="preserve">1. Hardware</w:t>
+        <w:t xml:space="preserve">1. Quick Start</w:t>
       </w:r>
     </w:p>
     <w:p>
@@ -172,7 +172,7 @@
         <w:pStyle w:val="FirstParagraph"/>
       </w:pPr>
       <w:r>
-        <w:t xml:space="preserve">Requirements and considerations</w:t>
+        <w:t xml:space="preserve">After everything has been set up the first time</w:t>
       </w:r>
     </w:p>
     <w:p>
@@ -183,21 +183,493 @@
         <w:br/>
       </w:r>
     </w:p>
-    <w:bookmarkStart w:id="27" w:name="bluf"/>
+    <w:bookmarkStart w:id="28" w:name="hardware"/>
     <w:p>
       <w:pPr>
         <w:pStyle w:val="Heading2"/>
       </w:pPr>
       <w:r>
-        <w:t xml:space="preserve">1.1 BLUF</w:t>
-      </w:r>
-    </w:p>
-    <w:p>
-      <w:pPr>
-        <w:pStyle w:val="FirstParagraph"/>
-      </w:pPr>
-      <w:r>
-        <w:t xml:space="preserve">The minimum requirements needed to get started with GrandOrgue are:</w:t>
+        <w:t xml:space="preserve">1.1 Hardware</w:t>
+      </w:r>
+    </w:p>
+    <w:p>
+      <w:pPr>
+        <w:pStyle w:val="TableCaption"/>
+      </w:pPr>
+      <w:r>
+        <w:t xml:space="preserve">Virtual pipe organ on Raspberry Pi hardware setup</w:t>
+      </w:r>
+    </w:p>
+    <w:tbl>
+      <w:tblPr>
+        <w:tblStyle w:val="Table"/>
+        <w:tblW w:type="pct" w:w="5000"/>
+        <w:tblLayout w:type="fixed"/>
+        <w:tblLook w:firstRow="1" w:lastRow="0" w:firstColumn="0" w:lastColumn="0" w:noHBand="0" w:noVBand="0" w:val="0020"/>
+        <w:tblCaption w:val="Virtual pipe organ on Raspberry Pi hardware setup"/>
+      </w:tblPr>
+      <w:tblGrid>
+        <w:gridCol w:w="2715"/>
+        <w:gridCol w:w="678"/>
+        <w:gridCol w:w="2262"/>
+        <w:gridCol w:w="2262"/>
+      </w:tblGrid>
+      <w:tr>
+        <w:trPr>
+          <w:tblHeader w:val="on"/>
+        </w:trPr>
+        <w:tc>
+          <w:tcPr/>
+          <w:p>
+            <w:pPr>
+              <w:pStyle w:val="Compact"/>
+              <w:jc w:val="left"/>
+            </w:pPr>
+            <w:r>
+              <w:t xml:space="preserve">Connect…</w:t>
+            </w:r>
+          </w:p>
+        </w:tc>
+        <w:tc>
+          <w:tcPr/>
+          <w:p>
+            <w:pPr>
+              <w:pStyle w:val="Compact"/>
+            </w:pPr>
+          </w:p>
+        </w:tc>
+        <w:tc>
+          <w:tcPr/>
+          <w:p>
+            <w:pPr>
+              <w:pStyle w:val="Compact"/>
+              <w:jc w:val="left"/>
+            </w:pPr>
+            <w:r>
+              <w:t xml:space="preserve">…to…</w:t>
+            </w:r>
+          </w:p>
+        </w:tc>
+        <w:tc>
+          <w:tcPr/>
+          <w:p>
+            <w:pPr>
+              <w:pStyle w:val="Compact"/>
+              <w:jc w:val="left"/>
+            </w:pPr>
+            <w:r>
+              <w:t xml:space="preserve">…using</w:t>
+            </w:r>
+          </w:p>
+        </w:tc>
+      </w:tr>
+      <w:tr>
+        <w:tc>
+          <w:tcPr/>
+          <w:p>
+            <w:pPr>
+              <w:pStyle w:val="Compact"/>
+              <w:jc w:val="left"/>
+            </w:pPr>
+            <w:r>
+              <w:t xml:space="preserve">Monitor</w:t>
+            </w:r>
+          </w:p>
+        </w:tc>
+        <w:tc>
+          <w:tcPr/>
+          <w:p>
+            <w:pPr>
+              <w:pStyle w:val="Compact"/>
+              <w:jc w:val="center"/>
+            </w:pPr>
+            <w:r>
+              <w:t xml:space="preserve">→</w:t>
+            </w:r>
+          </w:p>
+        </w:tc>
+        <w:tc>
+          <w:tcPr/>
+          <w:p>
+            <w:pPr>
+              <w:pStyle w:val="Compact"/>
+              <w:jc w:val="left"/>
+            </w:pPr>
+            <w:r>
+              <w:t xml:space="preserve">Raspberry Pi</w:t>
+            </w:r>
+          </w:p>
+        </w:tc>
+        <w:tc>
+          <w:tcPr/>
+          <w:p>
+            <w:pPr>
+              <w:pStyle w:val="Compact"/>
+              <w:jc w:val="left"/>
+            </w:pPr>
+            <w:r>
+              <w:t xml:space="preserve">HDMI</w:t>
+            </w:r>
+          </w:p>
+        </w:tc>
+      </w:tr>
+      <w:tr>
+        <w:tc>
+          <w:tcPr/>
+          <w:p>
+            <w:pPr>
+              <w:pStyle w:val="Compact"/>
+              <w:jc w:val="left"/>
+            </w:pPr>
+            <w:r>
+              <w:t xml:space="preserve">Monitor</w:t>
+            </w:r>
+          </w:p>
+        </w:tc>
+        <w:tc>
+          <w:tcPr/>
+          <w:p>
+            <w:pPr>
+              <w:pStyle w:val="Compact"/>
+              <w:jc w:val="center"/>
+            </w:pPr>
+            <w:r>
+              <w:t xml:space="preserve">→</w:t>
+            </w:r>
+          </w:p>
+        </w:tc>
+        <w:tc>
+          <w:tcPr/>
+          <w:p>
+            <w:pPr>
+              <w:pStyle w:val="Compact"/>
+              <w:jc w:val="left"/>
+            </w:pPr>
+            <w:r>
+              <w:t xml:space="preserve">Raspberry Pi</w:t>
+            </w:r>
+          </w:p>
+        </w:tc>
+        <w:tc>
+          <w:tcPr/>
+          <w:p>
+            <w:pPr>
+              <w:pStyle w:val="Compact"/>
+              <w:jc w:val="left"/>
+            </w:pPr>
+            <w:r>
+              <w:t xml:space="preserve">USB, white port</w:t>
+            </w:r>
+          </w:p>
+        </w:tc>
+      </w:tr>
+      <w:tr>
+        <w:tc>
+          <w:tcPr/>
+          <w:p>
+            <w:pPr>
+              <w:pStyle w:val="Compact"/>
+              <w:jc w:val="left"/>
+            </w:pPr>
+            <w:r>
+              <w:t xml:space="preserve">Audio interface</w:t>
+            </w:r>
+          </w:p>
+        </w:tc>
+        <w:tc>
+          <w:tcPr/>
+          <w:p>
+            <w:pPr>
+              <w:pStyle w:val="Compact"/>
+              <w:jc w:val="center"/>
+            </w:pPr>
+            <w:r>
+              <w:t xml:space="preserve">→</w:t>
+            </w:r>
+          </w:p>
+        </w:tc>
+        <w:tc>
+          <w:tcPr/>
+          <w:p>
+            <w:pPr>
+              <w:pStyle w:val="Compact"/>
+              <w:jc w:val="left"/>
+            </w:pPr>
+            <w:r>
+              <w:t xml:space="preserve">Raspberry Pi</w:t>
+            </w:r>
+          </w:p>
+        </w:tc>
+        <w:tc>
+          <w:tcPr/>
+          <w:p>
+            <w:pPr>
+              <w:pStyle w:val="Compact"/>
+              <w:jc w:val="left"/>
+            </w:pPr>
+            <w:r>
+              <w:t xml:space="preserve">USB, blue port</w:t>
+            </w:r>
+          </w:p>
+        </w:tc>
+      </w:tr>
+      <w:tr>
+        <w:tc>
+          <w:tcPr/>
+          <w:p>
+            <w:pPr>
+              <w:pStyle w:val="Compact"/>
+              <w:jc w:val="left"/>
+            </w:pPr>
+            <w:r>
+              <w:t xml:space="preserve">Audio interface</w:t>
+            </w:r>
+          </w:p>
+        </w:tc>
+        <w:tc>
+          <w:tcPr/>
+          <w:p>
+            <w:pPr>
+              <w:pStyle w:val="Compact"/>
+              <w:jc w:val="center"/>
+            </w:pPr>
+            <w:r>
+              <w:t xml:space="preserve">→</w:t>
+            </w:r>
+          </w:p>
+        </w:tc>
+        <w:tc>
+          <w:tcPr/>
+          <w:p>
+            <w:pPr>
+              <w:pStyle w:val="Compact"/>
+              <w:jc w:val="left"/>
+            </w:pPr>
+            <w:r>
+              <w:t xml:space="preserve">MIDI keyboard</w:t>
+            </w:r>
+          </w:p>
+        </w:tc>
+        <w:tc>
+          <w:tcPr/>
+          <w:p>
+            <w:pPr>
+              <w:pStyle w:val="Compact"/>
+              <w:jc w:val="left"/>
+            </w:pPr>
+            <w:r>
+              <w:t xml:space="preserve">MIDI cable</w:t>
+            </w:r>
+            <w:r>
+              <w:rPr>
+                <w:rStyle w:val="FootnoteReference"/>
+              </w:rPr>
+              <w:footnoteReference w:id="27"/>
+            </w:r>
+          </w:p>
+        </w:tc>
+      </w:tr>
+      <w:tr>
+        <w:tc>
+          <w:tcPr/>
+          <w:p>
+            <w:pPr>
+              <w:pStyle w:val="Compact"/>
+              <w:jc w:val="left"/>
+            </w:pPr>
+            <w:r>
+              <w:t xml:space="preserve">Computer keyboard / mouse</w:t>
+            </w:r>
+          </w:p>
+        </w:tc>
+        <w:tc>
+          <w:tcPr/>
+          <w:p>
+            <w:pPr>
+              <w:pStyle w:val="Compact"/>
+              <w:jc w:val="center"/>
+            </w:pPr>
+            <w:r>
+              <w:t xml:space="preserve">→</w:t>
+            </w:r>
+          </w:p>
+        </w:tc>
+        <w:tc>
+          <w:tcPr/>
+          <w:p>
+            <w:pPr>
+              <w:pStyle w:val="Compact"/>
+              <w:jc w:val="left"/>
+            </w:pPr>
+            <w:r>
+              <w:t xml:space="preserve">Raspberry Pi</w:t>
+            </w:r>
+          </w:p>
+        </w:tc>
+        <w:tc>
+          <w:tcPr/>
+          <w:p>
+            <w:pPr>
+              <w:pStyle w:val="Compact"/>
+              <w:jc w:val="left"/>
+            </w:pPr>
+            <w:r>
+              <w:t xml:space="preserve">USB, white first, then blue</w:t>
+            </w:r>
+          </w:p>
+        </w:tc>
+      </w:tr>
+      <w:tr>
+        <w:tc>
+          <w:tcPr/>
+          <w:p>
+            <w:pPr>
+              <w:pStyle w:val="Compact"/>
+              <w:jc w:val="left"/>
+            </w:pPr>
+            <w:r>
+              <w:t xml:space="preserve">Raspberry Pi</w:t>
+            </w:r>
+          </w:p>
+        </w:tc>
+        <w:tc>
+          <w:tcPr/>
+          <w:p>
+            <w:pPr>
+              <w:pStyle w:val="Compact"/>
+              <w:jc w:val="center"/>
+            </w:pPr>
+            <w:r>
+              <w:t xml:space="preserve">→</w:t>
+            </w:r>
+          </w:p>
+        </w:tc>
+        <w:tc>
+          <w:tcPr/>
+          <w:p>
+            <w:pPr>
+              <w:pStyle w:val="Compact"/>
+              <w:jc w:val="left"/>
+            </w:pPr>
+            <w:r>
+              <w:t xml:space="preserve">AC power</w:t>
+            </w:r>
+          </w:p>
+        </w:tc>
+        <w:tc>
+          <w:tcPr/>
+          <w:p>
+            <w:pPr>
+              <w:pStyle w:val="Compact"/>
+            </w:pPr>
+          </w:p>
+        </w:tc>
+      </w:tr>
+      <w:tr>
+        <w:tc>
+          <w:tcPr/>
+          <w:p>
+            <w:pPr>
+              <w:pStyle w:val="Compact"/>
+              <w:jc w:val="left"/>
+            </w:pPr>
+            <w:r>
+              <w:t xml:space="preserve">MIDI Keyboard</w:t>
+            </w:r>
+          </w:p>
+        </w:tc>
+        <w:tc>
+          <w:tcPr/>
+          <w:p>
+            <w:pPr>
+              <w:pStyle w:val="Compact"/>
+              <w:jc w:val="center"/>
+            </w:pPr>
+            <w:r>
+              <w:t xml:space="preserve">→</w:t>
+            </w:r>
+          </w:p>
+        </w:tc>
+        <w:tc>
+          <w:tcPr/>
+          <w:p>
+            <w:pPr>
+              <w:pStyle w:val="Compact"/>
+              <w:jc w:val="left"/>
+            </w:pPr>
+            <w:r>
+              <w:t xml:space="preserve">AC power</w:t>
+            </w:r>
+          </w:p>
+        </w:tc>
+        <w:tc>
+          <w:tcPr/>
+          <w:p>
+            <w:pPr>
+              <w:pStyle w:val="Compact"/>
+            </w:pPr>
+          </w:p>
+        </w:tc>
+      </w:tr>
+      <w:tr>
+        <w:tc>
+          <w:tcPr/>
+          <w:p>
+            <w:pPr>
+              <w:pStyle w:val="Compact"/>
+              <w:jc w:val="left"/>
+            </w:pPr>
+            <w:r>
+              <w:t xml:space="preserve">Headphones or speakers</w:t>
+            </w:r>
+          </w:p>
+        </w:tc>
+        <w:tc>
+          <w:tcPr/>
+          <w:p>
+            <w:pPr>
+              <w:pStyle w:val="Compact"/>
+              <w:jc w:val="center"/>
+            </w:pPr>
+            <w:r>
+              <w:t xml:space="preserve">→</w:t>
+            </w:r>
+          </w:p>
+        </w:tc>
+        <w:tc>
+          <w:tcPr/>
+          <w:p>
+            <w:pPr>
+              <w:pStyle w:val="Compact"/>
+              <w:jc w:val="left"/>
+            </w:pPr>
+            <w:r>
+              <w:t xml:space="preserve">audio interface (preferred)</w:t>
+            </w:r>
+          </w:p>
+        </w:tc>
+        <w:tc>
+          <w:tcPr/>
+          <w:p>
+            <w:pPr>
+              <w:pStyle w:val="Compact"/>
+              <w:jc w:val="left"/>
+            </w:pPr>
+            <w:r>
+              <w:t xml:space="preserve">Wired (preferred)</w:t>
+            </w:r>
+          </w:p>
+        </w:tc>
+      </w:tr>
+    </w:tbl>
+    <w:bookmarkEnd w:id="28"/>
+    <w:bookmarkStart w:id="29" w:name="software"/>
+    <w:p>
+      <w:pPr>
+        <w:pStyle w:val="Heading2"/>
+      </w:pPr>
+      <w:r>
+        <w:t xml:space="preserve">1.2 Software</w:t>
       </w:r>
     </w:p>
     <w:p>
@@ -209,7 +681,7 @@
         </w:numPr>
       </w:pPr>
       <w:r>
-        <w:t xml:space="preserve">Computer with at least 8 GB RAM (16+ GB preferred)</w:t>
+        <w:t xml:space="preserve">Boot Raspberry Pi</w:t>
       </w:r>
     </w:p>
     <w:p>
@@ -221,7 +693,7 @@
         </w:numPr>
       </w:pPr>
       <w:r>
-        <w:t xml:space="preserve">Touch screen monitor (for interacting with virtual console controls)</w:t>
+        <w:t xml:space="preserve">Turn on keyboard</w:t>
       </w:r>
     </w:p>
     <w:p>
@@ -233,27 +705,17 @@
         </w:numPr>
       </w:pPr>
       <w:r>
-        <w:t xml:space="preserve">MIDI-USB cable or MIDI cable with a USB audio interface device for connecting the computer to the MIDI instrument</w:t>
-      </w:r>
-    </w:p>
-    <w:p>
-      <w:pPr>
-        <w:pStyle w:val="Compact"/>
-        <w:numPr>
-          <w:ilvl w:val="0"/>
-          <w:numId w:val="1001"/>
-        </w:numPr>
-      </w:pPr>
-      <w:r>
-        <w:t xml:space="preserve">MIDI-ready organ or keyboard</w:t>
-      </w:r>
-    </w:p>
-    <w:p>
-      <w:pPr>
-        <w:pStyle w:val="FirstParagraph"/>
-      </w:pPr>
-      <w:r>
-        <w:t xml:space="preserve">And, if you don’t want the sound to play from your computer speakers:</w:t>
+        <w:t xml:space="preserve">Launch GrandOrgue</w:t>
+      </w:r>
+    </w:p>
+    <w:bookmarkEnd w:id="29"/>
+    <w:bookmarkStart w:id="30" w:name="troubleshooting"/>
+    <w:p>
+      <w:pPr>
+        <w:pStyle w:val="Heading2"/>
+      </w:pPr>
+      <w:r>
+        <w:t xml:space="preserve">1.3 Troubleshooting</w:t>
       </w:r>
     </w:p>
     <w:p>
@@ -265,20 +727,24 @@
         </w:numPr>
       </w:pPr>
       <w:r>
-        <w:t xml:space="preserve">Audio cable to port audio from computer to an organ amplifier</w:t>
-      </w:r>
-      <w:r>
-        <w:br/>
-      </w:r>
-      <w:r>
-        <w:rPr>
-          <w:i/>
-          <w:iCs/>
-        </w:rPr>
-        <w:t xml:space="preserve">or</w:t>
-      </w:r>
-      <w:r>
-        <w:br/>
+        <w:t xml:space="preserve">Verify the correct</w:t>
+      </w:r>
+      <w:r>
+        <w:t xml:space="preserve"> </w:t>
+      </w:r>
+      <w:hyperlink w:anchor="grandorgue-configuration">
+        <w:r>
+          <w:rPr>
+            <w:rStyle w:val="Hyperlink"/>
+          </w:rPr>
+          <w:t xml:space="preserve">audio output</w:t>
+        </w:r>
+      </w:hyperlink>
+      <w:r>
+        <w:t xml:space="preserve"> </w:t>
+      </w:r>
+      <w:r>
+        <w:t xml:space="preserve">is selected</w:t>
       </w:r>
     </w:p>
     <w:p>
@@ -290,17 +756,155 @@
         </w:numPr>
       </w:pPr>
       <w:r>
-        <w:t xml:space="preserve">Quality external speakers to connect directly to the computer</w:t>
-      </w:r>
-    </w:p>
-    <w:bookmarkEnd w:id="27"/>
-    <w:bookmarkStart w:id="35" w:name="discussion"/>
+        <w:t xml:space="preserve">If using an audio interface, ensure the</w:t>
+      </w:r>
+      <w:r>
+        <w:t xml:space="preserve"> </w:t>
+      </w:r>
+      <w:hyperlink w:anchor="audio">
+        <w:r>
+          <w:rPr>
+            <w:rStyle w:val="Hyperlink"/>
+          </w:rPr>
+          <w:t xml:space="preserve">monitor switches and volume knobs</w:t>
+        </w:r>
+      </w:hyperlink>
+      <w:r>
+        <w:t xml:space="preserve"> </w:t>
+      </w:r>
+      <w:r>
+        <w:t xml:space="preserve">are set properly</w:t>
+      </w:r>
+    </w:p>
+    <w:bookmarkEnd w:id="30"/>
+    <w:bookmarkEnd w:id="31"/>
+    <w:bookmarkStart w:id="41" w:name="hardware-requirements"/>
+    <w:p>
+      <w:pPr>
+        <w:pStyle w:val="Heading1"/>
+      </w:pPr>
+      <w:r>
+        <w:t xml:space="preserve">2. Hardware Requirements</w:t>
+      </w:r>
+    </w:p>
+    <w:bookmarkStart w:id="32" w:name="bluf"/>
     <w:p>
       <w:pPr>
         <w:pStyle w:val="Heading2"/>
       </w:pPr>
       <w:r>
-        <w:t xml:space="preserve">1.2 Discussion</w:t>
+        <w:t xml:space="preserve">2.1 BLUF</w:t>
+      </w:r>
+    </w:p>
+    <w:p>
+      <w:pPr>
+        <w:pStyle w:val="FirstParagraph"/>
+      </w:pPr>
+      <w:r>
+        <w:t xml:space="preserve">The minimum requirements needed to get started with GrandOrgue are:</w:t>
+      </w:r>
+    </w:p>
+    <w:p>
+      <w:pPr>
+        <w:pStyle w:val="Compact"/>
+        <w:numPr>
+          <w:ilvl w:val="0"/>
+          <w:numId w:val="1003"/>
+        </w:numPr>
+      </w:pPr>
+      <w:r>
+        <w:t xml:space="preserve">Computer with at least 8 GB RAM (16+ GB preferred)</w:t>
+      </w:r>
+    </w:p>
+    <w:p>
+      <w:pPr>
+        <w:pStyle w:val="Compact"/>
+        <w:numPr>
+          <w:ilvl w:val="0"/>
+          <w:numId w:val="1003"/>
+        </w:numPr>
+      </w:pPr>
+      <w:r>
+        <w:t xml:space="preserve">Touch screen monitor (for interacting with virtual console controls)</w:t>
+      </w:r>
+    </w:p>
+    <w:p>
+      <w:pPr>
+        <w:pStyle w:val="Compact"/>
+        <w:numPr>
+          <w:ilvl w:val="0"/>
+          <w:numId w:val="1003"/>
+        </w:numPr>
+      </w:pPr>
+      <w:r>
+        <w:t xml:space="preserve">MIDI-USB cable or MIDI cable with a USB audio interface device for connecting the computer to the MIDI instrument</w:t>
+      </w:r>
+    </w:p>
+    <w:p>
+      <w:pPr>
+        <w:pStyle w:val="Compact"/>
+        <w:numPr>
+          <w:ilvl w:val="0"/>
+          <w:numId w:val="1003"/>
+        </w:numPr>
+      </w:pPr>
+      <w:r>
+        <w:t xml:space="preserve">MIDI-ready organ or keyboard</w:t>
+      </w:r>
+    </w:p>
+    <w:p>
+      <w:pPr>
+        <w:pStyle w:val="FirstParagraph"/>
+      </w:pPr>
+      <w:r>
+        <w:t xml:space="preserve">And, if you don’t want the sound to play from your computer speakers:</w:t>
+      </w:r>
+    </w:p>
+    <w:p>
+      <w:pPr>
+        <w:pStyle w:val="Compact"/>
+        <w:numPr>
+          <w:ilvl w:val="0"/>
+          <w:numId w:val="1004"/>
+        </w:numPr>
+      </w:pPr>
+      <w:r>
+        <w:t xml:space="preserve">Audio cable to port audio from computer to an organ amplifier</w:t>
+      </w:r>
+      <w:r>
+        <w:br/>
+      </w:r>
+      <w:r>
+        <w:rPr>
+          <w:i/>
+          <w:iCs/>
+        </w:rPr>
+        <w:t xml:space="preserve">or</w:t>
+      </w:r>
+      <w:r>
+        <w:br/>
+      </w:r>
+    </w:p>
+    <w:p>
+      <w:pPr>
+        <w:pStyle w:val="Compact"/>
+        <w:numPr>
+          <w:ilvl w:val="0"/>
+          <w:numId w:val="1004"/>
+        </w:numPr>
+      </w:pPr>
+      <w:r>
+        <w:t xml:space="preserve">Quality external speakers or headphones to connect directly to the computer</w:t>
+      </w:r>
+    </w:p>
+    <w:bookmarkEnd w:id="32"/>
+    <w:bookmarkStart w:id="40" w:name="discussion"/>
+    <w:p>
+      <w:pPr>
+        <w:pStyle w:val="Heading2"/>
+      </w:pPr>
+      <w:r>
+        <w:t xml:space="preserve">2.2 Discussion</w:t>
       </w:r>
     </w:p>
     <w:p>
@@ -324,7 +928,7 @@
       <w:r>
         <w:t xml:space="preserve"> </w:t>
       </w:r>
-      <w:hyperlink r:id="rId28">
+      <w:hyperlink r:id="rId33">
         <w:r>
           <w:rPr>
             <w:rStyle w:val="Hyperlink"/>
@@ -360,7 +964,7 @@
         <w:rPr>
           <w:rStyle w:val="FootnoteReference"/>
         </w:rPr>
-        <w:footnoteReference w:id="29"/>
+        <w:footnoteReference w:id="34"/>
       </w:r>
       <w:r>
         <w:t xml:space="preserve">, so I decided to use that as the workbench test case for experimentation. Then, once I knew what I was doing and felt comfortable with the technical components, I wanted to transfer the setup to a MIDI-ready digital church organ to try it out</w:t>
@@ -388,7 +992,7 @@
       <w:r>
         <w:t xml:space="preserve"> </w:t>
       </w:r>
-      <w:hyperlink r:id="rId30">
+      <w:hyperlink r:id="rId35">
         <w:r>
           <w:rPr>
             <w:rStyle w:val="Hyperlink"/>
@@ -428,7 +1032,7 @@
       <w:r>
         <w:t xml:space="preserve"> </w:t>
       </w:r>
-      <w:hyperlink r:id="rId31">
+      <w:hyperlink r:id="rId36">
         <w:r>
           <w:rPr>
             <w:rStyle w:val="Hyperlink"/>
@@ -445,7 +1049,7 @@
       <w:r>
         <w:t xml:space="preserve"> </w:t>
       </w:r>
-      <w:hyperlink r:id="rId32">
+      <w:hyperlink r:id="rId37">
         <w:r>
           <w:rPr>
             <w:rStyle w:val="Hyperlink"/>
@@ -457,7 +1061,7 @@
         <w:t xml:space="preserve"> </w:t>
       </w:r>
       <w:r>
-        <w:t xml:space="preserve">for $385 which included:</w:t>
+        <w:t xml:space="preserve">which included:</w:t>
       </w:r>
     </w:p>
     <w:p>
@@ -465,7 +1069,7 @@
         <w:pStyle w:val="Compact"/>
         <w:numPr>
           <w:ilvl w:val="0"/>
-          <w:numId w:val="1003"/>
+          <w:numId w:val="1005"/>
         </w:numPr>
       </w:pPr>
       <w:r>
@@ -477,7 +1081,7 @@
         <w:pStyle w:val="Compact"/>
         <w:numPr>
           <w:ilvl w:val="0"/>
-          <w:numId w:val="1003"/>
+          <w:numId w:val="1005"/>
         </w:numPr>
       </w:pPr>
       <w:r>
@@ -489,7 +1093,7 @@
         <w:pStyle w:val="Compact"/>
         <w:numPr>
           <w:ilvl w:val="0"/>
-          <w:numId w:val="1003"/>
+          <w:numId w:val="1005"/>
         </w:numPr>
       </w:pPr>
       <w:r>
@@ -501,7 +1105,7 @@
         <w:pStyle w:val="Compact"/>
         <w:numPr>
           <w:ilvl w:val="0"/>
-          <w:numId w:val="1003"/>
+          <w:numId w:val="1005"/>
         </w:numPr>
       </w:pPr>
       <w:r>
@@ -513,7 +1117,7 @@
         <w:pStyle w:val="Compact"/>
         <w:numPr>
           <w:ilvl w:val="0"/>
-          <w:numId w:val="1003"/>
+          <w:numId w:val="1005"/>
         </w:numPr>
       </w:pPr>
       <w:r>
@@ -525,7 +1129,7 @@
         <w:pStyle w:val="Compact"/>
         <w:numPr>
           <w:ilvl w:val="0"/>
-          <w:numId w:val="1003"/>
+          <w:numId w:val="1005"/>
         </w:numPr>
       </w:pPr>
       <w:r>
@@ -537,7 +1141,7 @@
         <w:pStyle w:val="Compact"/>
         <w:numPr>
           <w:ilvl w:val="0"/>
-          <w:numId w:val="1003"/>
+          <w:numId w:val="1005"/>
         </w:numPr>
       </w:pPr>
       <w:r>
@@ -554,7 +1158,7 @@
       <w:r>
         <w:t xml:space="preserve"> </w:t>
       </w:r>
-      <w:hyperlink r:id="rId33">
+      <w:hyperlink r:id="rId38">
         <w:r>
           <w:rPr>
             <w:rStyle w:val="Hyperlink"/>
@@ -566,7 +1170,7 @@
         <w:t xml:space="preserve"> </w:t>
       </w:r>
       <w:r>
-        <w:t xml:space="preserve">for $95 as my primary means of interacting with GrandOrgue. An upgrade might be in store down the road, but this will due to start.</w:t>
+        <w:t xml:space="preserve">for my primary means of interacting with GrandOrgue. An upgrade might be in store down the road, but this will due to start.</w:t>
       </w:r>
     </w:p>
     <w:p>
@@ -579,7 +1183,7 @@
       <w:r>
         <w:t xml:space="preserve"> </w:t>
       </w:r>
-      <w:hyperlink r:id="rId34">
+      <w:hyperlink r:id="rId39">
         <w:r>
           <w:rPr>
             <w:rStyle w:val="Hyperlink"/>
@@ -601,7 +1205,7 @@
         <w:t xml:space="preserve"> </w:t>
       </w:r>
       <w:r>
-        <w:t xml:space="preserve">for $116 which would allow me to use a single USB port for both audio and to connect standard MIDI cables instead of a MIDI-USB cable. I also bought a 9.8-foot dual 5-pin</w:t>
+        <w:t xml:space="preserve">which would allow me to use a single USB port for both audio and to connect standard MIDI cables instead of a MIDI-USB cable. I also bought a 9.8-foot dual 5-pin</w:t>
       </w:r>
       <w:r>
         <w:t xml:space="preserve"> </w:t>
@@ -617,7 +1221,7 @@
         <w:t xml:space="preserve"> </w:t>
       </w:r>
       <w:r>
-        <w:t xml:space="preserve">for $11 to go along with that because I did not have one already.</w:t>
+        <w:t xml:space="preserve">to go along with that because I did not have one already.</w:t>
       </w:r>
     </w:p>
     <w:p>
@@ -854,20 +1458,618 @@
         <w:t xml:space="preserve">Not bad for an authentic-sounding practice organ! The pages that follow describe how I set up, configured, and tested everything.</w:t>
       </w:r>
     </w:p>
+    <w:bookmarkEnd w:id="40"/>
+    <w:bookmarkEnd w:id="41"/>
+    <w:bookmarkStart w:id="44" w:name="midi-keyboard"/>
+    <w:p>
+      <w:pPr>
+        <w:pStyle w:val="Heading1"/>
+      </w:pPr>
+      <w:r>
+        <w:t xml:space="preserve">3. MIDI Keyboard</w:t>
+      </w:r>
+    </w:p>
+    <w:p>
+      <w:pPr>
+        <w:pStyle w:val="FirstParagraph"/>
+      </w:pPr>
+      <w:r>
+        <w:t xml:space="preserve">Using GrandOrgue with a MIDI-capable keyboard</w:t>
+      </w:r>
+    </w:p>
     <w:p>
       <w:pPr>
         <w:pStyle w:val="BodyText"/>
       </w:pPr>
-    </w:p>
-    <w:bookmarkEnd w:id="35"/>
-    <w:bookmarkEnd w:id="36"/>
-    <w:bookmarkStart w:id="44" w:name="set-up"/>
+      <w:r>
+        <w:br/>
+      </w:r>
+    </w:p>
+    <w:p>
+      <w:pPr>
+        <w:pStyle w:val="BodyText"/>
+      </w:pPr>
+      <w:r>
+        <w:t xml:space="preserve">This page describes how to set up GrandOrgue with a single MIDI-capable keyboard.</w:t>
+      </w:r>
+    </w:p>
+    <w:p>
+      <w:pPr>
+        <w:pStyle w:val="Compact"/>
+        <w:numPr>
+          <w:ilvl w:val="0"/>
+          <w:numId w:val="1006"/>
+        </w:numPr>
+      </w:pPr>
+      <w:r>
+        <w:t xml:space="preserve">Connect the touchscreen monitor to the Raspberry Pi (RPi) using an HDMI cable and a USB cable plugged into a white USB 2.0 port. The monitor needs both cables to handle video, audio, and mouse commands.</w:t>
+      </w:r>
+    </w:p>
+    <w:p>
+      <w:pPr>
+        <w:pStyle w:val="Compact"/>
+        <w:numPr>
+          <w:ilvl w:val="0"/>
+          <w:numId w:val="1006"/>
+        </w:numPr>
+      </w:pPr>
+      <w:r>
+        <w:t xml:space="preserve">Connect the Behringer UMC204HD USB audio interface to the RPi using a USB cable plugged into a blue USB 3.0 port.</w:t>
+      </w:r>
+    </w:p>
+    <w:p>
+      <w:pPr>
+        <w:pStyle w:val="Compact"/>
+        <w:numPr>
+          <w:ilvl w:val="0"/>
+          <w:numId w:val="1006"/>
+        </w:numPr>
+      </w:pPr>
+      <w:r>
+        <w:t xml:space="preserve">Connect the keyboard</w:t>
+      </w:r>
+      <w:r>
+        <w:t xml:space="preserve"> </w:t>
+      </w:r>
+      <w:r>
+        <w:rPr>
+          <w:b/>
+          <w:bCs/>
+        </w:rPr>
+        <w:t xml:space="preserve">MIDI OUT</w:t>
+      </w:r>
+      <w:r>
+        <w:t xml:space="preserve"> </w:t>
+      </w:r>
+      <w:r>
+        <w:t xml:space="preserve">to the audio interface</w:t>
+      </w:r>
+      <w:r>
+        <w:t xml:space="preserve"> </w:t>
+      </w:r>
+      <w:r>
+        <w:rPr>
+          <w:b/>
+          <w:bCs/>
+        </w:rPr>
+        <w:t xml:space="preserve">MIDI IN</w:t>
+      </w:r>
+      <w:r>
+        <w:t xml:space="preserve">. This enables the keyboard to control the GrandOrgue software. Since the software won’t be controlling the keyboard in any way, there is no need for a second MIDI cable.</w:t>
+      </w:r>
+    </w:p>
+    <w:p>
+      <w:pPr>
+        <w:pStyle w:val="Compact"/>
+        <w:numPr>
+          <w:ilvl w:val="0"/>
+          <w:numId w:val="1006"/>
+        </w:numPr>
+      </w:pPr>
+      <w:r>
+        <w:t xml:space="preserve">If using an external keyboard or mouse, connect to it to the RPi using either the white USB 2.0 port (preferred) or the remaining blue USB 3.0 port.</w:t>
+      </w:r>
+    </w:p>
+    <w:p>
+      <w:pPr>
+        <w:pStyle w:val="Compact"/>
+        <w:numPr>
+          <w:ilvl w:val="0"/>
+          <w:numId w:val="1006"/>
+        </w:numPr>
+      </w:pPr>
+      <w:r>
+        <w:t xml:space="preserve">Connect the power supplies to the RPi and keyboard.</w:t>
+      </w:r>
+    </w:p>
+    <w:bookmarkStart w:id="43" w:name="to-summarize"/>
+    <w:p>
+      <w:pPr>
+        <w:pStyle w:val="Heading3"/>
+      </w:pPr>
+      <w:r>
+        <w:t xml:space="preserve">3.0.1 To summarize</w:t>
+      </w:r>
+    </w:p>
+    <w:p>
+      <w:pPr>
+        <w:pStyle w:val="TableCaption"/>
+      </w:pPr>
+      <w:r>
+        <w:t xml:space="preserve">Using a virtual pipe organ on Raspberry Pi with a MIDI-capable keyboard</w:t>
+      </w:r>
+    </w:p>
+    <w:tbl>
+      <w:tblPr>
+        <w:tblStyle w:val="Table"/>
+        <w:tblW w:type="pct" w:w="5000"/>
+        <w:tblLayout w:type="fixed"/>
+        <w:tblLook w:firstRow="1" w:lastRow="0" w:firstColumn="0" w:lastColumn="0" w:noHBand="0" w:noVBand="0" w:val="0020"/>
+        <w:tblCaption w:val="Using a virtual pipe organ on Raspberry Pi with a MIDI-capable keyboard"/>
+      </w:tblPr>
+      <w:tblGrid>
+        <w:gridCol w:w="2715"/>
+        <w:gridCol w:w="678"/>
+        <w:gridCol w:w="2262"/>
+        <w:gridCol w:w="2262"/>
+      </w:tblGrid>
+      <w:tr>
+        <w:trPr>
+          <w:tblHeader w:val="on"/>
+        </w:trPr>
+        <w:tc>
+          <w:tcPr/>
+          <w:p>
+            <w:pPr>
+              <w:pStyle w:val="Compact"/>
+              <w:jc w:val="left"/>
+            </w:pPr>
+            <w:r>
+              <w:t xml:space="preserve">Connect…</w:t>
+            </w:r>
+          </w:p>
+        </w:tc>
+        <w:tc>
+          <w:tcPr/>
+          <w:p>
+            <w:pPr>
+              <w:pStyle w:val="Compact"/>
+            </w:pPr>
+          </w:p>
+        </w:tc>
+        <w:tc>
+          <w:tcPr/>
+          <w:p>
+            <w:pPr>
+              <w:pStyle w:val="Compact"/>
+              <w:jc w:val="left"/>
+            </w:pPr>
+            <w:r>
+              <w:t xml:space="preserve">…to…</w:t>
+            </w:r>
+          </w:p>
+        </w:tc>
+        <w:tc>
+          <w:tcPr/>
+          <w:p>
+            <w:pPr>
+              <w:pStyle w:val="Compact"/>
+              <w:jc w:val="left"/>
+            </w:pPr>
+            <w:r>
+              <w:t xml:space="preserve">…using</w:t>
+            </w:r>
+          </w:p>
+        </w:tc>
+      </w:tr>
+      <w:tr>
+        <w:tc>
+          <w:tcPr/>
+          <w:p>
+            <w:pPr>
+              <w:pStyle w:val="Compact"/>
+              <w:jc w:val="left"/>
+            </w:pPr>
+            <w:r>
+              <w:t xml:space="preserve">Monitor</w:t>
+            </w:r>
+          </w:p>
+        </w:tc>
+        <w:tc>
+          <w:tcPr/>
+          <w:p>
+            <w:pPr>
+              <w:pStyle w:val="Compact"/>
+              <w:jc w:val="center"/>
+            </w:pPr>
+            <w:r>
+              <w:t xml:space="preserve">→</w:t>
+            </w:r>
+          </w:p>
+        </w:tc>
+        <w:tc>
+          <w:tcPr/>
+          <w:p>
+            <w:pPr>
+              <w:pStyle w:val="Compact"/>
+              <w:jc w:val="left"/>
+            </w:pPr>
+            <w:r>
+              <w:t xml:space="preserve">Raspberry Pi</w:t>
+            </w:r>
+          </w:p>
+        </w:tc>
+        <w:tc>
+          <w:tcPr/>
+          <w:p>
+            <w:pPr>
+              <w:pStyle w:val="Compact"/>
+              <w:jc w:val="left"/>
+            </w:pPr>
+            <w:r>
+              <w:t xml:space="preserve">HDMI</w:t>
+            </w:r>
+          </w:p>
+        </w:tc>
+      </w:tr>
+      <w:tr>
+        <w:tc>
+          <w:tcPr/>
+          <w:p>
+            <w:pPr>
+              <w:pStyle w:val="Compact"/>
+              <w:jc w:val="left"/>
+            </w:pPr>
+            <w:r>
+              <w:t xml:space="preserve">Monitor</w:t>
+            </w:r>
+          </w:p>
+        </w:tc>
+        <w:tc>
+          <w:tcPr/>
+          <w:p>
+            <w:pPr>
+              <w:pStyle w:val="Compact"/>
+              <w:jc w:val="center"/>
+            </w:pPr>
+            <w:r>
+              <w:t xml:space="preserve">→</w:t>
+            </w:r>
+          </w:p>
+        </w:tc>
+        <w:tc>
+          <w:tcPr/>
+          <w:p>
+            <w:pPr>
+              <w:pStyle w:val="Compact"/>
+              <w:jc w:val="left"/>
+            </w:pPr>
+            <w:r>
+              <w:t xml:space="preserve">Raspberry Pi</w:t>
+            </w:r>
+          </w:p>
+        </w:tc>
+        <w:tc>
+          <w:tcPr/>
+          <w:p>
+            <w:pPr>
+              <w:pStyle w:val="Compact"/>
+              <w:jc w:val="left"/>
+            </w:pPr>
+            <w:r>
+              <w:t xml:space="preserve">USB, white port</w:t>
+            </w:r>
+          </w:p>
+        </w:tc>
+      </w:tr>
+      <w:tr>
+        <w:tc>
+          <w:tcPr/>
+          <w:p>
+            <w:pPr>
+              <w:pStyle w:val="Compact"/>
+              <w:jc w:val="left"/>
+            </w:pPr>
+            <w:r>
+              <w:t xml:space="preserve">Audio interface</w:t>
+            </w:r>
+          </w:p>
+        </w:tc>
+        <w:tc>
+          <w:tcPr/>
+          <w:p>
+            <w:pPr>
+              <w:pStyle w:val="Compact"/>
+              <w:jc w:val="center"/>
+            </w:pPr>
+            <w:r>
+              <w:t xml:space="preserve">→</w:t>
+            </w:r>
+          </w:p>
+        </w:tc>
+        <w:tc>
+          <w:tcPr/>
+          <w:p>
+            <w:pPr>
+              <w:pStyle w:val="Compact"/>
+              <w:jc w:val="left"/>
+            </w:pPr>
+            <w:r>
+              <w:t xml:space="preserve">Raspberry Pi</w:t>
+            </w:r>
+          </w:p>
+        </w:tc>
+        <w:tc>
+          <w:tcPr/>
+          <w:p>
+            <w:pPr>
+              <w:pStyle w:val="Compact"/>
+              <w:jc w:val="left"/>
+            </w:pPr>
+            <w:r>
+              <w:t xml:space="preserve">USB, blue port</w:t>
+            </w:r>
+          </w:p>
+        </w:tc>
+      </w:tr>
+      <w:tr>
+        <w:tc>
+          <w:tcPr/>
+          <w:p>
+            <w:pPr>
+              <w:pStyle w:val="Compact"/>
+              <w:jc w:val="left"/>
+            </w:pPr>
+            <w:r>
+              <w:t xml:space="preserve">Audio interface</w:t>
+            </w:r>
+          </w:p>
+        </w:tc>
+        <w:tc>
+          <w:tcPr/>
+          <w:p>
+            <w:pPr>
+              <w:pStyle w:val="Compact"/>
+              <w:jc w:val="center"/>
+            </w:pPr>
+            <w:r>
+              <w:t xml:space="preserve">→</w:t>
+            </w:r>
+          </w:p>
+        </w:tc>
+        <w:tc>
+          <w:tcPr/>
+          <w:p>
+            <w:pPr>
+              <w:pStyle w:val="Compact"/>
+              <w:jc w:val="left"/>
+            </w:pPr>
+            <w:r>
+              <w:t xml:space="preserve">MIDI keyboard</w:t>
+            </w:r>
+          </w:p>
+        </w:tc>
+        <w:tc>
+          <w:tcPr/>
+          <w:p>
+            <w:pPr>
+              <w:pStyle w:val="Compact"/>
+              <w:jc w:val="left"/>
+            </w:pPr>
+            <w:r>
+              <w:t xml:space="preserve">MIDI cable</w:t>
+            </w:r>
+            <w:r>
+              <w:rPr>
+                <w:rStyle w:val="FootnoteReference"/>
+              </w:rPr>
+              <w:footnoteReference w:id="42"/>
+            </w:r>
+          </w:p>
+        </w:tc>
+      </w:tr>
+      <w:tr>
+        <w:tc>
+          <w:tcPr/>
+          <w:p>
+            <w:pPr>
+              <w:pStyle w:val="Compact"/>
+              <w:jc w:val="left"/>
+            </w:pPr>
+            <w:r>
+              <w:t xml:space="preserve">Computer keyboard / mouse</w:t>
+            </w:r>
+          </w:p>
+        </w:tc>
+        <w:tc>
+          <w:tcPr/>
+          <w:p>
+            <w:pPr>
+              <w:pStyle w:val="Compact"/>
+              <w:jc w:val="center"/>
+            </w:pPr>
+            <w:r>
+              <w:t xml:space="preserve">→</w:t>
+            </w:r>
+          </w:p>
+        </w:tc>
+        <w:tc>
+          <w:tcPr/>
+          <w:p>
+            <w:pPr>
+              <w:pStyle w:val="Compact"/>
+              <w:jc w:val="left"/>
+            </w:pPr>
+            <w:r>
+              <w:t xml:space="preserve">Raspberry Pi</w:t>
+            </w:r>
+          </w:p>
+        </w:tc>
+        <w:tc>
+          <w:tcPr/>
+          <w:p>
+            <w:pPr>
+              <w:pStyle w:val="Compact"/>
+              <w:jc w:val="left"/>
+            </w:pPr>
+            <w:r>
+              <w:t xml:space="preserve">USB, white first, then blue</w:t>
+            </w:r>
+          </w:p>
+        </w:tc>
+      </w:tr>
+      <w:tr>
+        <w:tc>
+          <w:tcPr/>
+          <w:p>
+            <w:pPr>
+              <w:pStyle w:val="Compact"/>
+              <w:jc w:val="left"/>
+            </w:pPr>
+            <w:r>
+              <w:t xml:space="preserve">Raspberry Pi</w:t>
+            </w:r>
+          </w:p>
+        </w:tc>
+        <w:tc>
+          <w:tcPr/>
+          <w:p>
+            <w:pPr>
+              <w:pStyle w:val="Compact"/>
+              <w:jc w:val="center"/>
+            </w:pPr>
+            <w:r>
+              <w:t xml:space="preserve">→</w:t>
+            </w:r>
+          </w:p>
+        </w:tc>
+        <w:tc>
+          <w:tcPr/>
+          <w:p>
+            <w:pPr>
+              <w:pStyle w:val="Compact"/>
+              <w:jc w:val="left"/>
+            </w:pPr>
+            <w:r>
+              <w:t xml:space="preserve">AC power</w:t>
+            </w:r>
+          </w:p>
+        </w:tc>
+        <w:tc>
+          <w:tcPr/>
+          <w:p>
+            <w:pPr>
+              <w:pStyle w:val="Compact"/>
+            </w:pPr>
+          </w:p>
+        </w:tc>
+      </w:tr>
+      <w:tr>
+        <w:tc>
+          <w:tcPr/>
+          <w:p>
+            <w:pPr>
+              <w:pStyle w:val="Compact"/>
+              <w:jc w:val="left"/>
+            </w:pPr>
+            <w:r>
+              <w:t xml:space="preserve">MIDI Keyboard</w:t>
+            </w:r>
+          </w:p>
+        </w:tc>
+        <w:tc>
+          <w:tcPr/>
+          <w:p>
+            <w:pPr>
+              <w:pStyle w:val="Compact"/>
+              <w:jc w:val="center"/>
+            </w:pPr>
+            <w:r>
+              <w:t xml:space="preserve">→</w:t>
+            </w:r>
+          </w:p>
+        </w:tc>
+        <w:tc>
+          <w:tcPr/>
+          <w:p>
+            <w:pPr>
+              <w:pStyle w:val="Compact"/>
+              <w:jc w:val="left"/>
+            </w:pPr>
+            <w:r>
+              <w:t xml:space="preserve">AC power</w:t>
+            </w:r>
+          </w:p>
+        </w:tc>
+        <w:tc>
+          <w:tcPr/>
+          <w:p>
+            <w:pPr>
+              <w:pStyle w:val="Compact"/>
+            </w:pPr>
+          </w:p>
+        </w:tc>
+      </w:tr>
+      <w:tr>
+        <w:tc>
+          <w:tcPr/>
+          <w:p>
+            <w:pPr>
+              <w:pStyle w:val="Compact"/>
+              <w:jc w:val="left"/>
+            </w:pPr>
+            <w:r>
+              <w:t xml:space="preserve">Headphones or speakers</w:t>
+            </w:r>
+          </w:p>
+        </w:tc>
+        <w:tc>
+          <w:tcPr/>
+          <w:p>
+            <w:pPr>
+              <w:pStyle w:val="Compact"/>
+              <w:jc w:val="center"/>
+            </w:pPr>
+            <w:r>
+              <w:t xml:space="preserve">→</w:t>
+            </w:r>
+          </w:p>
+        </w:tc>
+        <w:tc>
+          <w:tcPr/>
+          <w:p>
+            <w:pPr>
+              <w:pStyle w:val="Compact"/>
+              <w:jc w:val="left"/>
+            </w:pPr>
+            <w:r>
+              <w:t xml:space="preserve">audio interface (preferred)</w:t>
+            </w:r>
+          </w:p>
+        </w:tc>
+        <w:tc>
+          <w:tcPr/>
+          <w:p>
+            <w:pPr>
+              <w:pStyle w:val="Compact"/>
+              <w:jc w:val="left"/>
+            </w:pPr>
+            <w:r>
+              <w:t xml:space="preserve">Wired (preferred)</w:t>
+            </w:r>
+          </w:p>
+        </w:tc>
+      </w:tr>
+    </w:tbl>
+    <w:bookmarkEnd w:id="43"/>
+    <w:bookmarkEnd w:id="44"/>
+    <w:bookmarkStart w:id="46" w:name="digital-organ"/>
     <w:p>
       <w:pPr>
         <w:pStyle w:val="Heading1"/>
       </w:pPr>
       <w:r>
-        <w:t xml:space="preserve">2. Set-up</w:t>
+        <w:t xml:space="preserve">4. Digital Organ</w:t>
       </w:r>
     </w:p>
     <w:p>
@@ -875,7 +2077,7 @@
         <w:pStyle w:val="FirstParagraph"/>
       </w:pPr>
       <w:r>
-        <w:t xml:space="preserve">Setting up the hardware and software for GrandOrgue</w:t>
+        <w:t xml:space="preserve">Using GrandOrgue with a MIDI-equipped organ</w:t>
       </w:r>
     </w:p>
     <w:p>
@@ -886,13 +2088,684 @@
         <w:br/>
       </w:r>
     </w:p>
-    <w:bookmarkStart w:id="38" w:name="raspberry-pi-setup"/>
+    <w:p>
+      <w:pPr>
+        <w:pStyle w:val="BodyText"/>
+      </w:pPr>
+      <w:r>
+        <w:t xml:space="preserve">This page describes how to set up GrandOrgue with a MIDI-equipped digital organ.</w:t>
+      </w:r>
+    </w:p>
+    <w:p>
+      <w:pPr>
+        <w:pStyle w:val="Compact"/>
+        <w:numPr>
+          <w:ilvl w:val="0"/>
+          <w:numId w:val="1007"/>
+        </w:numPr>
+      </w:pPr>
+      <w:r>
+        <w:t xml:space="preserve">Connect the touchscreen monitor to the Raspberry Pi (RPi) using an HDMI cable and a USB cable plugged into a white USB 2.0 port. The monitor needs both cables to handle video, audio, and mouse commands.</w:t>
+      </w:r>
+    </w:p>
+    <w:p>
+      <w:pPr>
+        <w:pStyle w:val="Compact"/>
+        <w:numPr>
+          <w:ilvl w:val="0"/>
+          <w:numId w:val="1007"/>
+        </w:numPr>
+      </w:pPr>
+      <w:r>
+        <w:t xml:space="preserve">Connect the Behringer UMC204HD USB audio interface to the RPi using a USB cable plugged into a blue USB 3.0 port.</w:t>
+      </w:r>
+    </w:p>
+    <w:p>
+      <w:pPr>
+        <w:pStyle w:val="Compact"/>
+        <w:numPr>
+          <w:ilvl w:val="0"/>
+          <w:numId w:val="1007"/>
+        </w:numPr>
+      </w:pPr>
+      <w:r>
+        <w:t xml:space="preserve">Connect the organ</w:t>
+      </w:r>
+      <w:r>
+        <w:t xml:space="preserve"> </w:t>
+      </w:r>
+      <w:r>
+        <w:rPr>
+          <w:b/>
+          <w:bCs/>
+        </w:rPr>
+        <w:t xml:space="preserve">MIDI OUT</w:t>
+      </w:r>
+      <w:r>
+        <w:t xml:space="preserve"> </w:t>
+      </w:r>
+      <w:r>
+        <w:t xml:space="preserve">to the audio interface</w:t>
+      </w:r>
+      <w:r>
+        <w:t xml:space="preserve"> </w:t>
+      </w:r>
+      <w:r>
+        <w:rPr>
+          <w:b/>
+          <w:bCs/>
+        </w:rPr>
+        <w:t xml:space="preserve">MIDI IN</w:t>
+      </w:r>
+      <w:r>
+        <w:t xml:space="preserve">. This enables the organ console to control the GrandOrgue software. Since the software won’t be controlling the organ console in any way, there is no need for a second MIDI cable. If the organ has separate switched and unswitched MIDI ports, using switched ports will require the divisional MIDI stops to be engaged in order for the virtual organ to sound through the speakers, while using unswitched ports will allow the virtual organ to speak regardless of whether the divisional MIDI stops are engaged. The second option is more intuitive for most applications.</w:t>
+      </w:r>
+    </w:p>
+    <w:p>
+      <w:pPr>
+        <w:pStyle w:val="Compact"/>
+        <w:numPr>
+          <w:ilvl w:val="0"/>
+          <w:numId w:val="1007"/>
+        </w:numPr>
+      </w:pPr>
+      <w:r>
+        <w:t xml:space="preserve">To utilize the digital organ speakers, connect the audio interface</w:t>
+      </w:r>
+      <w:r>
+        <w:t xml:space="preserve"> </w:t>
+      </w:r>
+      <w:r>
+        <w:rPr>
+          <w:b/>
+          <w:bCs/>
+        </w:rPr>
+        <w:t xml:space="preserve">AUDIO OUT</w:t>
+      </w:r>
+      <w:r>
+        <w:t xml:space="preserve"> </w:t>
+      </w:r>
+      <w:r>
+        <w:t xml:space="preserve">to audio line inputs on the organ. This will require either two 1/4” TRS or a two-channel RCA cable, depending on the organ.</w:t>
+      </w:r>
+    </w:p>
+    <w:p>
+      <w:pPr>
+        <w:pStyle w:val="Compact"/>
+        <w:numPr>
+          <w:ilvl w:val="0"/>
+          <w:numId w:val="1007"/>
+        </w:numPr>
+      </w:pPr>
+      <w:r>
+        <w:t xml:space="preserve">If using an external keyboard or mouse, connect to it to the RPi using either the white USB 2.0 port (preferred) or the remaining blue USB 3.0 port.</w:t>
+      </w:r>
+    </w:p>
+    <w:p>
+      <w:pPr>
+        <w:pStyle w:val="Compact"/>
+        <w:numPr>
+          <w:ilvl w:val="0"/>
+          <w:numId w:val="1007"/>
+        </w:numPr>
+      </w:pPr>
+      <w:r>
+        <w:t xml:space="preserve">Connect the power supplies to the RPi.</w:t>
+      </w:r>
+    </w:p>
+    <w:bookmarkStart w:id="45" w:name="to-summarize-1"/>
+    <w:p>
+      <w:pPr>
+        <w:pStyle w:val="Heading3"/>
+      </w:pPr>
+      <w:r>
+        <w:t xml:space="preserve">4.0.1 To summarize</w:t>
+      </w:r>
+    </w:p>
+    <w:p>
+      <w:pPr>
+        <w:pStyle w:val="TableCaption"/>
+      </w:pPr>
+      <w:r>
+        <w:t xml:space="preserve">Using a virtual pipe organ on Raspberry Pi with a MIDI-equipped digital organ</w:t>
+      </w:r>
+    </w:p>
+    <w:tbl>
+      <w:tblPr>
+        <w:tblStyle w:val="Table"/>
+        <w:tblW w:type="pct" w:w="5000"/>
+        <w:tblLayout w:type="fixed"/>
+        <w:tblLook w:firstRow="1" w:lastRow="0" w:firstColumn="0" w:lastColumn="0" w:noHBand="0" w:noVBand="0" w:val="0020"/>
+        <w:tblCaption w:val="Using a virtual pipe organ on Raspberry Pi with a MIDI-equipped digital organ"/>
+      </w:tblPr>
+      <w:tblGrid>
+        <w:gridCol w:w="2022"/>
+        <w:gridCol w:w="505"/>
+        <w:gridCol w:w="2527"/>
+        <w:gridCol w:w="2864"/>
+      </w:tblGrid>
+      <w:tr>
+        <w:trPr>
+          <w:tblHeader w:val="on"/>
+        </w:trPr>
+        <w:tc>
+          <w:tcPr/>
+          <w:p>
+            <w:pPr>
+              <w:pStyle w:val="Compact"/>
+              <w:jc w:val="left"/>
+            </w:pPr>
+            <w:r>
+              <w:t xml:space="preserve">Connect…</w:t>
+            </w:r>
+          </w:p>
+        </w:tc>
+        <w:tc>
+          <w:tcPr/>
+          <w:p>
+            <w:pPr>
+              <w:pStyle w:val="Compact"/>
+            </w:pPr>
+          </w:p>
+        </w:tc>
+        <w:tc>
+          <w:tcPr/>
+          <w:p>
+            <w:pPr>
+              <w:pStyle w:val="Compact"/>
+              <w:jc w:val="left"/>
+            </w:pPr>
+            <w:r>
+              <w:t xml:space="preserve">…to…</w:t>
+            </w:r>
+          </w:p>
+        </w:tc>
+        <w:tc>
+          <w:tcPr/>
+          <w:p>
+            <w:pPr>
+              <w:pStyle w:val="Compact"/>
+              <w:jc w:val="left"/>
+            </w:pPr>
+            <w:r>
+              <w:t xml:space="preserve">…using</w:t>
+            </w:r>
+          </w:p>
+        </w:tc>
+      </w:tr>
+      <w:tr>
+        <w:tc>
+          <w:tcPr/>
+          <w:p>
+            <w:pPr>
+              <w:pStyle w:val="Compact"/>
+              <w:jc w:val="left"/>
+            </w:pPr>
+            <w:r>
+              <w:t xml:space="preserve">Monitor</w:t>
+            </w:r>
+          </w:p>
+        </w:tc>
+        <w:tc>
+          <w:tcPr/>
+          <w:p>
+            <w:pPr>
+              <w:pStyle w:val="Compact"/>
+              <w:jc w:val="center"/>
+            </w:pPr>
+            <w:r>
+              <w:t xml:space="preserve">→</w:t>
+            </w:r>
+          </w:p>
+        </w:tc>
+        <w:tc>
+          <w:tcPr/>
+          <w:p>
+            <w:pPr>
+              <w:pStyle w:val="Compact"/>
+              <w:jc w:val="left"/>
+            </w:pPr>
+            <w:r>
+              <w:t xml:space="preserve">Raspberry Pi</w:t>
+            </w:r>
+          </w:p>
+        </w:tc>
+        <w:tc>
+          <w:tcPr/>
+          <w:p>
+            <w:pPr>
+              <w:pStyle w:val="Compact"/>
+              <w:jc w:val="left"/>
+            </w:pPr>
+            <w:r>
+              <w:t xml:space="preserve">HDMI</w:t>
+            </w:r>
+          </w:p>
+        </w:tc>
+      </w:tr>
+      <w:tr>
+        <w:tc>
+          <w:tcPr/>
+          <w:p>
+            <w:pPr>
+              <w:pStyle w:val="Compact"/>
+              <w:jc w:val="left"/>
+            </w:pPr>
+            <w:r>
+              <w:t xml:space="preserve">Monitor</w:t>
+            </w:r>
+          </w:p>
+        </w:tc>
+        <w:tc>
+          <w:tcPr/>
+          <w:p>
+            <w:pPr>
+              <w:pStyle w:val="Compact"/>
+              <w:jc w:val="center"/>
+            </w:pPr>
+            <w:r>
+              <w:t xml:space="preserve">→</w:t>
+            </w:r>
+          </w:p>
+        </w:tc>
+        <w:tc>
+          <w:tcPr/>
+          <w:p>
+            <w:pPr>
+              <w:pStyle w:val="Compact"/>
+              <w:jc w:val="left"/>
+            </w:pPr>
+            <w:r>
+              <w:t xml:space="preserve">Raspberry Pi</w:t>
+            </w:r>
+          </w:p>
+        </w:tc>
+        <w:tc>
+          <w:tcPr/>
+          <w:p>
+            <w:pPr>
+              <w:pStyle w:val="Compact"/>
+              <w:jc w:val="left"/>
+            </w:pPr>
+            <w:r>
+              <w:t xml:space="preserve">USB, white port</w:t>
+            </w:r>
+          </w:p>
+        </w:tc>
+      </w:tr>
+      <w:tr>
+        <w:tc>
+          <w:tcPr/>
+          <w:p>
+            <w:pPr>
+              <w:pStyle w:val="Compact"/>
+              <w:jc w:val="left"/>
+            </w:pPr>
+            <w:r>
+              <w:t xml:space="preserve">Audio interface</w:t>
+            </w:r>
+          </w:p>
+        </w:tc>
+        <w:tc>
+          <w:tcPr/>
+          <w:p>
+            <w:pPr>
+              <w:pStyle w:val="Compact"/>
+              <w:jc w:val="center"/>
+            </w:pPr>
+            <w:r>
+              <w:t xml:space="preserve">→</w:t>
+            </w:r>
+          </w:p>
+        </w:tc>
+        <w:tc>
+          <w:tcPr/>
+          <w:p>
+            <w:pPr>
+              <w:pStyle w:val="Compact"/>
+              <w:jc w:val="left"/>
+            </w:pPr>
+            <w:r>
+              <w:t xml:space="preserve">Raspberry Pi</w:t>
+            </w:r>
+          </w:p>
+        </w:tc>
+        <w:tc>
+          <w:tcPr/>
+          <w:p>
+            <w:pPr>
+              <w:pStyle w:val="Compact"/>
+              <w:jc w:val="left"/>
+            </w:pPr>
+            <w:r>
+              <w:t xml:space="preserve">USB, blue port</w:t>
+            </w:r>
+          </w:p>
+        </w:tc>
+      </w:tr>
+      <w:tr>
+        <w:tc>
+          <w:tcPr/>
+          <w:p>
+            <w:pPr>
+              <w:pStyle w:val="Compact"/>
+              <w:jc w:val="left"/>
+            </w:pPr>
+            <w:r>
+              <w:t xml:space="preserve">Audio interface</w:t>
+            </w:r>
+            <w:r>
+              <w:t xml:space="preserve"> </w:t>
+            </w:r>
+            <w:r>
+              <w:rPr>
+                <w:b/>
+                <w:bCs/>
+              </w:rPr>
+              <w:t xml:space="preserve">MIDI IN</w:t>
+            </w:r>
+          </w:p>
+        </w:tc>
+        <w:tc>
+          <w:tcPr/>
+          <w:p>
+            <w:pPr>
+              <w:pStyle w:val="Compact"/>
+              <w:jc w:val="center"/>
+            </w:pPr>
+            <w:r>
+              <w:t xml:space="preserve">→</w:t>
+            </w:r>
+          </w:p>
+        </w:tc>
+        <w:tc>
+          <w:tcPr/>
+          <w:p>
+            <w:pPr>
+              <w:pStyle w:val="Compact"/>
+              <w:jc w:val="left"/>
+            </w:pPr>
+            <w:r>
+              <w:t xml:space="preserve">Organ</w:t>
+            </w:r>
+            <w:r>
+              <w:t xml:space="preserve"> </w:t>
+            </w:r>
+            <w:r>
+              <w:rPr>
+                <w:b/>
+                <w:bCs/>
+              </w:rPr>
+              <w:t xml:space="preserve">MIDI OUT</w:t>
+            </w:r>
+            <w:r>
+              <w:t xml:space="preserve"> </w:t>
+            </w:r>
+            <w:r>
+              <w:t xml:space="preserve">(unswitched preferred)</w:t>
+            </w:r>
+          </w:p>
+        </w:tc>
+        <w:tc>
+          <w:tcPr/>
+          <w:p>
+            <w:pPr>
+              <w:pStyle w:val="Compact"/>
+              <w:jc w:val="left"/>
+            </w:pPr>
+            <w:r>
+              <w:t xml:space="preserve">MIDI cable</w:t>
+            </w:r>
+          </w:p>
+        </w:tc>
+      </w:tr>
+      <w:tr>
+        <w:tc>
+          <w:tcPr/>
+          <w:p>
+            <w:pPr>
+              <w:pStyle w:val="Compact"/>
+              <w:jc w:val="left"/>
+            </w:pPr>
+            <w:r>
+              <w:t xml:space="preserve">Audio interface</w:t>
+            </w:r>
+            <w:r>
+              <w:t xml:space="preserve"> </w:t>
+            </w:r>
+            <w:r>
+              <w:rPr>
+                <w:b/>
+                <w:bCs/>
+              </w:rPr>
+              <w:t xml:space="preserve">AUDIO OUT</w:t>
+            </w:r>
+          </w:p>
+        </w:tc>
+        <w:tc>
+          <w:tcPr/>
+          <w:p>
+            <w:pPr>
+              <w:pStyle w:val="Compact"/>
+              <w:jc w:val="center"/>
+            </w:pPr>
+            <w:r>
+              <w:t xml:space="preserve">→</w:t>
+            </w:r>
+          </w:p>
+        </w:tc>
+        <w:tc>
+          <w:tcPr/>
+          <w:p>
+            <w:pPr>
+              <w:pStyle w:val="Compact"/>
+              <w:jc w:val="left"/>
+            </w:pPr>
+            <w:r>
+              <w:t xml:space="preserve">Organ audio</w:t>
+            </w:r>
+            <w:r>
+              <w:t xml:space="preserve"> </w:t>
+            </w:r>
+            <w:r>
+              <w:rPr>
+                <w:b/>
+                <w:bCs/>
+              </w:rPr>
+              <w:t xml:space="preserve">LINE IN</w:t>
+            </w:r>
+          </w:p>
+        </w:tc>
+        <w:tc>
+          <w:tcPr/>
+          <w:p>
+            <w:pPr>
+              <w:pStyle w:val="Compact"/>
+              <w:jc w:val="left"/>
+            </w:pPr>
+            <w:r>
+              <w:t xml:space="preserve">Two-channel RCA cable or two 1/4” TRS cables</w:t>
+            </w:r>
+          </w:p>
+        </w:tc>
+      </w:tr>
+      <w:tr>
+        <w:tc>
+          <w:tcPr/>
+          <w:p>
+            <w:pPr>
+              <w:pStyle w:val="Compact"/>
+              <w:jc w:val="left"/>
+            </w:pPr>
+            <w:r>
+              <w:t xml:space="preserve">Computer keyboard / mouse</w:t>
+            </w:r>
+          </w:p>
+        </w:tc>
+        <w:tc>
+          <w:tcPr/>
+          <w:p>
+            <w:pPr>
+              <w:pStyle w:val="Compact"/>
+              <w:jc w:val="center"/>
+            </w:pPr>
+            <w:r>
+              <w:t xml:space="preserve">→</w:t>
+            </w:r>
+          </w:p>
+        </w:tc>
+        <w:tc>
+          <w:tcPr/>
+          <w:p>
+            <w:pPr>
+              <w:pStyle w:val="Compact"/>
+              <w:jc w:val="left"/>
+            </w:pPr>
+            <w:r>
+              <w:t xml:space="preserve">Raspberry Pi</w:t>
+            </w:r>
+          </w:p>
+        </w:tc>
+        <w:tc>
+          <w:tcPr/>
+          <w:p>
+            <w:pPr>
+              <w:pStyle w:val="Compact"/>
+              <w:jc w:val="left"/>
+            </w:pPr>
+            <w:r>
+              <w:t xml:space="preserve">USB, white first, then blue</w:t>
+            </w:r>
+          </w:p>
+        </w:tc>
+      </w:tr>
+      <w:tr>
+        <w:tc>
+          <w:tcPr/>
+          <w:p>
+            <w:pPr>
+              <w:pStyle w:val="Compact"/>
+              <w:jc w:val="left"/>
+            </w:pPr>
+            <w:r>
+              <w:t xml:space="preserve">Raspberry Pi</w:t>
+            </w:r>
+          </w:p>
+        </w:tc>
+        <w:tc>
+          <w:tcPr/>
+          <w:p>
+            <w:pPr>
+              <w:pStyle w:val="Compact"/>
+              <w:jc w:val="center"/>
+            </w:pPr>
+            <w:r>
+              <w:t xml:space="preserve">→</w:t>
+            </w:r>
+          </w:p>
+        </w:tc>
+        <w:tc>
+          <w:tcPr/>
+          <w:p>
+            <w:pPr>
+              <w:pStyle w:val="Compact"/>
+              <w:jc w:val="left"/>
+            </w:pPr>
+            <w:r>
+              <w:t xml:space="preserve">AC power</w:t>
+            </w:r>
+          </w:p>
+        </w:tc>
+        <w:tc>
+          <w:tcPr/>
+          <w:p>
+            <w:pPr>
+              <w:pStyle w:val="Compact"/>
+            </w:pPr>
+          </w:p>
+        </w:tc>
+      </w:tr>
+      <w:tr>
+        <w:tc>
+          <w:tcPr/>
+          <w:p>
+            <w:pPr>
+              <w:pStyle w:val="Compact"/>
+              <w:jc w:val="left"/>
+            </w:pPr>
+            <w:r>
+              <w:t xml:space="preserve">MIDI Keyboard</w:t>
+            </w:r>
+          </w:p>
+        </w:tc>
+        <w:tc>
+          <w:tcPr/>
+          <w:p>
+            <w:pPr>
+              <w:pStyle w:val="Compact"/>
+              <w:jc w:val="center"/>
+            </w:pPr>
+            <w:r>
+              <w:t xml:space="preserve">→</w:t>
+            </w:r>
+          </w:p>
+        </w:tc>
+        <w:tc>
+          <w:tcPr/>
+          <w:p>
+            <w:pPr>
+              <w:pStyle w:val="Compact"/>
+              <w:jc w:val="left"/>
+            </w:pPr>
+            <w:r>
+              <w:t xml:space="preserve">AC power</w:t>
+            </w:r>
+          </w:p>
+        </w:tc>
+        <w:tc>
+          <w:tcPr/>
+          <w:p>
+            <w:pPr>
+              <w:pStyle w:val="Compact"/>
+            </w:pPr>
+          </w:p>
+        </w:tc>
+      </w:tr>
+    </w:tbl>
+    <w:bookmarkEnd w:id="45"/>
+    <w:bookmarkEnd w:id="46"/>
+    <w:bookmarkStart w:id="61" w:name="software-1"/>
+    <w:p>
+      <w:pPr>
+        <w:pStyle w:val="Heading1"/>
+      </w:pPr>
+      <w:r>
+        <w:t xml:space="preserve">5. Software</w:t>
+      </w:r>
+    </w:p>
+    <w:p>
+      <w:pPr>
+        <w:pStyle w:val="FirstParagraph"/>
+      </w:pPr>
+      <w:r>
+        <w:t xml:space="preserve">Setting up the GrandOrgue software</w:t>
+      </w:r>
+    </w:p>
+    <w:p>
+      <w:pPr>
+        <w:pStyle w:val="BodyText"/>
+      </w:pPr>
+      <w:r>
+        <w:br/>
+      </w:r>
+    </w:p>
+    <w:bookmarkStart w:id="51" w:name="raspberry-pi-setup"/>
     <w:p>
       <w:pPr>
         <w:pStyle w:val="Heading2"/>
       </w:pPr>
       <w:r>
-        <w:t xml:space="preserve">2.1 Raspberry Pi setup</w:t>
+        <w:t xml:space="preserve">5.1 Raspberry Pi setup</w:t>
       </w:r>
     </w:p>
     <w:p>
@@ -983,7 +2856,7 @@
       <w:r>
         <w:t xml:space="preserve"> </w:t>
       </w:r>
-      <w:hyperlink r:id="rId37">
+      <w:hyperlink r:id="rId47">
         <w:r>
           <w:rPr>
             <w:rStyle w:val="Hyperlink"/>
@@ -1000,23 +2873,292 @@
     </w:p>
     <w:p>
       <w:pPr>
+        <w:numPr>
+          <w:ilvl w:val="0"/>
+          <w:numId w:val="1008"/>
+        </w:numPr>
+      </w:pPr>
+      <w:r>
+        <w:t xml:space="preserve">Open a terminal and run</w:t>
+      </w:r>
+    </w:p>
+    <w:p>
+      <w:pPr>
+        <w:pStyle w:val="SourceCode"/>
+        <w:numPr>
+          <w:ilvl w:val="0"/>
+          <w:numId w:val="1000"/>
+        </w:numPr>
+      </w:pPr>
+      <w:r>
+        <w:rPr>
+          <w:rStyle w:val="FunctionTok"/>
+        </w:rPr>
+        <w:t xml:space="preserve">sudo</w:t>
+      </w:r>
+      <w:r>
+        <w:rPr>
+          <w:rStyle w:val="NormalTok"/>
+        </w:rPr>
+        <w:t xml:space="preserve"> raspi-config</w:t>
+      </w:r>
+    </w:p>
+    <w:p>
+      <w:pPr>
+        <w:numPr>
+          <w:ilvl w:val="0"/>
+          <w:numId w:val="1008"/>
+        </w:numPr>
+      </w:pPr>
+      <w:r>
+        <w:t xml:space="preserve">Use the down arrow key to select</w:t>
+      </w:r>
+      <w:r>
+        <w:t xml:space="preserve"> </w:t>
+      </w:r>
+      <w:r>
+        <w:rPr>
+          <w:b/>
+          <w:bCs/>
+        </w:rPr>
+        <w:t xml:space="preserve">Advanced Options</w:t>
+      </w:r>
+    </w:p>
+    <w:p>
+      <w:pPr>
+        <w:numPr>
+          <w:ilvl w:val="0"/>
+          <w:numId w:val="1008"/>
+        </w:numPr>
+      </w:pPr>
+      <w:r>
+        <w:t xml:space="preserve">In the next menu, select</w:t>
+      </w:r>
+      <w:r>
+        <w:t xml:space="preserve"> </w:t>
+      </w:r>
+      <w:r>
+        <w:rPr>
+          <w:b/>
+          <w:bCs/>
+        </w:rPr>
+        <w:t xml:space="preserve">Wayland</w:t>
+      </w:r>
+    </w:p>
+    <w:p>
+      <w:pPr>
+        <w:numPr>
+          <w:ilvl w:val="0"/>
+          <w:numId w:val="1008"/>
+        </w:numPr>
+      </w:pPr>
+      <w:r>
+        <w:t xml:space="preserve">Select</w:t>
+      </w:r>
+      <w:r>
+        <w:t xml:space="preserve"> </w:t>
+      </w:r>
+      <w:r>
+        <w:rPr>
+          <w:b/>
+          <w:bCs/>
+        </w:rPr>
+        <w:t xml:space="preserve">X11</w:t>
+      </w:r>
+      <w:r>
+        <w:t xml:space="preserve">, then</w:t>
+      </w:r>
+      <w:r>
+        <w:t xml:space="preserve"> </w:t>
+      </w:r>
+      <w:r>
+        <w:rPr>
+          <w:b/>
+          <w:bCs/>
+        </w:rPr>
+        <w:t xml:space="preserve">&lt;OK&gt;</w:t>
+      </w:r>
+    </w:p>
+    <w:p>
+      <w:pPr>
+        <w:numPr>
+          <w:ilvl w:val="0"/>
+          <w:numId w:val="1008"/>
+        </w:numPr>
+      </w:pPr>
+      <w:r>
+        <w:t xml:space="preserve">Use the right arrow key to select</w:t>
+      </w:r>
+      <w:r>
+        <w:t xml:space="preserve"> </w:t>
+      </w:r>
+      <w:r>
+        <w:rPr>
+          <w:b/>
+          <w:bCs/>
+        </w:rPr>
+        <w:t xml:space="preserve">&lt;Finish&gt;</w:t>
+      </w:r>
+      <w:r>
+        <w:t xml:space="preserve"> </w:t>
+      </w:r>
+      <w:r>
+        <w:t xml:space="preserve">and then</w:t>
+      </w:r>
+      <w:r>
+        <w:t xml:space="preserve"> </w:t>
+      </w:r>
+      <w:r>
+        <w:rPr>
+          <w:b/>
+          <w:bCs/>
+        </w:rPr>
+        <w:t xml:space="preserve">Reboot</w:t>
+      </w:r>
+    </w:p>
+    <w:p>
+      <w:pPr>
+        <w:pStyle w:val="FirstParagraph"/>
+      </w:pPr>
+      <w:r>
+        <w:t xml:space="preserve">The touch monitor is plug-and-play. Since the RPi 5 only has a single USB-C port, which is used for the power supply, the monitor needs to be connected to the RPi via both HDMI for data and USB for power. I used the HDMI to mini-HDMI cable that came with the RPi and the USB-C to USB-A cable that came with the monitor. The RPi needed to be rebooted after everything was connected for the touch screen to work properly.</w:t>
+      </w:r>
+    </w:p>
+    <w:bookmarkStart w:id="48" w:name="set-screen-resolution"/>
+    <w:p>
+      <w:pPr>
+        <w:pStyle w:val="Heading3"/>
+      </w:pPr>
+      <w:r>
+        <w:t xml:space="preserve">5.1.1 Set Screen Resolution</w:t>
+      </w:r>
+    </w:p>
+    <w:p>
+      <w:pPr>
+        <w:pStyle w:val="FirstParagraph"/>
+      </w:pPr>
+      <w:r>
+        <w:t xml:space="preserve">The Pi occasionally fails to read the monitor’s EDID (Extended Display Identification Data) on boot and defaults to 1024x768. Force the correct resolution by adding these lines to the boot config:</w:t>
+      </w:r>
+    </w:p>
+    <w:p>
+      <w:pPr>
+        <w:pStyle w:val="SourceCode"/>
+      </w:pPr>
+      <w:r>
+        <w:rPr>
+          <w:rStyle w:val="FunctionTok"/>
+        </w:rPr>
+        <w:t xml:space="preserve">sudo</w:t>
+      </w:r>
+      <w:r>
+        <w:rPr>
+          <w:rStyle w:val="NormalTok"/>
+        </w:rPr>
+        <w:t xml:space="preserve"> nano /boot/firmware/config.txt</w:t>
+      </w:r>
+    </w:p>
+    <w:p>
+      <w:pPr>
+        <w:pStyle w:val="FirstParagraph"/>
+      </w:pPr>
+      <w:r>
+        <w:t xml:space="preserve">Add at the bottom:</w:t>
+      </w:r>
+    </w:p>
+    <w:p>
+      <w:pPr>
+        <w:pStyle w:val="SourceCode"/>
+      </w:pPr>
+      <w:r>
+        <w:rPr>
+          <w:rStyle w:val="VerbatimChar"/>
+        </w:rPr>
+        <w:t xml:space="preserve">hdmi_force_hotplug=1</w:t>
+      </w:r>
+      <w:r>
+        <w:br/>
+      </w:r>
+      <w:r>
+        <w:rPr>
+          <w:rStyle w:val="VerbatimChar"/>
+        </w:rPr>
+        <w:t xml:space="preserve">hdmi_group=2</w:t>
+      </w:r>
+      <w:r>
+        <w:br/>
+      </w:r>
+      <w:r>
+        <w:rPr>
+          <w:rStyle w:val="VerbatimChar"/>
+        </w:rPr>
+        <w:t xml:space="preserve">hdmi_mode=82</w:t>
+      </w:r>
+      <w:r>
+        <w:br/>
+      </w:r>
+      <w:r>
+        <w:rPr>
+          <w:rStyle w:val="VerbatimChar"/>
+        </w:rPr>
+        <w:t xml:space="preserve">hdmi_force_hotplug=1 — forces Pi to treat HDMI as always connected</w:t>
+      </w:r>
+      <w:r>
+        <w:br/>
+      </w:r>
+      <w:r>
+        <w:rPr>
+          <w:rStyle w:val="VerbatimChar"/>
+        </w:rPr>
+        <w:t xml:space="preserve">hdmi_group=2 — sets DMT (Display Monitor Timings) mode for computer monitors</w:t>
+      </w:r>
+      <w:r>
+        <w:br/>
+      </w:r>
+      <w:r>
+        <w:rPr>
+          <w:rStyle w:val="VerbatimChar"/>
+        </w:rPr>
+        <w:t xml:space="preserve">hdmi_mode=82 — forces 1920x1080 at 60Hz</w:t>
+      </w:r>
+    </w:p>
+    <w:bookmarkEnd w:id="48"/>
+    <w:bookmarkStart w:id="49" w:name="touch-screen-right-click"/>
+    <w:p>
+      <w:pPr>
+        <w:pStyle w:val="Heading3"/>
+      </w:pPr>
+      <w:r>
+        <w:t xml:space="preserve">5.1.2 Touch screen right-click</w:t>
+      </w:r>
+    </w:p>
+    <w:p>
+      <w:pPr>
+        <w:pStyle w:val="FirstParagraph"/>
+      </w:pPr>
+      <w:r>
+        <w:t xml:space="preserve">There was no discernable way to right-click on the touch screen by default on the X11 release of Raspberry Pi OS. This can be fixed by telling X11, the software layer that manages the display and interprets input, to treat a specific pattern of touch behavior, such as briefly holding a finger still on a spot, as a right-click signal. To do this, we need to set three settings:</w:t>
+      </w:r>
+    </w:p>
+    <w:p>
+      <w:pPr>
         <w:pStyle w:val="Compact"/>
         <w:numPr>
           <w:ilvl w:val="0"/>
-          <w:numId w:val="1004"/>
+          <w:numId w:val="1009"/>
         </w:numPr>
       </w:pPr>
       <w:r>
-        <w:t xml:space="preserve">Open a terminal and run</w:t>
-      </w:r>
-      <w:r>
-        <w:t xml:space="preserve"> </w:t>
-      </w:r>
-      <w:r>
         <w:rPr>
           <w:rStyle w:val="VerbatimChar"/>
         </w:rPr>
-        <w:t xml:space="preserve">sudo raspi-config</w:t>
+        <w:t xml:space="preserve">EmulateThirdButton</w:t>
+      </w:r>
+      <w:r>
+        <w:t xml:space="preserve"> </w:t>
+      </w:r>
+      <w:r>
+        <w:t xml:space="preserve">to turns the feature on</w:t>
       </w:r>
     </w:p>
     <w:p>
@@ -1024,21 +3166,20 @@
         <w:pStyle w:val="Compact"/>
         <w:numPr>
           <w:ilvl w:val="0"/>
-          <w:numId w:val="1004"/>
+          <w:numId w:val="1009"/>
         </w:numPr>
       </w:pPr>
       <w:r>
-        <w:t xml:space="preserve">Use the down arrow key to select</w:t>
-      </w:r>
-      <w:r>
-        <w:t xml:space="preserve"> </w:t>
-      </w:r>
-      <w:r>
-        <w:rPr>
-          <w:b/>
-          <w:bCs/>
-        </w:rPr>
-        <w:t xml:space="preserve">Advanced Options</w:t>
+        <w:rPr>
+          <w:rStyle w:val="VerbatimChar"/>
+        </w:rPr>
+        <w:t xml:space="preserve">EmulateThirdButtonTimeout</w:t>
+      </w:r>
+      <w:r>
+        <w:t xml:space="preserve"> </w:t>
+      </w:r>
+      <w:r>
+        <w:t xml:space="preserve">to set how long to hold before it triggers, in milliseconds. 750 is long enough that normal taps don’t accidentally trigger it, but short enough to feel responsive.</w:t>
       </w:r>
     </w:p>
     <w:p>
@@ -1046,11 +3187,214 @@
         <w:pStyle w:val="Compact"/>
         <w:numPr>
           <w:ilvl w:val="0"/>
-          <w:numId w:val="1004"/>
+          <w:numId w:val="1009"/>
         </w:numPr>
       </w:pPr>
       <w:r>
-        <w:t xml:space="preserve">In the next menu, select</w:t>
+        <w:rPr>
+          <w:rStyle w:val="VerbatimChar"/>
+        </w:rPr>
+        <w:t xml:space="preserve">EmulateThirdButtonMoveThreshold</w:t>
+      </w:r>
+      <w:r>
+        <w:t xml:space="preserve"> </w:t>
+      </w:r>
+      <w:r>
+        <w:t xml:space="preserve">to set how many pixels your finger is allowed to drift during the hold before the gesture is cancelled. This prevents accidental right-clicks when you’re just resting your finger briefly while scrolling or moving around the screen.</w:t>
+      </w:r>
+    </w:p>
+    <w:p>
+      <w:pPr>
+        <w:pStyle w:val="FirstParagraph"/>
+      </w:pPr>
+      <w:r>
+        <w:t xml:space="preserve">Open a terminal window and enter:</w:t>
+      </w:r>
+    </w:p>
+    <w:p>
+      <w:pPr>
+        <w:pStyle w:val="SourceCode"/>
+      </w:pPr>
+      <w:r>
+        <w:rPr>
+          <w:rStyle w:val="FunctionTok"/>
+        </w:rPr>
+        <w:t xml:space="preserve">sudo</w:t>
+      </w:r>
+      <w:r>
+        <w:rPr>
+          <w:rStyle w:val="NormalTok"/>
+        </w:rPr>
+        <w:t xml:space="preserve"> nano /usr/share/X11/xorg.conf.d/99-ilitek-touch.conf</w:t>
+      </w:r>
+    </w:p>
+    <w:p>
+      <w:pPr>
+        <w:pStyle w:val="FirstParagraph"/>
+      </w:pPr>
+      <w:r>
+        <w:t xml:space="preserve">If this file exists, add the following inside the</w:t>
+      </w:r>
+      <w:r>
+        <w:t xml:space="preserve"> </w:t>
+      </w:r>
+      <w:r>
+        <w:rPr>
+          <w:rStyle w:val="VerbatimChar"/>
+        </w:rPr>
+        <w:t xml:space="preserve">Section "InputClass"</w:t>
+      </w:r>
+      <w:r>
+        <w:t xml:space="preserve"> </w:t>
+      </w:r>
+      <w:r>
+        <w:t xml:space="preserve">block:</w:t>
+      </w:r>
+    </w:p>
+    <w:p>
+      <w:pPr>
+        <w:pStyle w:val="SourceCode"/>
+      </w:pPr>
+      <w:r>
+        <w:rPr>
+          <w:rStyle w:val="VerbatimChar"/>
+        </w:rPr>
+        <w:t xml:space="preserve">Option "EmulateThirdButton" "1"</w:t>
+      </w:r>
+      <w:r>
+        <w:br/>
+      </w:r>
+      <w:r>
+        <w:rPr>
+          <w:rStyle w:val="VerbatimChar"/>
+        </w:rPr>
+        <w:t xml:space="preserve">Option "EmulateThirdButtonTimeout" "750"</w:t>
+      </w:r>
+      <w:r>
+        <w:br/>
+      </w:r>
+      <w:r>
+        <w:rPr>
+          <w:rStyle w:val="VerbatimChar"/>
+        </w:rPr>
+        <w:t xml:space="preserve">Option "EmulateThirdButtonMoveThreshold" "30"</w:t>
+      </w:r>
+    </w:p>
+    <w:p>
+      <w:pPr>
+        <w:pStyle w:val="FirstParagraph"/>
+      </w:pPr>
+      <w:r>
+        <w:t xml:space="preserve">If the file that opens is blank, paste the following in it:</w:t>
+      </w:r>
+    </w:p>
+    <w:p>
+      <w:pPr>
+        <w:pStyle w:val="SourceCode"/>
+      </w:pPr>
+      <w:r>
+        <w:rPr>
+          <w:rStyle w:val="VerbatimChar"/>
+        </w:rPr>
+        <w:t xml:space="preserve">Section "InputClass"</w:t>
+      </w:r>
+      <w:r>
+        <w:br/>
+      </w:r>
+      <w:r>
+        <w:rPr>
+          <w:rStyle w:val="VerbatimChar"/>
+        </w:rPr>
+        <w:t xml:space="preserve">    Identifier "ILITEK Touch"</w:t>
+      </w:r>
+      <w:r>
+        <w:br/>
+      </w:r>
+      <w:r>
+        <w:rPr>
+          <w:rStyle w:val="VerbatimChar"/>
+        </w:rPr>
+        <w:t xml:space="preserve">    MatchProduct "ILITEK ILITEK-TP"</w:t>
+      </w:r>
+      <w:r>
+        <w:br/>
+      </w:r>
+      <w:r>
+        <w:rPr>
+          <w:rStyle w:val="VerbatimChar"/>
+        </w:rPr>
+        <w:t xml:space="preserve">    MatchIsTouchscreen "on"</w:t>
+      </w:r>
+      <w:r>
+        <w:br/>
+      </w:r>
+      <w:r>
+        <w:rPr>
+          <w:rStyle w:val="VerbatimChar"/>
+        </w:rPr>
+        <w:t xml:space="preserve">    Option "TransformationMatrix" "1 0 0 0 1 0 0 0 1"</w:t>
+      </w:r>
+      <w:r>
+        <w:br/>
+      </w:r>
+      <w:r>
+        <w:rPr>
+          <w:rStyle w:val="VerbatimChar"/>
+        </w:rPr>
+        <w:t xml:space="preserve">    Option "EmulateThirdButton" "1"</w:t>
+      </w:r>
+      <w:r>
+        <w:br/>
+      </w:r>
+      <w:r>
+        <w:rPr>
+          <w:rStyle w:val="VerbatimChar"/>
+        </w:rPr>
+        <w:t xml:space="preserve">    Option "EmulateThirdButtonTimeout" "750"</w:t>
+      </w:r>
+      <w:r>
+        <w:br/>
+      </w:r>
+      <w:r>
+        <w:rPr>
+          <w:rStyle w:val="VerbatimChar"/>
+        </w:rPr>
+        <w:t xml:space="preserve">    Option "EmulateThirdButtonMoveThreshold" "30"</w:t>
+      </w:r>
+      <w:r>
+        <w:br/>
+      </w:r>
+      <w:r>
+        <w:rPr>
+          <w:rStyle w:val="VerbatimChar"/>
+        </w:rPr>
+        <w:t xml:space="preserve">EndSection</w:t>
+      </w:r>
+    </w:p>
+    <w:p>
+      <w:pPr>
+        <w:pStyle w:val="FirstParagraph"/>
+      </w:pPr>
+      <w:r>
+        <w:t xml:space="preserve">This does two things: maps the touch device correctly to the display and enables long-press (750ms hold) as right-click emulation. Save the file and reboot the machine. Touch screen right-clicking should now be supported.</w:t>
+      </w:r>
+    </w:p>
+    <w:bookmarkEnd w:id="49"/>
+    <w:bookmarkStart w:id="50" w:name="on-screen-keyboard"/>
+    <w:p>
+      <w:pPr>
+        <w:pStyle w:val="Heading3"/>
+      </w:pPr>
+      <w:r>
+        <w:t xml:space="preserve">5.1.3 On screen keyboard</w:t>
+      </w:r>
+    </w:p>
+    <w:p>
+      <w:pPr>
+        <w:pStyle w:val="FirstParagraph"/>
+      </w:pPr>
+      <w:r>
+        <w:t xml:space="preserve">The X11 release of Raspberry Pi OS also does not natively support an on-screen touch keyboard. To avoid needing an external keyboard, install and configure</w:t>
       </w:r>
       <w:r>
         <w:t xml:space="preserve"> </w:t>
@@ -1060,7 +3404,107 @@
           <w:b/>
           <w:bCs/>
         </w:rPr>
-        <w:t xml:space="preserve">Wayland</w:t>
+        <w:t xml:space="preserve">onboard</w:t>
+      </w:r>
+      <w:r>
+        <w:t xml:space="preserve">, a decent on-screen keyboard for X11 on Raspberry Pi:</w:t>
+      </w:r>
+    </w:p>
+    <w:p>
+      <w:pPr>
+        <w:pStyle w:val="SourceCode"/>
+      </w:pPr>
+      <w:r>
+        <w:rPr>
+          <w:rStyle w:val="FunctionTok"/>
+        </w:rPr>
+        <w:t xml:space="preserve">sudo</w:t>
+      </w:r>
+      <w:r>
+        <w:rPr>
+          <w:rStyle w:val="NormalTok"/>
+        </w:rPr>
+        <w:t xml:space="preserve"> apt install onboard</w:t>
+      </w:r>
+    </w:p>
+    <w:p>
+      <w:pPr>
+        <w:pStyle w:val="FirstParagraph"/>
+      </w:pPr>
+      <w:r>
+        <w:t xml:space="preserve">To make this keyboard automatically appear when needed, like on a tablet or smartphone, also install</w:t>
+      </w:r>
+      <w:r>
+        <w:t xml:space="preserve"> </w:t>
+      </w:r>
+      <w:r>
+        <w:rPr>
+          <w:b/>
+          <w:bCs/>
+        </w:rPr>
+        <w:t xml:space="preserve">AT-SPI2</w:t>
+      </w:r>
+      <w:r>
+        <w:t xml:space="preserve">, the Linux Assistive Technology Service Provider Interface, and enable accessibility:</w:t>
+      </w:r>
+    </w:p>
+    <w:p>
+      <w:pPr>
+        <w:pStyle w:val="SourceCode"/>
+      </w:pPr>
+      <w:r>
+        <w:rPr>
+          <w:rStyle w:val="FunctionTok"/>
+        </w:rPr>
+        <w:t xml:space="preserve">sudo</w:t>
+      </w:r>
+      <w:r>
+        <w:rPr>
+          <w:rStyle w:val="NormalTok"/>
+        </w:rPr>
+        <w:t xml:space="preserve"> apt install at-spi2-core</w:t>
+      </w:r>
+      <w:r>
+        <w:br/>
+      </w:r>
+      <w:r>
+        <w:rPr>
+          <w:rStyle w:val="ExtensionTok"/>
+        </w:rPr>
+        <w:t xml:space="preserve">gsettings</w:t>
+      </w:r>
+      <w:r>
+        <w:rPr>
+          <w:rStyle w:val="NormalTok"/>
+        </w:rPr>
+        <w:t xml:space="preserve"> set org.gnome.desktop.interface toolkit-accessibility true</w:t>
+      </w:r>
+    </w:p>
+    <w:p>
+      <w:pPr>
+        <w:pStyle w:val="FirstParagraph"/>
+      </w:pPr>
+      <w:r>
+        <w:t xml:space="preserve">Configure the keyboard to your liking using its built-in settings:</w:t>
+      </w:r>
+    </w:p>
+    <w:p>
+      <w:pPr>
+        <w:pStyle w:val="SourceCode"/>
+      </w:pPr>
+      <w:r>
+        <w:rPr>
+          <w:rStyle w:val="ExtensionTok"/>
+        </w:rPr>
+        <w:t xml:space="preserve">onboard-settings</w:t>
+      </w:r>
+    </w:p>
+    <w:p>
+      <w:pPr>
+        <w:pStyle w:val="FirstParagraph"/>
+      </w:pPr>
+      <w:r>
+        <w:t xml:space="preserve">I chose to dock it to the bottom of the screen and stretch across the screen, like on a tablet:</w:t>
       </w:r>
     </w:p>
     <w:p>
@@ -1068,34 +3512,17 @@
         <w:pStyle w:val="Compact"/>
         <w:numPr>
           <w:ilvl w:val="0"/>
-          <w:numId w:val="1004"/>
+          <w:numId w:val="1010"/>
         </w:numPr>
       </w:pPr>
       <w:r>
-        <w:t xml:space="preserve">Select</w:t>
-      </w:r>
-      <w:r>
-        <w:t xml:space="preserve"> </w:t>
-      </w:r>
-      <w:r>
-        <w:rPr>
-          <w:b/>
-          <w:bCs/>
-        </w:rPr>
-        <w:t xml:space="preserve">X11</w:t>
-      </w:r>
-      <w:r>
-        <w:t xml:space="preserve">, then</w:t>
-      </w:r>
-      <w:r>
-        <w:t xml:space="preserve"> </w:t>
-      </w:r>
-      <w:r>
-        <w:rPr>
-          <w:b/>
-          <w:bCs/>
-        </w:rPr>
-        <w:t xml:space="preserve">&lt;OK&gt;</w:t>
+        <w:t xml:space="preserve">Window → enable</w:t>
+      </w:r>
+      <w:r>
+        <w:t xml:space="preserve"> </w:t>
+      </w:r>
+      <w:r>
+        <w:t xml:space="preserve">“Dock to screen edge”</w:t>
       </w:r>
     </w:p>
     <w:p>
@@ -1103,37 +3530,53 @@
         <w:pStyle w:val="Compact"/>
         <w:numPr>
           <w:ilvl w:val="0"/>
-          <w:numId w:val="1004"/>
+          <w:numId w:val="1010"/>
         </w:numPr>
       </w:pPr>
       <w:r>
-        <w:t xml:space="preserve">Use the right arrow key to select</w:t>
-      </w:r>
-      <w:r>
-        <w:t xml:space="preserve"> </w:t>
-      </w:r>
-      <w:r>
-        <w:rPr>
-          <w:b/>
-          <w:bCs/>
-        </w:rPr>
-        <w:t xml:space="preserve">&lt;Finish&gt;</w:t>
-      </w:r>
-      <w:r>
-        <w:t xml:space="preserve"> </w:t>
-      </w:r>
-      <w:r>
-        <w:t xml:space="preserve">and then</w:t>
-      </w:r>
-      <w:r>
-        <w:t xml:space="preserve"> </w:t>
-      </w:r>
-      <w:r>
-        <w:rPr>
-          <w:b/>
-          <w:bCs/>
-        </w:rPr>
-        <w:t xml:space="preserve">Reboot</w:t>
+        <w:t xml:space="preserve">Window → Docking Settings → select</w:t>
+      </w:r>
+      <w:r>
+        <w:t xml:space="preserve"> </w:t>
+      </w:r>
+      <w:r>
+        <w:t xml:space="preserve">“Shrink workarea”</w:t>
+      </w:r>
+      <w:r>
+        <w:t xml:space="preserve">,</w:t>
+      </w:r>
+      <w:r>
+        <w:t xml:space="preserve"> </w:t>
+      </w:r>
+      <w:r>
+        <w:t xml:space="preserve">“Expand on landscape screens”</w:t>
+      </w:r>
+      <w:r>
+        <w:t xml:space="preserve">, and</w:t>
+      </w:r>
+      <w:r>
+        <w:t xml:space="preserve"> </w:t>
+      </w:r>
+      <w:r>
+        <w:t xml:space="preserve">“Expand on portrait screens”</w:t>
+      </w:r>
+    </w:p>
+    <w:p>
+      <w:pPr>
+        <w:pStyle w:val="Compact"/>
+        <w:numPr>
+          <w:ilvl w:val="0"/>
+          <w:numId w:val="1010"/>
+        </w:numPr>
+      </w:pPr>
+      <w:r>
+        <w:t xml:space="preserve">Window → Docking Settings → select</w:t>
+      </w:r>
+      <w:r>
+        <w:t xml:space="preserve"> </w:t>
+      </w:r>
+      <w:r>
+        <w:t xml:space="preserve">“Dock to screen edge: Bottom”</w:t>
       </w:r>
     </w:p>
     <w:p>
@@ -1141,17 +3584,391 @@
         <w:pStyle w:val="FirstParagraph"/>
       </w:pPr>
       <w:r>
-        <w:t xml:space="preserve">The touch monitor was plug-and-play. Since the RPi 5 only has a single USB-C port, which is used for the power supply, the monitor needed to be connected to the RPi via both HDMI for data and USB for power. I used the HDMI to mini-HDMI cable that came with the RPi and the USB-C to USB-A cable that came with the monitor. The RPi did need to be rebooted after everything was connected for the touch screen to work properly.</w:t>
-      </w:r>
-    </w:p>
-    <w:bookmarkEnd w:id="38"/>
-    <w:bookmarkStart w:id="43" w:name="grandorgue-installation"/>
+        <w:t xml:space="preserve">And to auto-show when needed:</w:t>
+      </w:r>
+    </w:p>
+    <w:p>
+      <w:pPr>
+        <w:pStyle w:val="Compact"/>
+        <w:numPr>
+          <w:ilvl w:val="0"/>
+          <w:numId w:val="1011"/>
+        </w:numPr>
+      </w:pPr>
+      <w:r>
+        <w:t xml:space="preserve">Auto-show →</w:t>
+      </w:r>
+      <w:r>
+        <w:t xml:space="preserve"> </w:t>
+      </w:r>
+      <w:r>
+        <w:t xml:space="preserve">“Auto-show when editing text”</w:t>
+      </w:r>
+    </w:p>
+    <w:p>
+      <w:pPr>
+        <w:pStyle w:val="FirstParagraph"/>
+      </w:pPr>
+      <w:r>
+        <w:t xml:space="preserve">This does not behave as flawlessly or as conveniently as one is accustomed to on mobile devices, but it is close enough for a system that will primarily be used as a virtual organ. For example, one caveat is that the keyboard application has to be running in order for auto-show to work. Also, the keyboard itself is known to work fine in some applications, not at all in some, and be hit-or-miss in others. To handle this, add a toggle button to the taskbar that can be used to launch the keyboard when first needed or to manually show it if it does not automatically show in some application. This requires three steps:</w:t>
+      </w:r>
+    </w:p>
+    <w:p>
+      <w:pPr>
+        <w:numPr>
+          <w:ilvl w:val="0"/>
+          <w:numId w:val="1012"/>
+        </w:numPr>
+      </w:pPr>
+      <w:r>
+        <w:t xml:space="preserve">Create a system-wide</w:t>
+      </w:r>
+      <w:r>
+        <w:t xml:space="preserve"> </w:t>
+      </w:r>
+      <w:r>
+        <w:rPr>
+          <w:rStyle w:val="VerbatimChar"/>
+        </w:rPr>
+        <w:t xml:space="preserve">.desktop</w:t>
+      </w:r>
+      <w:r>
+        <w:t xml:space="preserve"> </w:t>
+      </w:r>
+      <w:r>
+        <w:t xml:space="preserve">file:</w:t>
+      </w:r>
+    </w:p>
+    <w:p>
+      <w:pPr>
+        <w:pStyle w:val="SourceCode"/>
+        <w:numPr>
+          <w:ilvl w:val="0"/>
+          <w:numId w:val="1000"/>
+        </w:numPr>
+      </w:pPr>
+      <w:r>
+        <w:rPr>
+          <w:rStyle w:val="FunctionTok"/>
+        </w:rPr>
+        <w:t xml:space="preserve">sudo</w:t>
+      </w:r>
+      <w:r>
+        <w:rPr>
+          <w:rStyle w:val="NormalTok"/>
+        </w:rPr>
+        <w:t xml:space="preserve"> nano /usr/share/applications/onboard.desktop</w:t>
+      </w:r>
+    </w:p>
+    <w:p>
+      <w:pPr>
+        <w:numPr>
+          <w:ilvl w:val="0"/>
+          <w:numId w:val="1000"/>
+        </w:numPr>
+      </w:pPr>
+      <w:r>
+        <w:t xml:space="preserve">In it, add the following:</w:t>
+      </w:r>
+    </w:p>
+    <w:p>
+      <w:pPr>
+        <w:pStyle w:val="SourceCode"/>
+        <w:numPr>
+          <w:ilvl w:val="0"/>
+          <w:numId w:val="1000"/>
+        </w:numPr>
+      </w:pPr>
+      <w:r>
+        <w:rPr>
+          <w:rStyle w:val="VerbatimChar"/>
+        </w:rPr>
+        <w:t xml:space="preserve">[Desktop Entry]</w:t>
+      </w:r>
+      <w:r>
+        <w:br/>
+      </w:r>
+      <w:r>
+        <w:rPr>
+          <w:rStyle w:val="VerbatimChar"/>
+        </w:rPr>
+        <w:t xml:space="preserve">Name=On-Screen Keyboard</w:t>
+      </w:r>
+      <w:r>
+        <w:br/>
+      </w:r>
+      <w:r>
+        <w:rPr>
+          <w:rStyle w:val="VerbatimChar"/>
+        </w:rPr>
+        <w:t xml:space="preserve">Comment=Toggle On-Screen Keyboard</w:t>
+      </w:r>
+      <w:r>
+        <w:br/>
+      </w:r>
+      <w:r>
+        <w:rPr>
+          <w:rStyle w:val="VerbatimChar"/>
+        </w:rPr>
+        <w:t xml:space="preserve">Exec=bash -c 'DISPLAY=:0 killall onboard || DISPLAY=:0 onboard'</w:t>
+      </w:r>
+      <w:r>
+        <w:br/>
+      </w:r>
+      <w:r>
+        <w:rPr>
+          <w:rStyle w:val="VerbatimChar"/>
+        </w:rPr>
+        <w:t xml:space="preserve">Icon=onboard</w:t>
+      </w:r>
+      <w:r>
+        <w:br/>
+      </w:r>
+      <w:r>
+        <w:rPr>
+          <w:rStyle w:val="VerbatimChar"/>
+        </w:rPr>
+        <w:t xml:space="preserve">Type=Application</w:t>
+      </w:r>
+      <w:r>
+        <w:br/>
+      </w:r>
+      <w:r>
+        <w:rPr>
+          <w:rStyle w:val="VerbatimChar"/>
+        </w:rPr>
+        <w:t xml:space="preserve">Categories=Utility;</w:t>
+      </w:r>
+    </w:p>
+    <w:p>
+      <w:pPr>
+        <w:numPr>
+          <w:ilvl w:val="0"/>
+          <w:numId w:val="1012"/>
+        </w:numPr>
+      </w:pPr>
+      <w:r>
+        <w:t xml:space="preserve">Modify the system</w:t>
+      </w:r>
+      <w:r>
+        <w:t xml:space="preserve"> </w:t>
+      </w:r>
+      <w:r>
+        <w:rPr>
+          <w:rStyle w:val="VerbatimChar"/>
+        </w:rPr>
+        <w:t xml:space="preserve">panel</w:t>
+      </w:r>
+      <w:r>
+        <w:t xml:space="preserve"> </w:t>
+      </w:r>
+      <w:r>
+        <w:t xml:space="preserve">file to add it to the taskbar:</w:t>
+      </w:r>
+    </w:p>
+    <w:p>
+      <w:pPr>
+        <w:pStyle w:val="SourceCode"/>
+        <w:numPr>
+          <w:ilvl w:val="0"/>
+          <w:numId w:val="1000"/>
+        </w:numPr>
+      </w:pPr>
+      <w:r>
+        <w:rPr>
+          <w:rStyle w:val="FunctionTok"/>
+        </w:rPr>
+        <w:t xml:space="preserve">nano</w:t>
+      </w:r>
+      <w:r>
+        <w:rPr>
+          <w:rStyle w:val="NormalTok"/>
+        </w:rPr>
+        <w:t xml:space="preserve"> ~/.config/lxpanel/LXDE-pi/panels/panel</w:t>
+      </w:r>
+    </w:p>
+    <w:p>
+      <w:pPr>
+        <w:numPr>
+          <w:ilvl w:val="0"/>
+          <w:numId w:val="1000"/>
+        </w:numPr>
+      </w:pPr>
+      <w:r>
+        <w:t xml:space="preserve">Add the following block to the end of the file:</w:t>
+      </w:r>
+    </w:p>
+    <w:p>
+      <w:pPr>
+        <w:pStyle w:val="SourceCode"/>
+        <w:numPr>
+          <w:ilvl w:val="0"/>
+          <w:numId w:val="1000"/>
+        </w:numPr>
+      </w:pPr>
+      <w:r>
+        <w:rPr>
+          <w:rStyle w:val="VerbatimChar"/>
+        </w:rPr>
+        <w:t xml:space="preserve">Plugin {</w:t>
+      </w:r>
+      <w:r>
+        <w:br/>
+      </w:r>
+      <w:r>
+        <w:rPr>
+          <w:rStyle w:val="VerbatimChar"/>
+        </w:rPr>
+        <w:t xml:space="preserve">  type=launchtaskbar</w:t>
+      </w:r>
+      <w:r>
+        <w:br/>
+      </w:r>
+      <w:r>
+        <w:rPr>
+          <w:rStyle w:val="VerbatimChar"/>
+        </w:rPr>
+        <w:t xml:space="preserve">  Config {</w:t>
+      </w:r>
+      <w:r>
+        <w:br/>
+      </w:r>
+      <w:r>
+        <w:rPr>
+          <w:rStyle w:val="VerbatimChar"/>
+        </w:rPr>
+        <w:t xml:space="preserve">    Button {</w:t>
+      </w:r>
+      <w:r>
+        <w:br/>
+      </w:r>
+      <w:r>
+        <w:rPr>
+          <w:rStyle w:val="VerbatimChar"/>
+        </w:rPr>
+        <w:t xml:space="preserve">      id=onboard.desktop</w:t>
+      </w:r>
+      <w:r>
+        <w:br/>
+      </w:r>
+      <w:r>
+        <w:rPr>
+          <w:rStyle w:val="VerbatimChar"/>
+        </w:rPr>
+        <w:t xml:space="preserve">    }</w:t>
+      </w:r>
+      <w:r>
+        <w:br/>
+      </w:r>
+      <w:r>
+        <w:rPr>
+          <w:rStyle w:val="VerbatimChar"/>
+        </w:rPr>
+        <w:t xml:space="preserve">  }</w:t>
+      </w:r>
+      <w:r>
+        <w:br/>
+      </w:r>
+      <w:r>
+        <w:rPr>
+          <w:rStyle w:val="VerbatimChar"/>
+        </w:rPr>
+        <w:t xml:space="preserve">expand=0</w:t>
+      </w:r>
+      <w:r>
+        <w:br/>
+      </w:r>
+      <w:r>
+        <w:rPr>
+          <w:rStyle w:val="VerbatimChar"/>
+        </w:rPr>
+        <w:t xml:space="preserve">}</w:t>
+      </w:r>
+    </w:p>
+    <w:p>
+      <w:pPr>
+        <w:numPr>
+          <w:ilvl w:val="0"/>
+          <w:numId w:val="1012"/>
+        </w:numPr>
+      </w:pPr>
+      <w:r>
+        <w:t xml:space="preserve">Open the keyboard application on startup:</w:t>
+      </w:r>
+    </w:p>
+    <w:p>
+      <w:pPr>
+        <w:pStyle w:val="SourceCode"/>
+        <w:numPr>
+          <w:ilvl w:val="0"/>
+          <w:numId w:val="1000"/>
+        </w:numPr>
+      </w:pPr>
+      <w:r>
+        <w:rPr>
+          <w:rStyle w:val="FunctionTok"/>
+        </w:rPr>
+        <w:t xml:space="preserve">nano</w:t>
+      </w:r>
+      <w:r>
+        <w:rPr>
+          <w:rStyle w:val="NormalTok"/>
+        </w:rPr>
+        <w:t xml:space="preserve"> ~/.config/lxsession/LXDE-pi/autostart</w:t>
+      </w:r>
+    </w:p>
+    <w:p>
+      <w:pPr>
+        <w:numPr>
+          <w:ilvl w:val="0"/>
+          <w:numId w:val="1000"/>
+        </w:numPr>
+      </w:pPr>
+      <w:r>
+        <w:t xml:space="preserve">Add to the end of the file:</w:t>
+      </w:r>
+    </w:p>
+    <w:p>
+      <w:pPr>
+        <w:pStyle w:val="SourceCode"/>
+        <w:numPr>
+          <w:ilvl w:val="0"/>
+          <w:numId w:val="1000"/>
+        </w:numPr>
+      </w:pPr>
+      <w:r>
+        <w:rPr>
+          <w:rStyle w:val="VerbatimChar"/>
+        </w:rPr>
+        <w:t xml:space="preserve">@onboard</w:t>
+      </w:r>
+    </w:p>
+    <w:p>
+      <w:pPr>
+        <w:pStyle w:val="FirstParagraph"/>
+      </w:pPr>
+      <w:r>
+        <w:t xml:space="preserve">After these steps, reboot the machine for the settings to take affect.</w:t>
+      </w:r>
+    </w:p>
+    <w:bookmarkEnd w:id="50"/>
+    <w:bookmarkEnd w:id="51"/>
+    <w:bookmarkStart w:id="60" w:name="grandorgue"/>
     <w:p>
       <w:pPr>
         <w:pStyle w:val="Heading2"/>
       </w:pPr>
       <w:r>
-        <w:t xml:space="preserve">2.2 GrandOrgue installation</w:t>
+        <w:t xml:space="preserve">5.2 GrandOrgue</w:t>
+      </w:r>
+    </w:p>
+    <w:bookmarkStart w:id="56" w:name="installation"/>
+    <w:p>
+      <w:pPr>
+        <w:pStyle w:val="Heading3"/>
+      </w:pPr>
+      <w:r>
+        <w:t xml:space="preserve">5.2.1 Installation</w:t>
       </w:r>
     </w:p>
     <w:p>
@@ -1164,7 +3981,7 @@
       <w:r>
         <w:t xml:space="preserve"> </w:t>
       </w:r>
-      <w:hyperlink r:id="rId39">
+      <w:hyperlink r:id="rId52">
         <w:r>
           <w:rPr>
             <w:rStyle w:val="Hyperlink"/>
@@ -1200,7 +4017,7 @@
         <w:t xml:space="preserve">grandorgue_3.17.1-1_arm64.deb</w:t>
       </w:r>
       <w:r>
-        <w:t xml:space="preserve">. You can also download it directly in the terminal:</w:t>
+        <w:t xml:space="preserve">. It can also be downloaded directly in the terminal:</w:t>
       </w:r>
     </w:p>
     <w:p>
@@ -1220,12 +4037,248 @@
         <w:t xml:space="preserve"> https://github.com/GrandOrgue/grandorgue/releases/download/3.17.1-1/grandorgue_3.17.1-1_arm64.deb</w:t>
       </w:r>
     </w:p>
+    <w:tbl>
+      <w:tblPr>
+        <w:tblStyle w:val="Table"/>
+        <w:tblLook w:firstRow="0" w:lastRow="0" w:firstColumn="0" w:lastColumn="0" w:noHBand="0" w:noVBand="0" w:val="0000"/>
+        <w:tblBorders>
+          <w:top w:val="single" w:sz="4" w:space="0" w:color="0758E5"/>
+          <w:left w:val="single" w:sz="24" w:space="0" w:color="0758E5"/>
+          <w:bottom w:val="single" w:sz="4" w:space="0" w:color="0758E5"/>
+          <w:right w:val="single" w:sz="4" w:space="0" w:color="0758E5"/>
+        </w:tblBorders>
+        <w:tblCellMar>
+          <w:left w:w="144" w:type="dxa"/>
+          <w:right w:w="144" w:type="dxa"/>
+        </w:tblCellMar>
+        <w:tblLook w:firstRow="0" w:lastRow="0" w:firstColumn="0" w:lastColumn="0" w:noHBand="0" w:noVBand="0" w:val="0000"/>
+      </w:tblPr>
+      <w:tr>
+        <w:trPr>
+          <w:cantSplit/>
+        </w:trPr>
+        <w:tc>
+          <w:tcPr>
+            <w:shd w:color="auto" w:fill="dae6fb" w:val="clear"/>
+            <w:tcMar>
+              <w:top w:w="92" w:type="dxa"/>
+              <w:bottom w:w="92" w:type="dxa"/>
+            </w:tcMar>
+          </w:tcPr>
+          <w:p>
+            <w:pPr>
+              <w:pStyle w:val="FirstParagraph"/>
+            </w:pPr>
+            <w:pPr>
+              <w:spacing w:before="0" w:after="0"/>
+              <w:textAlignment w:val="center"/>
+            </w:pPr>
+            <w:r>
+              <w:drawing>
+                <wp:inline>
+                  <wp:extent cx="152400" cy="152400"/>
+                  <wp:effectExtent b="0" l="0" r="0" t="0"/>
+                  <wp:docPr descr="" title="" id="54" name="Picture"/>
+                  <a:graphic>
+                    <a:graphicData uri="http://schemas.openxmlformats.org/drawingml/2006/picture">
+                      <pic:pic>
+                        <pic:nvPicPr>
+                          <pic:cNvPr descr="/opt/quarto/share/formats/docx/note.png" id="55" name="Picture"/>
+                          <pic:cNvPicPr>
+                            <a:picLocks noChangeArrowheads="1" noChangeAspect="1"/>
+                          </pic:cNvPicPr>
+                        </pic:nvPicPr>
+                        <pic:blipFill>
+                          <a:blip r:embed="rId53"/>
+                          <a:stretch>
+                            <a:fillRect/>
+                          </a:stretch>
+                        </pic:blipFill>
+                        <pic:spPr bwMode="auto">
+                          <a:xfrm>
+                            <a:off x="0" y="0"/>
+                            <a:ext cx="152400" cy="152400"/>
+                          </a:xfrm>
+                          <a:prstGeom prst="rect">
+                            <a:avLst/>
+                          </a:prstGeom>
+                          <a:noFill/>
+                          <a:ln w="9525">
+                            <a:noFill/>
+                            <a:headEnd/>
+                            <a:tailEnd/>
+                          </a:ln>
+                        </pic:spPr>
+                      </pic:pic>
+                    </a:graphicData>
+                  </a:graphic>
+                </wp:inline>
+              </w:drawing>
+            </w:r>
+            <w:r>
+              <w:t xml:space="preserve"> </w:t>
+            </w:r>
+            <w:r>
+              <w:t xml:space="preserve"> </w:t>
+            </w:r>
+            <w:r>
+              <w:t xml:space="preserve">Note</w:t>
+            </w:r>
+          </w:p>
+        </w:tc>
+      </w:tr>
+      <w:tr>
+        <w:trPr>
+          <w:cantSplit/>
+        </w:trPr>
+        <w:tc>
+          <w:tcPr>
+            <w:tcMar>
+              <w:top w:w="108" w:type="dxa"/>
+              <w:bottom w:w="108" w:type="dxa"/>
+            </w:tcMar>
+          </w:tcPr>
+          <w:p>
+            <w:pPr>
+              <w:pStyle w:val="BodyText"/>
+            </w:pPr>
+            <w:pPr>
+              <w:spacing w:before="16" w:after="16"/>
+            </w:pPr>
+            <w:r>
+              <w:rPr>
+                <w:rStyle w:val="VerbatimChar"/>
+              </w:rPr>
+              <w:t xml:space="preserve">grandorgue</w:t>
+            </w:r>
+            <w:r>
+              <w:t xml:space="preserve"> </w:t>
+            </w:r>
+            <w:r>
+              <w:t xml:space="preserve">requires</w:t>
+            </w:r>
+            <w:r>
+              <w:t xml:space="preserve"> </w:t>
+            </w:r>
+            <w:r>
+              <w:rPr>
+                <w:b/>
+                <w:bCs/>
+              </w:rPr>
+              <w:t xml:space="preserve">wxWidgets 3.2</w:t>
+            </w:r>
+            <w:r>
+              <w:t xml:space="preserve"> </w:t>
+            </w:r>
+            <w:r>
+              <w:t xml:space="preserve">and</w:t>
+            </w:r>
+            <w:r>
+              <w:t xml:space="preserve"> </w:t>
+            </w:r>
+            <w:r>
+              <w:rPr>
+                <w:rStyle w:val="VerbatimChar"/>
+              </w:rPr>
+              <w:t xml:space="preserve">grandorgue-wx30</w:t>
+            </w:r>
+            <w:r>
+              <w:t xml:space="preserve"> </w:t>
+            </w:r>
+            <w:r>
+              <w:t xml:space="preserve">requires</w:t>
+            </w:r>
+            <w:r>
+              <w:t xml:space="preserve"> </w:t>
+            </w:r>
+            <w:r>
+              <w:rPr>
+                <w:b/>
+                <w:bCs/>
+              </w:rPr>
+              <w:t xml:space="preserve">wxWidgets 3.0</w:t>
+            </w:r>
+            <w:r>
+              <w:t xml:space="preserve">. Raspberry Pi OS Bookworm ships with wxWidgets 3.2, so the standard</w:t>
+            </w:r>
+            <w:r>
+              <w:t xml:space="preserve"> </w:t>
+            </w:r>
+            <w:r>
+              <w:rPr>
+                <w:rStyle w:val="VerbatimChar"/>
+              </w:rPr>
+              <w:t xml:space="preserve">grandorgue</w:t>
+            </w:r>
+            <w:r>
+              <w:t xml:space="preserve"> </w:t>
+            </w:r>
+            <w:r>
+              <w:t xml:space="preserve">package above is the correct one.</w:t>
+            </w:r>
+          </w:p>
+          <w:p/>
+        </w:tc>
+      </w:tr>
+    </w:tbl>
+    <w:p>
+      <w:pPr>
+        <w:pStyle w:val="BodyText"/>
+      </w:pPr>
+      <w:r>
+        <w:t xml:space="preserve">Install the software using either the downloaded installer or terminal:</w:t>
+      </w:r>
+    </w:p>
+    <w:p>
+      <w:pPr>
+        <w:pStyle w:val="SourceCode"/>
+      </w:pPr>
+      <w:r>
+        <w:rPr>
+          <w:rStyle w:val="FunctionTok"/>
+        </w:rPr>
+        <w:t xml:space="preserve">sudo</w:t>
+      </w:r>
+      <w:r>
+        <w:rPr>
+          <w:rStyle w:val="NormalTok"/>
+        </w:rPr>
+        <w:t xml:space="preserve"> apt install ./grandorgue_3.17.1-1_arm64.deb</w:t>
+      </w:r>
+      <w:r>
+        <w:br/>
+      </w:r>
+      <w:r>
+        <w:rPr>
+          <w:rStyle w:val="FunctionTok"/>
+        </w:rPr>
+        <w:t xml:space="preserve">sudo</w:t>
+      </w:r>
+      <w:r>
+        <w:rPr>
+          <w:rStyle w:val="NormalTok"/>
+        </w:rPr>
+        <w:t xml:space="preserve"> apt </w:t>
+      </w:r>
+      <w:r>
+        <w:rPr>
+          <w:rStyle w:val="AttributeTok"/>
+        </w:rPr>
+        <w:t xml:space="preserve">--fix-broken</w:t>
+      </w:r>
+      <w:r>
+        <w:rPr>
+          <w:rStyle w:val="NormalTok"/>
+        </w:rPr>
+        <w:t xml:space="preserve"> install</w:t>
+      </w:r>
+    </w:p>
     <w:p>
       <w:pPr>
         <w:pStyle w:val="FirstParagraph"/>
       </w:pPr>
       <w:r>
-        <w:t xml:space="preserve">(Note:</w:t>
+        <w:t xml:space="preserve">You might get a</w:t>
       </w:r>
       <w:r>
         <w:t xml:space="preserve"> </w:t>
@@ -1234,13 +4287,76 @@
         <w:rPr>
           <w:rStyle w:val="VerbatimChar"/>
         </w:rPr>
-        <w:t xml:space="preserve">grandorgue</w:t>
-      </w:r>
-      <w:r>
-        <w:t xml:space="preserve"> </w:t>
-      </w:r>
-      <w:r>
-        <w:t xml:space="preserve">requires</w:t>
+        <w:t xml:space="preserve">Permission Denied</w:t>
+      </w:r>
+      <w:r>
+        <w:t xml:space="preserve"> </w:t>
+      </w:r>
+      <w:r>
+        <w:t xml:space="preserve">warning, but it can be ignored:</w:t>
+      </w:r>
+    </w:p>
+    <w:p>
+      <w:pPr>
+        <w:pStyle w:val="SourceCode"/>
+      </w:pPr>
+      <w:r>
+        <w:rPr>
+          <w:rStyle w:val="ExtensionTok"/>
+        </w:rPr>
+        <w:t xml:space="preserve">N:</w:t>
+      </w:r>
+      <w:r>
+        <w:rPr>
+          <w:rStyle w:val="NormalTok"/>
+        </w:rPr>
+        <w:t xml:space="preserve"> Download is performed unsandboxed as root as file </w:t>
+      </w:r>
+      <w:r>
+        <w:rPr>
+          <w:rStyle w:val="StringTok"/>
+        </w:rPr>
+        <w:t xml:space="preserve">'/home/username/grandorgue_3.17.1-1_arm64.deb'</w:t>
+      </w:r>
+      <w:r>
+        <w:rPr>
+          <w:rStyle w:val="NormalTok"/>
+        </w:rPr>
+        <w:t xml:space="preserve"> couldn</w:t>
+      </w:r>
+      <w:r>
+        <w:rPr>
+          <w:rStyle w:val="StringTok"/>
+        </w:rPr>
+        <w:t xml:space="preserve">'t be accessed by user '</w:t>
+      </w:r>
+      <w:r>
+        <w:rPr>
+          <w:rStyle w:val="NormalTok"/>
+        </w:rPr>
+        <w:t xml:space="preserve">_apt</w:t>
+      </w:r>
+      <w:r>
+        <w:rPr>
+          <w:rStyle w:val="StringTok"/>
+        </w:rPr>
+        <w:t xml:space="preserve">'. - pkgAcquire::Run (13: Permission denied)</w:t>
+      </w:r>
+    </w:p>
+    <w:p>
+      <w:pPr>
+        <w:pStyle w:val="FirstParagraph"/>
+      </w:pPr>
+      <w:r>
+        <w:t xml:space="preserve">It is not a fatal error; the application should have installed fine.</w:t>
+      </w:r>
+    </w:p>
+    <w:p>
+      <w:pPr>
+        <w:pStyle w:val="BodyText"/>
+      </w:pPr>
+      <w:r>
+        <w:t xml:space="preserve">Verify the installation by looking for it in the</w:t>
       </w:r>
       <w:r>
         <w:t xml:space="preserve"> </w:t>
@@ -1250,28 +4366,31 @@
           <w:b/>
           <w:bCs/>
         </w:rPr>
-        <w:t xml:space="preserve">wxWidgets 3.2</w:t>
-      </w:r>
-      <w:r>
-        <w:t xml:space="preserve"> </w:t>
-      </w:r>
-      <w:r>
-        <w:t xml:space="preserve">and</w:t>
-      </w:r>
-      <w:r>
-        <w:t xml:space="preserve"> </w:t>
-      </w:r>
-      <w:r>
-        <w:rPr>
-          <w:rStyle w:val="VerbatimChar"/>
-        </w:rPr>
-        <w:t xml:space="preserve">grandorgue-wx30</w:t>
-      </w:r>
-      <w:r>
-        <w:t xml:space="preserve"> </w:t>
-      </w:r>
-      <w:r>
-        <w:t xml:space="preserve">requires</w:t>
+        <w:t xml:space="preserve">Sound &amp; Video</w:t>
+      </w:r>
+      <w:r>
+        <w:t xml:space="preserve"> </w:t>
+      </w:r>
+      <w:r>
+        <w:t xml:space="preserve">application menu. Launch the program. It should open and load the demo organ.</w:t>
+      </w:r>
+    </w:p>
+    <w:bookmarkEnd w:id="56"/>
+    <w:bookmarkStart w:id="57" w:name="configuration"/>
+    <w:p>
+      <w:pPr>
+        <w:pStyle w:val="Heading3"/>
+      </w:pPr>
+      <w:r>
+        <w:t xml:space="preserve">5.2.2 Configuration</w:t>
+      </w:r>
+    </w:p>
+    <w:p>
+      <w:pPr>
+        <w:pStyle w:val="FirstParagraph"/>
+      </w:pPr>
+      <w:r>
+        <w:t xml:space="preserve">Next, we need to map MIDI channels between GrandOrgue and the instrument. Open GrandOrgue and go to</w:t>
       </w:r>
       <w:r>
         <w:t xml:space="preserve"> </w:t>
@@ -1281,136 +4400,13 @@
           <w:b/>
           <w:bCs/>
         </w:rPr>
-        <w:t xml:space="preserve">wxWidgets 3.0</w:t>
-      </w:r>
-      <w:r>
-        <w:t xml:space="preserve">. Raspberry Pi OS Bookworm ships with wxWidgets 3.2, so the standard</w:t>
-      </w:r>
-      <w:r>
-        <w:t xml:space="preserve"> </w:t>
-      </w:r>
-      <w:r>
-        <w:rPr>
-          <w:rStyle w:val="VerbatimChar"/>
-        </w:rPr>
-        <w:t xml:space="preserve">grandorgue</w:t>
-      </w:r>
-      <w:r>
-        <w:t xml:space="preserve"> </w:t>
-      </w:r>
-      <w:r>
-        <w:t xml:space="preserve">package above is the correct one.)</w:t>
-      </w:r>
-    </w:p>
-    <w:p>
-      <w:pPr>
-        <w:pStyle w:val="BodyText"/>
-      </w:pPr>
-      <w:r>
-        <w:t xml:space="preserve">Install the software using either the downloaded installer or terminal:</w:t>
-      </w:r>
-    </w:p>
-    <w:p>
-      <w:pPr>
-        <w:pStyle w:val="SourceCode"/>
-      </w:pPr>
-      <w:r>
-        <w:rPr>
-          <w:rStyle w:val="FunctionTok"/>
-        </w:rPr>
-        <w:t xml:space="preserve">sudo</w:t>
-      </w:r>
-      <w:r>
-        <w:rPr>
-          <w:rStyle w:val="NormalTok"/>
-        </w:rPr>
-        <w:t xml:space="preserve"> apt install ./grandorgue_3.17.1-1_arm64.deb</w:t>
-      </w:r>
-    </w:p>
-    <w:p>
-      <w:pPr>
-        <w:pStyle w:val="FirstParagraph"/>
-      </w:pPr>
-      <w:r>
-        <w:t xml:space="preserve">You might get a</w:t>
-      </w:r>
-      <w:r>
-        <w:t xml:space="preserve"> </w:t>
-      </w:r>
-      <w:r>
-        <w:rPr>
-          <w:rStyle w:val="VerbatimChar"/>
-        </w:rPr>
-        <w:t xml:space="preserve">Permission Denied</w:t>
-      </w:r>
-      <w:r>
-        <w:t xml:space="preserve"> </w:t>
-      </w:r>
-      <w:r>
-        <w:t xml:space="preserve">warning, but it can be ignored:</w:t>
-      </w:r>
-    </w:p>
-    <w:p>
-      <w:pPr>
-        <w:pStyle w:val="SourceCode"/>
-      </w:pPr>
-      <w:r>
-        <w:rPr>
-          <w:rStyle w:val="ExtensionTok"/>
-        </w:rPr>
-        <w:t xml:space="preserve">N:</w:t>
-      </w:r>
-      <w:r>
-        <w:rPr>
-          <w:rStyle w:val="NormalTok"/>
-        </w:rPr>
-        <w:t xml:space="preserve"> Download is performed unsandboxed as root as file </w:t>
-      </w:r>
-      <w:r>
-        <w:rPr>
-          <w:rStyle w:val="StringTok"/>
-        </w:rPr>
-        <w:t xml:space="preserve">'/home/username/grandorgue_3.17.1-1_arm64.deb'</w:t>
-      </w:r>
-      <w:r>
-        <w:rPr>
-          <w:rStyle w:val="NormalTok"/>
-        </w:rPr>
-        <w:t xml:space="preserve"> couldn</w:t>
-      </w:r>
-      <w:r>
-        <w:rPr>
-          <w:rStyle w:val="StringTok"/>
-        </w:rPr>
-        <w:t xml:space="preserve">'t be accessed by user '</w:t>
-      </w:r>
-      <w:r>
-        <w:rPr>
-          <w:rStyle w:val="NormalTok"/>
-        </w:rPr>
-        <w:t xml:space="preserve">_apt</w:t>
-      </w:r>
-      <w:r>
-        <w:rPr>
-          <w:rStyle w:val="StringTok"/>
-        </w:rPr>
-        <w:t xml:space="preserve">'. - pkgAcquire::Run (13: Permission denied)</w:t>
-      </w:r>
-    </w:p>
-    <w:p>
-      <w:pPr>
-        <w:pStyle w:val="FirstParagraph"/>
-      </w:pPr>
-      <w:r>
-        <w:t xml:space="preserve">It is not a fatal error; the application should have installed fine.</w:t>
-      </w:r>
-    </w:p>
-    <w:p>
-      <w:pPr>
-        <w:pStyle w:val="BodyText"/>
-      </w:pPr>
-      <w:r>
-        <w:t xml:space="preserve">Verify the installation by looking for it in the</w:t>
+        <w:t xml:space="preserve">File</w:t>
+      </w:r>
+      <w:r>
+        <w:t xml:space="preserve"> </w:t>
+      </w:r>
+      <w:r>
+        <w:t xml:space="preserve">→</w:t>
       </w:r>
       <w:r>
         <w:t xml:space="preserve"> </w:t>
@@ -1420,22 +4416,260 @@
           <w:b/>
           <w:bCs/>
         </w:rPr>
-        <w:t xml:space="preserve">Sound &amp; Video</w:t>
-      </w:r>
-      <w:r>
-        <w:t xml:space="preserve"> </w:t>
-      </w:r>
-      <w:r>
-        <w:t xml:space="preserve">application menu. Launch the program. It should open and load the demo organ.</w:t>
-      </w:r>
-    </w:p>
-    <w:bookmarkStart w:id="40" w:name="midi"/>
-    <w:p>
-      <w:pPr>
-        <w:pStyle w:val="Heading3"/>
-      </w:pPr>
-      <w:r>
-        <w:t xml:space="preserve">2.2.1 MIDI</w:t>
+        <w:t xml:space="preserve">Settings</w:t>
+      </w:r>
+    </w:p>
+    <w:p>
+      <w:pPr>
+        <w:numPr>
+          <w:ilvl w:val="0"/>
+          <w:numId w:val="1013"/>
+        </w:numPr>
+      </w:pPr>
+      <w:r>
+        <w:rPr>
+          <w:b/>
+          <w:bCs/>
+        </w:rPr>
+        <w:t xml:space="preserve">MIDI Devices</w:t>
+      </w:r>
+      <w:r>
+        <w:t xml:space="preserve"> </w:t>
+      </w:r>
+      <w:r>
+        <w:t xml:space="preserve">tab: Select UNC204HD as both the</w:t>
+      </w:r>
+      <w:r>
+        <w:t xml:space="preserve"> </w:t>
+      </w:r>
+      <w:r>
+        <w:rPr>
+          <w:b/>
+          <w:bCs/>
+        </w:rPr>
+        <w:t xml:space="preserve">MIDI input device</w:t>
+      </w:r>
+      <w:r>
+        <w:t xml:space="preserve"> </w:t>
+      </w:r>
+      <w:r>
+        <w:t xml:space="preserve">and</w:t>
+      </w:r>
+      <w:r>
+        <w:t xml:space="preserve"> </w:t>
+      </w:r>
+      <w:r>
+        <w:rPr>
+          <w:b/>
+          <w:bCs/>
+        </w:rPr>
+        <w:t xml:space="preserve">MIDI output device</w:t>
+      </w:r>
+      <w:r>
+        <w:t xml:space="preserve">.</w:t>
+      </w:r>
+    </w:p>
+    <w:p>
+      <w:pPr>
+        <w:numPr>
+          <w:ilvl w:val="0"/>
+          <w:numId w:val="1013"/>
+        </w:numPr>
+      </w:pPr>
+      <w:r>
+        <w:rPr>
+          <w:b/>
+          <w:bCs/>
+        </w:rPr>
+        <w:t xml:space="preserve">Audio</w:t>
+      </w:r>
+      <w:r>
+        <w:t xml:space="preserve"> </w:t>
+      </w:r>
+      <w:r>
+        <w:t xml:space="preserve">tab:</w:t>
+      </w:r>
+    </w:p>
+    <w:p>
+      <w:pPr>
+        <w:pStyle w:val="Compact"/>
+        <w:numPr>
+          <w:ilvl w:val="1"/>
+          <w:numId w:val="1014"/>
+        </w:numPr>
+      </w:pPr>
+      <w:r>
+        <w:t xml:space="preserve">Set</w:t>
+      </w:r>
+      <w:r>
+        <w:t xml:space="preserve"> </w:t>
+      </w:r>
+      <w:r>
+        <w:rPr>
+          <w:b/>
+          <w:bCs/>
+        </w:rPr>
+        <w:t xml:space="preserve">Sample Rate</w:t>
+      </w:r>
+      <w:r>
+        <w:t xml:space="preserve"> </w:t>
+      </w:r>
+      <w:r>
+        <w:t xml:space="preserve">to 48000 and</w:t>
+      </w:r>
+      <w:r>
+        <w:t xml:space="preserve"> </w:t>
+      </w:r>
+      <w:r>
+        <w:rPr>
+          <w:b/>
+          <w:bCs/>
+        </w:rPr>
+        <w:t xml:space="preserve">Samples per buffer</w:t>
+      </w:r>
+      <w:r>
+        <w:t xml:space="preserve"> </w:t>
+      </w:r>
+      <w:r>
+        <w:t xml:space="preserve">to 128</w:t>
+      </w:r>
+    </w:p>
+    <w:p>
+      <w:pPr>
+        <w:pStyle w:val="Compact"/>
+        <w:numPr>
+          <w:ilvl w:val="1"/>
+          <w:numId w:val="1014"/>
+        </w:numPr>
+      </w:pPr>
+      <w:r>
+        <w:t xml:space="preserve">Under</w:t>
+      </w:r>
+      <w:r>
+        <w:t xml:space="preserve"> </w:t>
+      </w:r>
+      <w:r>
+        <w:rPr>
+          <w:b/>
+          <w:bCs/>
+        </w:rPr>
+        <w:t xml:space="preserve">Sound ports</w:t>
+      </w:r>
+      <w:r>
+        <w:t xml:space="preserve">, select</w:t>
+      </w:r>
+      <w:r>
+        <w:t xml:space="preserve"> </w:t>
+      </w:r>
+      <w:r>
+        <w:rPr>
+          <w:b/>
+          <w:bCs/>
+        </w:rPr>
+        <w:t xml:space="preserve">RtAudio</w:t>
+      </w:r>
+      <w:r>
+        <w:t xml:space="preserve"> </w:t>
+      </w:r>
+      <w:r>
+        <w:t xml:space="preserve">and</w:t>
+      </w:r>
+      <w:r>
+        <w:t xml:space="preserve"> </w:t>
+      </w:r>
+      <w:r>
+        <w:rPr>
+          <w:b/>
+          <w:bCs/>
+        </w:rPr>
+        <w:t xml:space="preserve">RtAudio alsa</w:t>
+      </w:r>
+    </w:p>
+    <w:p>
+      <w:pPr>
+        <w:pStyle w:val="Compact"/>
+        <w:numPr>
+          <w:ilvl w:val="1"/>
+          <w:numId w:val="1014"/>
+        </w:numPr>
+      </w:pPr>
+      <w:r>
+        <w:t xml:space="preserve">In the</w:t>
+      </w:r>
+      <w:r>
+        <w:t xml:space="preserve"> </w:t>
+      </w:r>
+      <w:r>
+        <w:rPr>
+          <w:b/>
+          <w:bCs/>
+        </w:rPr>
+        <w:t xml:space="preserve">Mapping output</w:t>
+      </w:r>
+      <w:r>
+        <w:t xml:space="preserve"> </w:t>
+      </w:r>
+      <w:r>
+        <w:t xml:space="preserve">panel, under</w:t>
+      </w:r>
+      <w:r>
+        <w:t xml:space="preserve"> </w:t>
+      </w:r>
+      <w:r>
+        <w:rPr>
+          <w:b/>
+          <w:bCs/>
+        </w:rPr>
+        <w:t xml:space="preserve">Audio Output</w:t>
+      </w:r>
+      <w:r>
+        <w:t xml:space="preserve">, set the Device to</w:t>
+      </w:r>
+      <w:r>
+        <w:t xml:space="preserve"> </w:t>
+      </w:r>
+      <w:r>
+        <w:rPr>
+          <w:b/>
+          <w:bCs/>
+        </w:rPr>
+        <w:t xml:space="preserve">RtAudio: alsa: Default ALSA Device [50 ms requested]</w:t>
+      </w:r>
+      <w:r>
+        <w:t xml:space="preserve"> </w:t>
+      </w:r>
+      <w:r>
+        <w:t xml:space="preserve">to route the audio through the built in monitor speakers for now. (To set this, click the name of the current device, then click</w:t>
+      </w:r>
+      <w:r>
+        <w:t xml:space="preserve"> </w:t>
+      </w:r>
+      <w:r>
+        <w:rPr>
+          <w:b/>
+          <w:bCs/>
+        </w:rPr>
+        <w:t xml:space="preserve">Change</w:t>
+      </w:r>
+      <w:r>
+        <w:t xml:space="preserve">.) See</w:t>
+      </w:r>
+      <w:r>
+        <w:t xml:space="preserve"> </w:t>
+      </w:r>
+      <w:hyperlink w:anchor="audio">
+        <w:r>
+          <w:rPr>
+            <w:rStyle w:val="Hyperlink"/>
+          </w:rPr>
+          <w:t xml:space="preserve">Audio</w:t>
+        </w:r>
+      </w:hyperlink>
+      <w:r>
+        <w:t xml:space="preserve"> </w:t>
+      </w:r>
+      <w:r>
+        <w:t xml:space="preserve">for instructions on changing this later.</w:t>
       </w:r>
     </w:p>
     <w:p>
@@ -1443,7 +4677,7 @@
         <w:pStyle w:val="FirstParagraph"/>
       </w:pPr>
       <w:r>
-        <w:t xml:space="preserve">Next, configure the MIDI hardware:</w:t>
+        <w:t xml:space="preserve">To reduce audio lag:</w:t>
       </w:r>
     </w:p>
     <w:p>
@@ -1451,11 +4685,47 @@
         <w:pStyle w:val="Compact"/>
         <w:numPr>
           <w:ilvl w:val="0"/>
-          <w:numId w:val="1005"/>
+          <w:numId w:val="1015"/>
         </w:numPr>
       </w:pPr>
       <w:r>
-        <w:t xml:space="preserve">Plug in the Behringer UMC204HD USB audio interface to the RPi via USB and to the keyboard or organ using MIDI cables.</w:t>
+        <w:rPr>
+          <w:b/>
+          <w:bCs/>
+        </w:rPr>
+        <w:t xml:space="preserve">File</w:t>
+      </w:r>
+      <w:r>
+        <w:t xml:space="preserve"> </w:t>
+      </w:r>
+      <w:r>
+        <w:t xml:space="preserve">→</w:t>
+      </w:r>
+      <w:r>
+        <w:t xml:space="preserve"> </w:t>
+      </w:r>
+      <w:r>
+        <w:rPr>
+          <w:b/>
+          <w:bCs/>
+        </w:rPr>
+        <w:t xml:space="preserve">Settings</w:t>
+      </w:r>
+      <w:r>
+        <w:t xml:space="preserve"> </w:t>
+      </w:r>
+      <w:r>
+        <w:t xml:space="preserve">→</w:t>
+      </w:r>
+      <w:r>
+        <w:t xml:space="preserve"> </w:t>
+      </w:r>
+      <w:r>
+        <w:rPr>
+          <w:b/>
+          <w:bCs/>
+        </w:rPr>
+        <w:t xml:space="preserve">Audio</w:t>
       </w:r>
     </w:p>
     <w:p>
@@ -1463,11 +4733,11 @@
         <w:pStyle w:val="Compact"/>
         <w:numPr>
           <w:ilvl w:val="0"/>
-          <w:numId w:val="1005"/>
+          <w:numId w:val="1015"/>
         </w:numPr>
       </w:pPr>
       <w:r>
-        <w:t xml:space="preserve">Open GrandOrgue and go to</w:t>
+        <w:t xml:space="preserve">Set the</w:t>
       </w:r>
       <w:r>
         <w:t xml:space="preserve"> </w:t>
@@ -1477,13 +4747,49 @@
           <w:b/>
           <w:bCs/>
         </w:rPr>
-        <w:t xml:space="preserve">File</w:t>
-      </w:r>
-      <w:r>
-        <w:t xml:space="preserve"> </w:t>
-      </w:r>
-      <w:r>
-        <w:t xml:space="preserve">→</w:t>
+        <w:t xml:space="preserve">Samples per buffer</w:t>
+      </w:r>
+      <w:r>
+        <w:t xml:space="preserve"> </w:t>
+      </w:r>
+      <w:r>
+        <w:t xml:space="preserve">to 256 or 128 (defaults to 512).</w:t>
+      </w:r>
+    </w:p>
+    <w:p>
+      <w:pPr>
+        <w:pStyle w:val="FirstParagraph"/>
+      </w:pPr>
+      <w:r>
+        <w:t xml:space="preserve">The lower the buffer size, the lower the latency. At 48,000 Hz sample rate, 128 samples per buffer supposedly gives about 2.7 milliseconds of latency, which is completely imperceptible. The tradeoff is that very low buffer sizes can cause audio crackle or dropouts if the RPi can’t process audio fast enough. The Pi 5 should, however, be plenty powerful enough to handle 128 samples without trouble, especially with the demo sample set.</w:t>
+      </w:r>
+    </w:p>
+    <w:p>
+      <w:pPr>
+        <w:pStyle w:val="BodyText"/>
+      </w:pPr>
+      <w:r>
+        <w:t xml:space="preserve">Even at 128 samples/buffer, I still noticed a lag, but it was better than when I started. It is possible that some delay is</w:t>
+      </w:r>
+      <w:r>
+        <w:t xml:space="preserve"> </w:t>
+      </w:r>
+      <w:r>
+        <w:t xml:space="preserve">“built in”</w:t>
+      </w:r>
+      <w:r>
+        <w:t xml:space="preserve"> </w:t>
+      </w:r>
+      <w:r>
+        <w:t xml:space="preserve">as the result of the sample recording. This remains to be determined. I am accustomed to old-technology, non-realistic digital organs on which the sound is instantaneous, whereas many pipe organs have a slight (fraction of a second) lag between the time a key is depressed and the sound is actually heard.</w:t>
+      </w:r>
+    </w:p>
+    <w:p>
+      <w:pPr>
+        <w:pStyle w:val="BodyText"/>
+      </w:pPr>
+      <w:r>
+        <w:t xml:space="preserve">The overall volume can be controlled via the GrandOrgue menu bar using the</w:t>
       </w:r>
       <w:r>
         <w:t xml:space="preserve"> </w:t>
@@ -1493,13 +4799,13 @@
           <w:b/>
           <w:bCs/>
         </w:rPr>
-        <w:t xml:space="preserve">Preferences</w:t>
-      </w:r>
-      <w:r>
-        <w:t xml:space="preserve"> </w:t>
-      </w:r>
-      <w:r>
-        <w:t xml:space="preserve">→</w:t>
+        <w:t xml:space="preserve">+</w:t>
+      </w:r>
+      <w:r>
+        <w:t xml:space="preserve"> </w:t>
+      </w:r>
+      <w:r>
+        <w:t xml:space="preserve">and</w:t>
       </w:r>
       <w:r>
         <w:t xml:space="preserve"> </w:t>
@@ -1509,10 +4815,1567 @@
           <w:b/>
           <w:bCs/>
         </w:rPr>
-        <w:t xml:space="preserve">Audio</w:t>
-      </w:r>
-      <w:r>
-        <w:t xml:space="preserve">. You should see the UMC204HD listed as an ALSA device. Select it, set the sample rate to 48000 Hz and start with 512 samples per buffer.</w:t>
+        <w:t xml:space="preserve">-</w:t>
+      </w:r>
+      <w:r>
+        <w:t xml:space="preserve"> </w:t>
+      </w:r>
+      <w:r>
+        <w:t xml:space="preserve">buttons next to the small speaker icon. Raise the volume cautiously, watching the audio bars as you play. Going to loud will cause the audio to clip (max out), leading to distortion.</w:t>
+      </w:r>
+    </w:p>
+    <w:bookmarkEnd w:id="57"/>
+    <w:bookmarkStart w:id="58" w:name="updating"/>
+    <w:p>
+      <w:pPr>
+        <w:pStyle w:val="Heading3"/>
+      </w:pPr>
+      <w:r>
+        <w:t xml:space="preserve">5.2.3 Updating</w:t>
+      </w:r>
+    </w:p>
+    <w:p>
+      <w:pPr>
+        <w:pStyle w:val="FirstParagraph"/>
+      </w:pPr>
+      <w:r>
+        <w:t xml:space="preserve">As of late 2026, GrandOrgue does not include a built-in software update method. While it does display an alert in the menu bar when an update is available, one must manually download and install it. The process is the same as the</w:t>
+      </w:r>
+      <w:r>
+        <w:t xml:space="preserve"> </w:t>
+      </w:r>
+      <w:hyperlink w:anchor="grandorgue-installation">
+        <w:r>
+          <w:rPr>
+            <w:rStyle w:val="Hyperlink"/>
+          </w:rPr>
+          <w:t xml:space="preserve">initial installation</w:t>
+        </w:r>
+      </w:hyperlink>
+      <w:r>
+        <w:t xml:space="preserve">:</w:t>
+      </w:r>
+    </w:p>
+    <w:p>
+      <w:pPr>
+        <w:pStyle w:val="SourceCode"/>
+      </w:pPr>
+      <w:r>
+        <w:rPr>
+          <w:rStyle w:val="FunctionTok"/>
+        </w:rPr>
+        <w:t xml:space="preserve">wget</w:t>
+      </w:r>
+      <w:r>
+        <w:rPr>
+          <w:rStyle w:val="NormalTok"/>
+        </w:rPr>
+        <w:t xml:space="preserve"> https://github.com/GrandOrgue/grandorgue/releases/download/X.X.X-X/grandorgue_X.X.X-X_arm64.deb</w:t>
+      </w:r>
+      <w:r>
+        <w:br/>
+      </w:r>
+      <w:r>
+        <w:rPr>
+          <w:rStyle w:val="FunctionTok"/>
+        </w:rPr>
+        <w:t xml:space="preserve">sudo</w:t>
+      </w:r>
+      <w:r>
+        <w:rPr>
+          <w:rStyle w:val="NormalTok"/>
+        </w:rPr>
+        <w:t xml:space="preserve"> apt install ./grandorgue_X.X.X-X_arm64.deb</w:t>
+      </w:r>
+      <w:r>
+        <w:br/>
+      </w:r>
+      <w:r>
+        <w:rPr>
+          <w:rStyle w:val="FunctionTok"/>
+        </w:rPr>
+        <w:t xml:space="preserve">sudo</w:t>
+      </w:r>
+      <w:r>
+        <w:rPr>
+          <w:rStyle w:val="NormalTok"/>
+        </w:rPr>
+        <w:t xml:space="preserve"> apt </w:t>
+      </w:r>
+      <w:r>
+        <w:rPr>
+          <w:rStyle w:val="AttributeTok"/>
+        </w:rPr>
+        <w:t xml:space="preserve">--fix-broken</w:t>
+      </w:r>
+      <w:r>
+        <w:rPr>
+          <w:rStyle w:val="NormalTok"/>
+        </w:rPr>
+        <w:t xml:space="preserve"> install</w:t>
+      </w:r>
+    </w:p>
+    <w:p>
+      <w:pPr>
+        <w:pStyle w:val="FirstParagraph"/>
+      </w:pPr>
+      <w:r>
+        <w:t xml:space="preserve">where</w:t>
+      </w:r>
+      <w:r>
+        <w:t xml:space="preserve"> </w:t>
+      </w:r>
+      <w:r>
+        <w:rPr>
+          <w:rStyle w:val="VerbatimChar"/>
+        </w:rPr>
+        <w:t xml:space="preserve">X.X.X-X</w:t>
+      </w:r>
+      <w:r>
+        <w:t xml:space="preserve"> </w:t>
+      </w:r>
+      <w:r>
+        <w:t xml:space="preserve">is the version release to download. Since I do not use Linux enough to remember these commands, nor can I ever remember the correct asset, I created a simple Shell script to handle it for me:</w:t>
+      </w:r>
+    </w:p>
+    <w:p>
+      <w:pPr>
+        <w:pStyle w:val="SourceCode"/>
+      </w:pPr>
+      <w:r>
+        <w:rPr>
+          <w:rStyle w:val="CommentTok"/>
+        </w:rPr>
+        <w:t xml:space="preserve">#!/bin/bash</w:t>
+      </w:r>
+      <w:r>
+        <w:br/>
+      </w:r>
+      <w:r>
+        <w:rPr>
+          <w:rStyle w:val="CommentTok"/>
+        </w:rPr>
+        <w:t xml:space="preserve"># update-grandorgue.sh</w:t>
+      </w:r>
+      <w:r>
+        <w:br/>
+      </w:r>
+      <w:r>
+        <w:rPr>
+          <w:rStyle w:val="CommentTok"/>
+        </w:rPr>
+        <w:t xml:space="preserve"># Downloads and installs a GrandOrgue release from GitHub</w:t>
+      </w:r>
+      <w:r>
+        <w:br/>
+      </w:r>
+      <w:r>
+        <w:rPr>
+          <w:rStyle w:val="CommentTok"/>
+        </w:rPr>
+        <w:t xml:space="preserve"># Usage: ./update-grandorgue.sh &lt;version&gt;</w:t>
+      </w:r>
+      <w:r>
+        <w:br/>
+      </w:r>
+      <w:r>
+        <w:rPr>
+          <w:rStyle w:val="CommentTok"/>
+        </w:rPr>
+        <w:t xml:space="preserve"># Example: ./update-grandorgue.sh 3.17.3-1</w:t>
+      </w:r>
+      <w:r>
+        <w:br/>
+      </w:r>
+      <w:r>
+        <w:br/>
+      </w:r>
+      <w:r>
+        <w:rPr>
+          <w:rStyle w:val="BuiltInTok"/>
+        </w:rPr>
+        <w:t xml:space="preserve">set</w:t>
+      </w:r>
+      <w:r>
+        <w:rPr>
+          <w:rStyle w:val="NormalTok"/>
+        </w:rPr>
+        <w:t xml:space="preserve"> </w:t>
+      </w:r>
+      <w:r>
+        <w:rPr>
+          <w:rStyle w:val="AttributeTok"/>
+        </w:rPr>
+        <w:t xml:space="preserve">-e</w:t>
+      </w:r>
+      <w:r>
+        <w:rPr>
+          <w:rStyle w:val="NormalTok"/>
+        </w:rPr>
+        <w:t xml:space="preserve">  </w:t>
+      </w:r>
+      <w:r>
+        <w:rPr>
+          <w:rStyle w:val="CommentTok"/>
+        </w:rPr>
+        <w:t xml:space="preserve"># Exit immediately if any command fails</w:t>
+      </w:r>
+      <w:r>
+        <w:br/>
+      </w:r>
+      <w:r>
+        <w:br/>
+      </w:r>
+      <w:r>
+        <w:rPr>
+          <w:rStyle w:val="CommentTok"/>
+        </w:rPr>
+        <w:t xml:space="preserve"># --- Check argument ---</w:t>
+      </w:r>
+      <w:r>
+        <w:br/>
+      </w:r>
+      <w:r>
+        <w:rPr>
+          <w:rStyle w:val="ControlFlowTok"/>
+        </w:rPr>
+        <w:t xml:space="preserve">if</w:t>
+      </w:r>
+      <w:r>
+        <w:rPr>
+          <w:rStyle w:val="NormalTok"/>
+        </w:rPr>
+        <w:t xml:space="preserve"> </w:t>
+      </w:r>
+      <w:r>
+        <w:rPr>
+          <w:rStyle w:val="BuiltInTok"/>
+        </w:rPr>
+        <w:t xml:space="preserve">[</w:t>
+      </w:r>
+      <w:r>
+        <w:rPr>
+          <w:rStyle w:val="NormalTok"/>
+        </w:rPr>
+        <w:t xml:space="preserve"> </w:t>
+      </w:r>
+      <w:r>
+        <w:rPr>
+          <w:rStyle w:val="OtherTok"/>
+        </w:rPr>
+        <w:t xml:space="preserve">-z</w:t>
+      </w:r>
+      <w:r>
+        <w:rPr>
+          <w:rStyle w:val="NormalTok"/>
+        </w:rPr>
+        <w:t xml:space="preserve"> </w:t>
+      </w:r>
+      <w:r>
+        <w:rPr>
+          <w:rStyle w:val="StringTok"/>
+        </w:rPr>
+        <w:t xml:space="preserve">"</w:t>
+      </w:r>
+      <w:r>
+        <w:rPr>
+          <w:rStyle w:val="VariableTok"/>
+        </w:rPr>
+        <w:t xml:space="preserve">$1</w:t>
+      </w:r>
+      <w:r>
+        <w:rPr>
+          <w:rStyle w:val="StringTok"/>
+        </w:rPr>
+        <w:t xml:space="preserve">"</w:t>
+      </w:r>
+      <w:r>
+        <w:rPr>
+          <w:rStyle w:val="NormalTok"/>
+        </w:rPr>
+        <w:t xml:space="preserve"> </w:t>
+      </w:r>
+      <w:r>
+        <w:rPr>
+          <w:rStyle w:val="BuiltInTok"/>
+        </w:rPr>
+        <w:t xml:space="preserve">]</w:t>
+      </w:r>
+      <w:r>
+        <w:rPr>
+          <w:rStyle w:val="KeywordTok"/>
+        </w:rPr>
+        <w:t xml:space="preserve">;</w:t>
+      </w:r>
+      <w:r>
+        <w:rPr>
+          <w:rStyle w:val="NormalTok"/>
+        </w:rPr>
+        <w:t xml:space="preserve"> </w:t>
+      </w:r>
+      <w:r>
+        <w:rPr>
+          <w:rStyle w:val="ControlFlowTok"/>
+        </w:rPr>
+        <w:t xml:space="preserve">then</w:t>
+      </w:r>
+      <w:r>
+        <w:br/>
+      </w:r>
+      <w:r>
+        <w:rPr>
+          <w:rStyle w:val="NormalTok"/>
+        </w:rPr>
+        <w:t xml:space="preserve">    </w:t>
+      </w:r>
+      <w:r>
+        <w:rPr>
+          <w:rStyle w:val="BuiltInTok"/>
+        </w:rPr>
+        <w:t xml:space="preserve">echo</w:t>
+      </w:r>
+      <w:r>
+        <w:rPr>
+          <w:rStyle w:val="NormalTok"/>
+        </w:rPr>
+        <w:t xml:space="preserve"> </w:t>
+      </w:r>
+      <w:r>
+        <w:rPr>
+          <w:rStyle w:val="StringTok"/>
+        </w:rPr>
+        <w:t xml:space="preserve">"Usage: </w:t>
+      </w:r>
+      <w:r>
+        <w:rPr>
+          <w:rStyle w:val="VariableTok"/>
+        </w:rPr>
+        <w:t xml:space="preserve">$0</w:t>
+      </w:r>
+      <w:r>
+        <w:rPr>
+          <w:rStyle w:val="StringTok"/>
+        </w:rPr>
+        <w:t xml:space="preserve"> &lt;version&gt;"</w:t>
+      </w:r>
+      <w:r>
+        <w:br/>
+      </w:r>
+      <w:r>
+        <w:rPr>
+          <w:rStyle w:val="NormalTok"/>
+        </w:rPr>
+        <w:t xml:space="preserve">    </w:t>
+      </w:r>
+      <w:r>
+        <w:rPr>
+          <w:rStyle w:val="BuiltInTok"/>
+        </w:rPr>
+        <w:t xml:space="preserve">echo</w:t>
+      </w:r>
+      <w:r>
+        <w:rPr>
+          <w:rStyle w:val="NormalTok"/>
+        </w:rPr>
+        <w:t xml:space="preserve"> </w:t>
+      </w:r>
+      <w:r>
+        <w:rPr>
+          <w:rStyle w:val="StringTok"/>
+        </w:rPr>
+        <w:t xml:space="preserve">"Example: </w:t>
+      </w:r>
+      <w:r>
+        <w:rPr>
+          <w:rStyle w:val="VariableTok"/>
+        </w:rPr>
+        <w:t xml:space="preserve">$0</w:t>
+      </w:r>
+      <w:r>
+        <w:rPr>
+          <w:rStyle w:val="StringTok"/>
+        </w:rPr>
+        <w:t xml:space="preserve"> 3.17.3-1"</w:t>
+      </w:r>
+      <w:r>
+        <w:br/>
+      </w:r>
+      <w:r>
+        <w:rPr>
+          <w:rStyle w:val="NormalTok"/>
+        </w:rPr>
+        <w:t xml:space="preserve">    </w:t>
+      </w:r>
+      <w:r>
+        <w:rPr>
+          <w:rStyle w:val="BuiltInTok"/>
+        </w:rPr>
+        <w:t xml:space="preserve">echo</w:t>
+      </w:r>
+      <w:r>
+        <w:rPr>
+          <w:rStyle w:val="NormalTok"/>
+        </w:rPr>
+        <w:t xml:space="preserve"> </w:t>
+      </w:r>
+      <w:r>
+        <w:rPr>
+          <w:rStyle w:val="StringTok"/>
+        </w:rPr>
+        <w:t xml:space="preserve">""</w:t>
+      </w:r>
+      <w:r>
+        <w:br/>
+      </w:r>
+      <w:r>
+        <w:rPr>
+          <w:rStyle w:val="NormalTok"/>
+        </w:rPr>
+        <w:t xml:space="preserve">    </w:t>
+      </w:r>
+      <w:r>
+        <w:rPr>
+          <w:rStyle w:val="BuiltInTok"/>
+        </w:rPr>
+        <w:t xml:space="preserve">echo</w:t>
+      </w:r>
+      <w:r>
+        <w:rPr>
+          <w:rStyle w:val="NormalTok"/>
+        </w:rPr>
+        <w:t xml:space="preserve"> </w:t>
+      </w:r>
+      <w:r>
+        <w:rPr>
+          <w:rStyle w:val="StringTok"/>
+        </w:rPr>
+        <w:t xml:space="preserve">"Find the latest version at:"</w:t>
+      </w:r>
+      <w:r>
+        <w:br/>
+      </w:r>
+      <w:r>
+        <w:rPr>
+          <w:rStyle w:val="NormalTok"/>
+        </w:rPr>
+        <w:t xml:space="preserve">    </w:t>
+      </w:r>
+      <w:r>
+        <w:rPr>
+          <w:rStyle w:val="BuiltInTok"/>
+        </w:rPr>
+        <w:t xml:space="preserve">echo</w:t>
+      </w:r>
+      <w:r>
+        <w:rPr>
+          <w:rStyle w:val="NormalTok"/>
+        </w:rPr>
+        <w:t xml:space="preserve"> </w:t>
+      </w:r>
+      <w:r>
+        <w:rPr>
+          <w:rStyle w:val="StringTok"/>
+        </w:rPr>
+        <w:t xml:space="preserve">"https://github.com/GrandOrgue/grandorgue/releases"</w:t>
+      </w:r>
+      <w:r>
+        <w:br/>
+      </w:r>
+      <w:r>
+        <w:rPr>
+          <w:rStyle w:val="NormalTok"/>
+        </w:rPr>
+        <w:t xml:space="preserve">    </w:t>
+      </w:r>
+      <w:r>
+        <w:rPr>
+          <w:rStyle w:val="BuiltInTok"/>
+        </w:rPr>
+        <w:t xml:space="preserve">exit</w:t>
+      </w:r>
+      <w:r>
+        <w:rPr>
+          <w:rStyle w:val="NormalTok"/>
+        </w:rPr>
+        <w:t xml:space="preserve"> 1</w:t>
+      </w:r>
+      <w:r>
+        <w:br/>
+      </w:r>
+      <w:r>
+        <w:rPr>
+          <w:rStyle w:val="ControlFlowTok"/>
+        </w:rPr>
+        <w:t xml:space="preserve">fi</w:t>
+      </w:r>
+      <w:r>
+        <w:br/>
+      </w:r>
+      <w:r>
+        <w:br/>
+      </w:r>
+      <w:r>
+        <w:rPr>
+          <w:rStyle w:val="VariableTok"/>
+        </w:rPr>
+        <w:t xml:space="preserve">VERSION</w:t>
+      </w:r>
+      <w:r>
+        <w:rPr>
+          <w:rStyle w:val="OperatorTok"/>
+        </w:rPr>
+        <w:t xml:space="preserve">=</w:t>
+      </w:r>
+      <w:r>
+        <w:rPr>
+          <w:rStyle w:val="StringTok"/>
+        </w:rPr>
+        <w:t xml:space="preserve">"</w:t>
+      </w:r>
+      <w:r>
+        <w:rPr>
+          <w:rStyle w:val="VariableTok"/>
+        </w:rPr>
+        <w:t xml:space="preserve">$1</w:t>
+      </w:r>
+      <w:r>
+        <w:rPr>
+          <w:rStyle w:val="StringTok"/>
+        </w:rPr>
+        <w:t xml:space="preserve">"</w:t>
+      </w:r>
+      <w:r>
+        <w:br/>
+      </w:r>
+      <w:r>
+        <w:rPr>
+          <w:rStyle w:val="VariableTok"/>
+        </w:rPr>
+        <w:t xml:space="preserve">ARCH</w:t>
+      </w:r>
+      <w:r>
+        <w:rPr>
+          <w:rStyle w:val="OperatorTok"/>
+        </w:rPr>
+        <w:t xml:space="preserve">=</w:t>
+      </w:r>
+      <w:r>
+        <w:rPr>
+          <w:rStyle w:val="StringTok"/>
+        </w:rPr>
+        <w:t xml:space="preserve">"arm64"</w:t>
+      </w:r>
+      <w:r>
+        <w:br/>
+      </w:r>
+      <w:r>
+        <w:rPr>
+          <w:rStyle w:val="VariableTok"/>
+        </w:rPr>
+        <w:t xml:space="preserve">FILENAME</w:t>
+      </w:r>
+      <w:r>
+        <w:rPr>
+          <w:rStyle w:val="OperatorTok"/>
+        </w:rPr>
+        <w:t xml:space="preserve">=</w:t>
+      </w:r>
+      <w:r>
+        <w:rPr>
+          <w:rStyle w:val="StringTok"/>
+        </w:rPr>
+        <w:t xml:space="preserve">"grandorgue_</w:t>
+      </w:r>
+      <w:r>
+        <w:rPr>
+          <w:rStyle w:val="VariableTok"/>
+        </w:rPr>
+        <w:t xml:space="preserve">${VERSION}</w:t>
+      </w:r>
+      <w:r>
+        <w:rPr>
+          <w:rStyle w:val="StringTok"/>
+        </w:rPr>
+        <w:t xml:space="preserve">_</w:t>
+      </w:r>
+      <w:r>
+        <w:rPr>
+          <w:rStyle w:val="VariableTok"/>
+        </w:rPr>
+        <w:t xml:space="preserve">${ARCH}</w:t>
+      </w:r>
+      <w:r>
+        <w:rPr>
+          <w:rStyle w:val="StringTok"/>
+        </w:rPr>
+        <w:t xml:space="preserve">.deb"</w:t>
+      </w:r>
+      <w:r>
+        <w:br/>
+      </w:r>
+      <w:r>
+        <w:rPr>
+          <w:rStyle w:val="VariableTok"/>
+        </w:rPr>
+        <w:t xml:space="preserve">URL</w:t>
+      </w:r>
+      <w:r>
+        <w:rPr>
+          <w:rStyle w:val="OperatorTok"/>
+        </w:rPr>
+        <w:t xml:space="preserve">=</w:t>
+      </w:r>
+      <w:r>
+        <w:rPr>
+          <w:rStyle w:val="StringTok"/>
+        </w:rPr>
+        <w:t xml:space="preserve">"https://github.com/GrandOrgue/grandorgue/releases/download/</w:t>
+      </w:r>
+      <w:r>
+        <w:rPr>
+          <w:rStyle w:val="VariableTok"/>
+        </w:rPr>
+        <w:t xml:space="preserve">${VERSION}</w:t>
+      </w:r>
+      <w:r>
+        <w:rPr>
+          <w:rStyle w:val="StringTok"/>
+        </w:rPr>
+        <w:t xml:space="preserve">/</w:t>
+      </w:r>
+      <w:r>
+        <w:rPr>
+          <w:rStyle w:val="VariableTok"/>
+        </w:rPr>
+        <w:t xml:space="preserve">${FILENAME}</w:t>
+      </w:r>
+      <w:r>
+        <w:rPr>
+          <w:rStyle w:val="StringTok"/>
+        </w:rPr>
+        <w:t xml:space="preserve">"</w:t>
+      </w:r>
+      <w:r>
+        <w:br/>
+      </w:r>
+      <w:r>
+        <w:rPr>
+          <w:rStyle w:val="VariableTok"/>
+        </w:rPr>
+        <w:t xml:space="preserve">DOWNLOAD_DIR</w:t>
+      </w:r>
+      <w:r>
+        <w:rPr>
+          <w:rStyle w:val="OperatorTok"/>
+        </w:rPr>
+        <w:t xml:space="preserve">=</w:t>
+      </w:r>
+      <w:r>
+        <w:rPr>
+          <w:rStyle w:val="StringTok"/>
+        </w:rPr>
+        <w:t xml:space="preserve">"/tmp"</w:t>
+      </w:r>
+      <w:r>
+        <w:br/>
+      </w:r>
+      <w:r>
+        <w:rPr>
+          <w:rStyle w:val="VariableTok"/>
+        </w:rPr>
+        <w:t xml:space="preserve">DOWNLOAD_PATH</w:t>
+      </w:r>
+      <w:r>
+        <w:rPr>
+          <w:rStyle w:val="OperatorTok"/>
+        </w:rPr>
+        <w:t xml:space="preserve">=</w:t>
+      </w:r>
+      <w:r>
+        <w:rPr>
+          <w:rStyle w:val="StringTok"/>
+        </w:rPr>
+        <w:t xml:space="preserve">"</w:t>
+      </w:r>
+      <w:r>
+        <w:rPr>
+          <w:rStyle w:val="VariableTok"/>
+        </w:rPr>
+        <w:t xml:space="preserve">${DOWNLOAD_DIR}</w:t>
+      </w:r>
+      <w:r>
+        <w:rPr>
+          <w:rStyle w:val="StringTok"/>
+        </w:rPr>
+        <w:t xml:space="preserve">/</w:t>
+      </w:r>
+      <w:r>
+        <w:rPr>
+          <w:rStyle w:val="VariableTok"/>
+        </w:rPr>
+        <w:t xml:space="preserve">${FILENAME}</w:t>
+      </w:r>
+      <w:r>
+        <w:rPr>
+          <w:rStyle w:val="StringTok"/>
+        </w:rPr>
+        <w:t xml:space="preserve">"</w:t>
+      </w:r>
+      <w:r>
+        <w:br/>
+      </w:r>
+      <w:r>
+        <w:br/>
+      </w:r>
+      <w:r>
+        <w:rPr>
+          <w:rStyle w:val="BuiltInTok"/>
+        </w:rPr>
+        <w:t xml:space="preserve">echo</w:t>
+      </w:r>
+      <w:r>
+        <w:rPr>
+          <w:rStyle w:val="NormalTok"/>
+        </w:rPr>
+        <w:t xml:space="preserve"> </w:t>
+      </w:r>
+      <w:r>
+        <w:rPr>
+          <w:rStyle w:val="StringTok"/>
+        </w:rPr>
+        <w:t xml:space="preserve">"============================================"</w:t>
+      </w:r>
+      <w:r>
+        <w:br/>
+      </w:r>
+      <w:r>
+        <w:rPr>
+          <w:rStyle w:val="BuiltInTok"/>
+        </w:rPr>
+        <w:t xml:space="preserve">echo</w:t>
+      </w:r>
+      <w:r>
+        <w:rPr>
+          <w:rStyle w:val="NormalTok"/>
+        </w:rPr>
+        <w:t xml:space="preserve"> </w:t>
+      </w:r>
+      <w:r>
+        <w:rPr>
+          <w:rStyle w:val="StringTok"/>
+        </w:rPr>
+        <w:t xml:space="preserve">" GrandOrgue Updater"</w:t>
+      </w:r>
+      <w:r>
+        <w:br/>
+      </w:r>
+      <w:r>
+        <w:rPr>
+          <w:rStyle w:val="BuiltInTok"/>
+        </w:rPr>
+        <w:t xml:space="preserve">echo</w:t>
+      </w:r>
+      <w:r>
+        <w:rPr>
+          <w:rStyle w:val="NormalTok"/>
+        </w:rPr>
+        <w:t xml:space="preserve"> </w:t>
+      </w:r>
+      <w:r>
+        <w:rPr>
+          <w:rStyle w:val="StringTok"/>
+        </w:rPr>
+        <w:t xml:space="preserve">"============================================"</w:t>
+      </w:r>
+      <w:r>
+        <w:br/>
+      </w:r>
+      <w:r>
+        <w:rPr>
+          <w:rStyle w:val="BuiltInTok"/>
+        </w:rPr>
+        <w:t xml:space="preserve">echo</w:t>
+      </w:r>
+      <w:r>
+        <w:rPr>
+          <w:rStyle w:val="NormalTok"/>
+        </w:rPr>
+        <w:t xml:space="preserve"> </w:t>
+      </w:r>
+      <w:r>
+        <w:rPr>
+          <w:rStyle w:val="StringTok"/>
+        </w:rPr>
+        <w:t xml:space="preserve">" Version : </w:t>
+      </w:r>
+      <w:r>
+        <w:rPr>
+          <w:rStyle w:val="VariableTok"/>
+        </w:rPr>
+        <w:t xml:space="preserve">$VERSION</w:t>
+      </w:r>
+      <w:r>
+        <w:rPr>
+          <w:rStyle w:val="StringTok"/>
+        </w:rPr>
+        <w:t xml:space="preserve">"</w:t>
+      </w:r>
+      <w:r>
+        <w:br/>
+      </w:r>
+      <w:r>
+        <w:rPr>
+          <w:rStyle w:val="BuiltInTok"/>
+        </w:rPr>
+        <w:t xml:space="preserve">echo</w:t>
+      </w:r>
+      <w:r>
+        <w:rPr>
+          <w:rStyle w:val="NormalTok"/>
+        </w:rPr>
+        <w:t xml:space="preserve"> </w:t>
+      </w:r>
+      <w:r>
+        <w:rPr>
+          <w:rStyle w:val="StringTok"/>
+        </w:rPr>
+        <w:t xml:space="preserve">" File    : </w:t>
+      </w:r>
+      <w:r>
+        <w:rPr>
+          <w:rStyle w:val="VariableTok"/>
+        </w:rPr>
+        <w:t xml:space="preserve">$FILENAME</w:t>
+      </w:r>
+      <w:r>
+        <w:rPr>
+          <w:rStyle w:val="StringTok"/>
+        </w:rPr>
+        <w:t xml:space="preserve">"</w:t>
+      </w:r>
+      <w:r>
+        <w:br/>
+      </w:r>
+      <w:r>
+        <w:rPr>
+          <w:rStyle w:val="BuiltInTok"/>
+        </w:rPr>
+        <w:t xml:space="preserve">echo</w:t>
+      </w:r>
+      <w:r>
+        <w:rPr>
+          <w:rStyle w:val="NormalTok"/>
+        </w:rPr>
+        <w:t xml:space="preserve"> </w:t>
+      </w:r>
+      <w:r>
+        <w:rPr>
+          <w:rStyle w:val="StringTok"/>
+        </w:rPr>
+        <w:t xml:space="preserve">" URL     : </w:t>
+      </w:r>
+      <w:r>
+        <w:rPr>
+          <w:rStyle w:val="VariableTok"/>
+        </w:rPr>
+        <w:t xml:space="preserve">$URL</w:t>
+      </w:r>
+      <w:r>
+        <w:rPr>
+          <w:rStyle w:val="StringTok"/>
+        </w:rPr>
+        <w:t xml:space="preserve">"</w:t>
+      </w:r>
+      <w:r>
+        <w:br/>
+      </w:r>
+      <w:r>
+        <w:rPr>
+          <w:rStyle w:val="BuiltInTok"/>
+        </w:rPr>
+        <w:t xml:space="preserve">echo</w:t>
+      </w:r>
+      <w:r>
+        <w:rPr>
+          <w:rStyle w:val="NormalTok"/>
+        </w:rPr>
+        <w:t xml:space="preserve"> </w:t>
+      </w:r>
+      <w:r>
+        <w:rPr>
+          <w:rStyle w:val="StringTok"/>
+        </w:rPr>
+        <w:t xml:space="preserve">"============================================"</w:t>
+      </w:r>
+      <w:r>
+        <w:br/>
+      </w:r>
+      <w:r>
+        <w:rPr>
+          <w:rStyle w:val="BuiltInTok"/>
+        </w:rPr>
+        <w:t xml:space="preserve">echo</w:t>
+      </w:r>
+      <w:r>
+        <w:rPr>
+          <w:rStyle w:val="NormalTok"/>
+        </w:rPr>
+        <w:t xml:space="preserve"> </w:t>
+      </w:r>
+      <w:r>
+        <w:rPr>
+          <w:rStyle w:val="StringTok"/>
+        </w:rPr>
+        <w:t xml:space="preserve">""</w:t>
+      </w:r>
+      <w:r>
+        <w:br/>
+      </w:r>
+      <w:r>
+        <w:br/>
+      </w:r>
+      <w:r>
+        <w:rPr>
+          <w:rStyle w:val="CommentTok"/>
+        </w:rPr>
+        <w:t xml:space="preserve"># --- Download ---</w:t>
+      </w:r>
+      <w:r>
+        <w:br/>
+      </w:r>
+      <w:r>
+        <w:rPr>
+          <w:rStyle w:val="BuiltInTok"/>
+        </w:rPr>
+        <w:t xml:space="preserve">echo</w:t>
+      </w:r>
+      <w:r>
+        <w:rPr>
+          <w:rStyle w:val="NormalTok"/>
+        </w:rPr>
+        <w:t xml:space="preserve"> </w:t>
+      </w:r>
+      <w:r>
+        <w:rPr>
+          <w:rStyle w:val="StringTok"/>
+        </w:rPr>
+        <w:t xml:space="preserve">"Downloading </w:t>
+      </w:r>
+      <w:r>
+        <w:rPr>
+          <w:rStyle w:val="VariableTok"/>
+        </w:rPr>
+        <w:t xml:space="preserve">$FILENAME</w:t>
+      </w:r>
+      <w:r>
+        <w:rPr>
+          <w:rStyle w:val="StringTok"/>
+        </w:rPr>
+        <w:t xml:space="preserve">..."</w:t>
+      </w:r>
+      <w:r>
+        <w:br/>
+      </w:r>
+      <w:r>
+        <w:rPr>
+          <w:rStyle w:val="FunctionTok"/>
+        </w:rPr>
+        <w:t xml:space="preserve">wget</w:t>
+      </w:r>
+      <w:r>
+        <w:rPr>
+          <w:rStyle w:val="NormalTok"/>
+        </w:rPr>
+        <w:t xml:space="preserve"> </w:t>
+      </w:r>
+      <w:r>
+        <w:rPr>
+          <w:rStyle w:val="AttributeTok"/>
+        </w:rPr>
+        <w:t xml:space="preserve">-O</w:t>
+      </w:r>
+      <w:r>
+        <w:rPr>
+          <w:rStyle w:val="NormalTok"/>
+        </w:rPr>
+        <w:t xml:space="preserve"> </w:t>
+      </w:r>
+      <w:r>
+        <w:rPr>
+          <w:rStyle w:val="StringTok"/>
+        </w:rPr>
+        <w:t xml:space="preserve">"</w:t>
+      </w:r>
+      <w:r>
+        <w:rPr>
+          <w:rStyle w:val="VariableTok"/>
+        </w:rPr>
+        <w:t xml:space="preserve">$DOWNLOAD_PATH</w:t>
+      </w:r>
+      <w:r>
+        <w:rPr>
+          <w:rStyle w:val="StringTok"/>
+        </w:rPr>
+        <w:t xml:space="preserve">"</w:t>
+      </w:r>
+      <w:r>
+        <w:rPr>
+          <w:rStyle w:val="NormalTok"/>
+        </w:rPr>
+        <w:t xml:space="preserve"> </w:t>
+      </w:r>
+      <w:r>
+        <w:rPr>
+          <w:rStyle w:val="StringTok"/>
+        </w:rPr>
+        <w:t xml:space="preserve">"</w:t>
+      </w:r>
+      <w:r>
+        <w:rPr>
+          <w:rStyle w:val="VariableTok"/>
+        </w:rPr>
+        <w:t xml:space="preserve">$URL</w:t>
+      </w:r>
+      <w:r>
+        <w:rPr>
+          <w:rStyle w:val="StringTok"/>
+        </w:rPr>
+        <w:t xml:space="preserve">"</w:t>
+      </w:r>
+      <w:r>
+        <w:br/>
+      </w:r>
+      <w:r>
+        <w:br/>
+      </w:r>
+      <w:r>
+        <w:rPr>
+          <w:rStyle w:val="ControlFlowTok"/>
+        </w:rPr>
+        <w:t xml:space="preserve">if</w:t>
+      </w:r>
+      <w:r>
+        <w:rPr>
+          <w:rStyle w:val="NormalTok"/>
+        </w:rPr>
+        <w:t xml:space="preserve"> </w:t>
+      </w:r>
+      <w:r>
+        <w:rPr>
+          <w:rStyle w:val="BuiltInTok"/>
+        </w:rPr>
+        <w:t xml:space="preserve">[</w:t>
+      </w:r>
+      <w:r>
+        <w:rPr>
+          <w:rStyle w:val="NormalTok"/>
+        </w:rPr>
+        <w:t xml:space="preserve"> </w:t>
+      </w:r>
+      <w:r>
+        <w:rPr>
+          <w:rStyle w:val="OtherTok"/>
+        </w:rPr>
+        <w:t xml:space="preserve">!</w:t>
+      </w:r>
+      <w:r>
+        <w:rPr>
+          <w:rStyle w:val="NormalTok"/>
+        </w:rPr>
+        <w:t xml:space="preserve"> </w:t>
+      </w:r>
+      <w:r>
+        <w:rPr>
+          <w:rStyle w:val="OtherTok"/>
+        </w:rPr>
+        <w:t xml:space="preserve">-f</w:t>
+      </w:r>
+      <w:r>
+        <w:rPr>
+          <w:rStyle w:val="NormalTok"/>
+        </w:rPr>
+        <w:t xml:space="preserve"> </w:t>
+      </w:r>
+      <w:r>
+        <w:rPr>
+          <w:rStyle w:val="StringTok"/>
+        </w:rPr>
+        <w:t xml:space="preserve">"</w:t>
+      </w:r>
+      <w:r>
+        <w:rPr>
+          <w:rStyle w:val="VariableTok"/>
+        </w:rPr>
+        <w:t xml:space="preserve">$DOWNLOAD_PATH</w:t>
+      </w:r>
+      <w:r>
+        <w:rPr>
+          <w:rStyle w:val="StringTok"/>
+        </w:rPr>
+        <w:t xml:space="preserve">"</w:t>
+      </w:r>
+      <w:r>
+        <w:rPr>
+          <w:rStyle w:val="NormalTok"/>
+        </w:rPr>
+        <w:t xml:space="preserve"> </w:t>
+      </w:r>
+      <w:r>
+        <w:rPr>
+          <w:rStyle w:val="BuiltInTok"/>
+        </w:rPr>
+        <w:t xml:space="preserve">]</w:t>
+      </w:r>
+      <w:r>
+        <w:rPr>
+          <w:rStyle w:val="KeywordTok"/>
+        </w:rPr>
+        <w:t xml:space="preserve">;</w:t>
+      </w:r>
+      <w:r>
+        <w:rPr>
+          <w:rStyle w:val="NormalTok"/>
+        </w:rPr>
+        <w:t xml:space="preserve"> </w:t>
+      </w:r>
+      <w:r>
+        <w:rPr>
+          <w:rStyle w:val="ControlFlowTok"/>
+        </w:rPr>
+        <w:t xml:space="preserve">then</w:t>
+      </w:r>
+      <w:r>
+        <w:br/>
+      </w:r>
+      <w:r>
+        <w:rPr>
+          <w:rStyle w:val="NormalTok"/>
+        </w:rPr>
+        <w:t xml:space="preserve">    </w:t>
+      </w:r>
+      <w:r>
+        <w:rPr>
+          <w:rStyle w:val="BuiltInTok"/>
+        </w:rPr>
+        <w:t xml:space="preserve">echo</w:t>
+      </w:r>
+      <w:r>
+        <w:rPr>
+          <w:rStyle w:val="NormalTok"/>
+        </w:rPr>
+        <w:t xml:space="preserve"> </w:t>
+      </w:r>
+      <w:r>
+        <w:rPr>
+          <w:rStyle w:val="StringTok"/>
+        </w:rPr>
+        <w:t xml:space="preserve">"Error: Download failed. Check the version number and try again."</w:t>
+      </w:r>
+      <w:r>
+        <w:br/>
+      </w:r>
+      <w:r>
+        <w:rPr>
+          <w:rStyle w:val="NormalTok"/>
+        </w:rPr>
+        <w:t xml:space="preserve">    </w:t>
+      </w:r>
+      <w:r>
+        <w:rPr>
+          <w:rStyle w:val="BuiltInTok"/>
+        </w:rPr>
+        <w:t xml:space="preserve">exit</w:t>
+      </w:r>
+      <w:r>
+        <w:rPr>
+          <w:rStyle w:val="NormalTok"/>
+        </w:rPr>
+        <w:t xml:space="preserve"> 1</w:t>
+      </w:r>
+      <w:r>
+        <w:br/>
+      </w:r>
+      <w:r>
+        <w:rPr>
+          <w:rStyle w:val="ControlFlowTok"/>
+        </w:rPr>
+        <w:t xml:space="preserve">fi</w:t>
+      </w:r>
+      <w:r>
+        <w:br/>
+      </w:r>
+      <w:r>
+        <w:br/>
+      </w:r>
+      <w:r>
+        <w:rPr>
+          <w:rStyle w:val="BuiltInTok"/>
+        </w:rPr>
+        <w:t xml:space="preserve">echo</w:t>
+      </w:r>
+      <w:r>
+        <w:rPr>
+          <w:rStyle w:val="NormalTok"/>
+        </w:rPr>
+        <w:t xml:space="preserve"> </w:t>
+      </w:r>
+      <w:r>
+        <w:rPr>
+          <w:rStyle w:val="StringTok"/>
+        </w:rPr>
+        <w:t xml:space="preserve">"Download complete."</w:t>
+      </w:r>
+      <w:r>
+        <w:br/>
+      </w:r>
+      <w:r>
+        <w:rPr>
+          <w:rStyle w:val="BuiltInTok"/>
+        </w:rPr>
+        <w:t xml:space="preserve">echo</w:t>
+      </w:r>
+      <w:r>
+        <w:rPr>
+          <w:rStyle w:val="NormalTok"/>
+        </w:rPr>
+        <w:t xml:space="preserve"> </w:t>
+      </w:r>
+      <w:r>
+        <w:rPr>
+          <w:rStyle w:val="StringTok"/>
+        </w:rPr>
+        <w:t xml:space="preserve">""</w:t>
+      </w:r>
+      <w:r>
+        <w:br/>
+      </w:r>
+      <w:r>
+        <w:br/>
+      </w:r>
+      <w:r>
+        <w:rPr>
+          <w:rStyle w:val="CommentTok"/>
+        </w:rPr>
+        <w:t xml:space="preserve"># --- Install ---</w:t>
+      </w:r>
+      <w:r>
+        <w:br/>
+      </w:r>
+      <w:r>
+        <w:rPr>
+          <w:rStyle w:val="BuiltInTok"/>
+        </w:rPr>
+        <w:t xml:space="preserve">echo</w:t>
+      </w:r>
+      <w:r>
+        <w:rPr>
+          <w:rStyle w:val="NormalTok"/>
+        </w:rPr>
+        <w:t xml:space="preserve"> </w:t>
+      </w:r>
+      <w:r>
+        <w:rPr>
+          <w:rStyle w:val="StringTok"/>
+        </w:rPr>
+        <w:t xml:space="preserve">"Installing </w:t>
+      </w:r>
+      <w:r>
+        <w:rPr>
+          <w:rStyle w:val="VariableTok"/>
+        </w:rPr>
+        <w:t xml:space="preserve">$FILENAME</w:t>
+      </w:r>
+      <w:r>
+        <w:rPr>
+          <w:rStyle w:val="StringTok"/>
+        </w:rPr>
+        <w:t xml:space="preserve">..."</w:t>
+      </w:r>
+      <w:r>
+        <w:br/>
+      </w:r>
+      <w:r>
+        <w:rPr>
+          <w:rStyle w:val="FunctionTok"/>
+        </w:rPr>
+        <w:t xml:space="preserve">sudo</w:t>
+      </w:r>
+      <w:r>
+        <w:rPr>
+          <w:rStyle w:val="NormalTok"/>
+        </w:rPr>
+        <w:t xml:space="preserve"> apt install </w:t>
+      </w:r>
+      <w:r>
+        <w:rPr>
+          <w:rStyle w:val="AttributeTok"/>
+        </w:rPr>
+        <w:t xml:space="preserve">-y</w:t>
+      </w:r>
+      <w:r>
+        <w:rPr>
+          <w:rStyle w:val="NormalTok"/>
+        </w:rPr>
+        <w:t xml:space="preserve"> </w:t>
+      </w:r>
+      <w:r>
+        <w:rPr>
+          <w:rStyle w:val="StringTok"/>
+        </w:rPr>
+        <w:t xml:space="preserve">"</w:t>
+      </w:r>
+      <w:r>
+        <w:rPr>
+          <w:rStyle w:val="VariableTok"/>
+        </w:rPr>
+        <w:t xml:space="preserve">$DOWNLOAD_PATH</w:t>
+      </w:r>
+      <w:r>
+        <w:rPr>
+          <w:rStyle w:val="StringTok"/>
+        </w:rPr>
+        <w:t xml:space="preserve">"</w:t>
+      </w:r>
+      <w:r>
+        <w:br/>
+      </w:r>
+      <w:r>
+        <w:br/>
+      </w:r>
+      <w:r>
+        <w:rPr>
+          <w:rStyle w:val="BuiltInTok"/>
+        </w:rPr>
+        <w:t xml:space="preserve">echo</w:t>
+      </w:r>
+      <w:r>
+        <w:rPr>
+          <w:rStyle w:val="NormalTok"/>
+        </w:rPr>
+        <w:t xml:space="preserve"> </w:t>
+      </w:r>
+      <w:r>
+        <w:rPr>
+          <w:rStyle w:val="StringTok"/>
+        </w:rPr>
+        <w:t xml:space="preserve">""</w:t>
+      </w:r>
+      <w:r>
+        <w:br/>
+      </w:r>
+      <w:r>
+        <w:rPr>
+          <w:rStyle w:val="BuiltInTok"/>
+        </w:rPr>
+        <w:t xml:space="preserve">echo</w:t>
+      </w:r>
+      <w:r>
+        <w:rPr>
+          <w:rStyle w:val="NormalTok"/>
+        </w:rPr>
+        <w:t xml:space="preserve"> </w:t>
+      </w:r>
+      <w:r>
+        <w:rPr>
+          <w:rStyle w:val="StringTok"/>
+        </w:rPr>
+        <w:t xml:space="preserve">"============================================"</w:t>
+      </w:r>
+      <w:r>
+        <w:br/>
+      </w:r>
+      <w:r>
+        <w:rPr>
+          <w:rStyle w:val="BuiltInTok"/>
+        </w:rPr>
+        <w:t xml:space="preserve">echo</w:t>
+      </w:r>
+      <w:r>
+        <w:rPr>
+          <w:rStyle w:val="NormalTok"/>
+        </w:rPr>
+        <w:t xml:space="preserve"> </w:t>
+      </w:r>
+      <w:r>
+        <w:rPr>
+          <w:rStyle w:val="StringTok"/>
+        </w:rPr>
+        <w:t xml:space="preserve">" GrandOrgue </w:t>
+      </w:r>
+      <w:r>
+        <w:rPr>
+          <w:rStyle w:val="VariableTok"/>
+        </w:rPr>
+        <w:t xml:space="preserve">$VERSION</w:t>
+      </w:r>
+      <w:r>
+        <w:rPr>
+          <w:rStyle w:val="StringTok"/>
+        </w:rPr>
+        <w:t xml:space="preserve"> installed successfully."</w:t>
+      </w:r>
+      <w:r>
+        <w:br/>
+      </w:r>
+      <w:r>
+        <w:rPr>
+          <w:rStyle w:val="BuiltInTok"/>
+        </w:rPr>
+        <w:t xml:space="preserve">echo</w:t>
+      </w:r>
+      <w:r>
+        <w:rPr>
+          <w:rStyle w:val="NormalTok"/>
+        </w:rPr>
+        <w:t xml:space="preserve"> </w:t>
+      </w:r>
+      <w:r>
+        <w:rPr>
+          <w:rStyle w:val="StringTok"/>
+        </w:rPr>
+        <w:t xml:space="preserve">"============================================"</w:t>
+      </w:r>
+      <w:r>
+        <w:br/>
+      </w:r>
+      <w:r>
+        <w:br/>
+      </w:r>
+      <w:r>
+        <w:rPr>
+          <w:rStyle w:val="CommentTok"/>
+        </w:rPr>
+        <w:t xml:space="preserve"># --- Clean up ---</w:t>
+      </w:r>
+      <w:r>
+        <w:br/>
+      </w:r>
+      <w:r>
+        <w:rPr>
+          <w:rStyle w:val="BuiltInTok"/>
+        </w:rPr>
+        <w:t xml:space="preserve">echo</w:t>
+      </w:r>
+      <w:r>
+        <w:rPr>
+          <w:rStyle w:val="NormalTok"/>
+        </w:rPr>
+        <w:t xml:space="preserve"> </w:t>
+      </w:r>
+      <w:r>
+        <w:rPr>
+          <w:rStyle w:val="StringTok"/>
+        </w:rPr>
+        <w:t xml:space="preserve">"Cleaning up downloaded file..."</w:t>
+      </w:r>
+      <w:r>
+        <w:br/>
+      </w:r>
+      <w:r>
+        <w:rPr>
+          <w:rStyle w:val="FunctionTok"/>
+        </w:rPr>
+        <w:t xml:space="preserve">rm</w:t>
+      </w:r>
+      <w:r>
+        <w:rPr>
+          <w:rStyle w:val="NormalTok"/>
+        </w:rPr>
+        <w:t xml:space="preserve"> </w:t>
+      </w:r>
+      <w:r>
+        <w:rPr>
+          <w:rStyle w:val="StringTok"/>
+        </w:rPr>
+        <w:t xml:space="preserve">"</w:t>
+      </w:r>
+      <w:r>
+        <w:rPr>
+          <w:rStyle w:val="VariableTok"/>
+        </w:rPr>
+        <w:t xml:space="preserve">$DOWNLOAD_PATH</w:t>
+      </w:r>
+      <w:r>
+        <w:rPr>
+          <w:rStyle w:val="StringTok"/>
+        </w:rPr>
+        <w:t xml:space="preserve">"</w:t>
+      </w:r>
+      <w:r>
+        <w:br/>
+      </w:r>
+      <w:r>
+        <w:rPr>
+          <w:rStyle w:val="BuiltInTok"/>
+        </w:rPr>
+        <w:t xml:space="preserve">echo</w:t>
+      </w:r>
+      <w:r>
+        <w:rPr>
+          <w:rStyle w:val="NormalTok"/>
+        </w:rPr>
+        <w:t xml:space="preserve"> </w:t>
+      </w:r>
+      <w:r>
+        <w:rPr>
+          <w:rStyle w:val="StringTok"/>
+        </w:rPr>
+        <w:t xml:space="preserve">"Done."</w:t>
+      </w:r>
+    </w:p>
+    <w:p>
+      <w:pPr>
+        <w:pStyle w:val="FirstParagraph"/>
+      </w:pPr>
+      <w:r>
+        <w:t xml:space="preserve">For convenience, and until I remember that it exists, I put this script on my Desktop alongside GrandOrgue. To use it, open a terminal window, navigate to the Desktop, and launch the code, passing the desired release version as a command line argument:</w:t>
+      </w:r>
+    </w:p>
+    <w:p>
+      <w:pPr>
+        <w:pStyle w:val="SourceCode"/>
+      </w:pPr>
+      <w:r>
+        <w:rPr>
+          <w:rStyle w:val="ExtensionTok"/>
+        </w:rPr>
+        <w:t xml:space="preserve">./update_grandorgue.sh</w:t>
+      </w:r>
+      <w:r>
+        <w:rPr>
+          <w:rStyle w:val="NormalTok"/>
+        </w:rPr>
+        <w:t xml:space="preserve"> 3.17.3-1</w:t>
+      </w:r>
+    </w:p>
+    <w:bookmarkEnd w:id="58"/>
+    <w:bookmarkStart w:id="59" w:name="audio"/>
+    <w:p>
+      <w:pPr>
+        <w:pStyle w:val="Heading3"/>
+      </w:pPr>
+      <w:r>
+        <w:t xml:space="preserve">5.2.4 Audio</w:t>
+      </w:r>
+    </w:p>
+    <w:p>
+      <w:pPr>
+        <w:pStyle w:val="FirstParagraph"/>
+      </w:pPr>
+      <w:r>
+        <w:t xml:space="preserve">Several audio routing options exist, but GrandOrgue needs to be configured properly for each one to work. High-quality headphones or external speakers are highly recommended.</w:t>
+      </w:r>
+    </w:p>
+    <w:p>
+      <w:pPr>
+        <w:pStyle w:val="BodyText"/>
+      </w:pPr>
+      <w:r>
+        <w:rPr>
+          <w:b/>
+          <w:bCs/>
+        </w:rPr>
+        <w:t xml:space="preserve">To use the touchscreen built-in speakers or headphones or external speakers plugged into the touchscreen headphone jack:</w:t>
       </w:r>
     </w:p>
     <w:p>
@@ -1520,11 +6383,78 @@
         <w:pStyle w:val="Compact"/>
         <w:numPr>
           <w:ilvl w:val="0"/>
-          <w:numId w:val="1005"/>
+          <w:numId w:val="1016"/>
         </w:numPr>
       </w:pPr>
       <w:r>
-        <w:t xml:space="preserve">You can tune the buffer size down later if latency feels sluggish, or up if you hear crackle.</w:t>
+        <w:t xml:space="preserve">In the</w:t>
+      </w:r>
+      <w:r>
+        <w:t xml:space="preserve"> </w:t>
+      </w:r>
+      <w:r>
+        <w:rPr>
+          <w:b/>
+          <w:bCs/>
+        </w:rPr>
+        <w:t xml:space="preserve">Mapping output</w:t>
+      </w:r>
+      <w:r>
+        <w:t xml:space="preserve"> </w:t>
+      </w:r>
+      <w:r>
+        <w:t xml:space="preserve">panel, under</w:t>
+      </w:r>
+      <w:r>
+        <w:t xml:space="preserve"> </w:t>
+      </w:r>
+      <w:r>
+        <w:rPr>
+          <w:b/>
+          <w:bCs/>
+        </w:rPr>
+        <w:t xml:space="preserve">Audio Output</w:t>
+      </w:r>
+      <w:r>
+        <w:t xml:space="preserve">, set the Device to</w:t>
+      </w:r>
+      <w:r>
+        <w:t xml:space="preserve"> </w:t>
+      </w:r>
+      <w:r>
+        <w:rPr>
+          <w:b/>
+          <w:bCs/>
+        </w:rPr>
+        <w:t xml:space="preserve">RtAudio: alsa: Default ALSA Device [50 ms requested]</w:t>
+      </w:r>
+      <w:r>
+        <w:t xml:space="preserve">. (To set this, click the name of the current device, then click</w:t>
+      </w:r>
+      <w:r>
+        <w:t xml:space="preserve"> </w:t>
+      </w:r>
+      <w:r>
+        <w:rPr>
+          <w:b/>
+          <w:bCs/>
+        </w:rPr>
+        <w:t xml:space="preserve">Change</w:t>
+      </w:r>
+      <w:r>
+        <w:t xml:space="preserve">.)</w:t>
+      </w:r>
+    </w:p>
+    <w:p>
+      <w:pPr>
+        <w:pStyle w:val="FirstParagraph"/>
+      </w:pPr>
+      <w:r>
+        <w:rPr>
+          <w:b/>
+          <w:bCs/>
+        </w:rPr>
+        <w:t xml:space="preserve">To use headphones or external speakers connected to the USB audio interface (preferred method):</w:t>
       </w:r>
     </w:p>
     <w:p>
@@ -1532,11 +6462,11 @@
         <w:pStyle w:val="Compact"/>
         <w:numPr>
           <w:ilvl w:val="0"/>
-          <w:numId w:val="1005"/>
+          <w:numId w:val="1017"/>
         </w:numPr>
       </w:pPr>
       <w:r>
-        <w:t xml:space="preserve">Go to</w:t>
+        <w:t xml:space="preserve">In the</w:t>
       </w:r>
       <w:r>
         <w:t xml:space="preserve"> </w:t>
@@ -1546,13 +6476,13 @@
           <w:b/>
           <w:bCs/>
         </w:rPr>
-        <w:t xml:space="preserve">File</w:t>
-      </w:r>
-      <w:r>
-        <w:t xml:space="preserve"> </w:t>
-      </w:r>
-      <w:r>
-        <w:t xml:space="preserve">→</w:t>
+        <w:t xml:space="preserve">Mapping output</w:t>
+      </w:r>
+      <w:r>
+        <w:t xml:space="preserve"> </w:t>
+      </w:r>
+      <w:r>
+        <w:t xml:space="preserve">panel, under</w:t>
       </w:r>
       <w:r>
         <w:t xml:space="preserve"> </w:t>
@@ -1562,13 +6492,10 @@
           <w:b/>
           <w:bCs/>
         </w:rPr>
-        <w:t xml:space="preserve">Preferences</w:t>
-      </w:r>
-      <w:r>
-        <w:t xml:space="preserve"> </w:t>
-      </w:r>
-      <w:r>
-        <w:t xml:space="preserve">→</w:t>
+        <w:t xml:space="preserve">Audio Output</w:t>
+      </w:r>
+      <w:r>
+        <w:t xml:space="preserve">, set the Device to</w:t>
       </w:r>
       <w:r>
         <w:t xml:space="preserve"> </w:t>
@@ -1578,10 +6505,10 @@
           <w:b/>
           <w:bCs/>
         </w:rPr>
-        <w:t xml:space="preserve">MIDI Devices</w:t>
-      </w:r>
-      <w:r>
-        <w:t xml:space="preserve">. The UMC204HD’s MIDI ports should appear as ALSA MIDI devices.</w:t>
+        <w:t xml:space="preserve">RtAudio: alsa: UMC204HD 192k (USB Audio) [50 ms requested]</w:t>
+      </w:r>
+      <w:r>
+        <w:t xml:space="preserve">.</w:t>
       </w:r>
     </w:p>
     <w:p>
@@ -1589,29 +6516,27 @@
         <w:pStyle w:val="Compact"/>
         <w:numPr>
           <w:ilvl w:val="0"/>
-          <w:numId w:val="1005"/>
+          <w:numId w:val="1017"/>
         </w:numPr>
       </w:pPr>
       <w:r>
-        <w:t xml:space="preserve">Enable the input port. Then load a sample set.</w:t>
-      </w:r>
-    </w:p>
-    <w:bookmarkEnd w:id="40"/>
-    <w:bookmarkStart w:id="41" w:name="grandorgue-configuration"/>
-    <w:p>
-      <w:pPr>
-        <w:pStyle w:val="Heading3"/>
-      </w:pPr>
-      <w:r>
-        <w:t xml:space="preserve">2.2.2 GrandOrgue configuration</w:t>
-      </w:r>
-    </w:p>
-    <w:p>
-      <w:pPr>
-        <w:pStyle w:val="FirstParagraph"/>
-      </w:pPr>
-      <w:r>
-        <w:t xml:space="preserve">Next, we need to map MIDI channels between GrandOrgue and the instrument.</w:t>
+        <w:t xml:space="preserve">Turn the</w:t>
+      </w:r>
+      <w:r>
+        <w:t xml:space="preserve"> </w:t>
+      </w:r>
+      <w:r>
+        <w:rPr>
+          <w:b/>
+          <w:bCs/>
+        </w:rPr>
+        <w:t xml:space="preserve">MIX</w:t>
+      </w:r>
+      <w:r>
+        <w:t xml:space="preserve"> </w:t>
+      </w:r>
+      <w:r>
+        <w:t xml:space="preserve">knob fully clockwise to PS (playback signal) to hear only the audio playback from GrandOrgue. (If set counterclockwise to IN, you won’t hear anything.)</w:t>
       </w:r>
     </w:p>
     <w:p>
@@ -1619,11 +6544,11 @@
         <w:pStyle w:val="Compact"/>
         <w:numPr>
           <w:ilvl w:val="0"/>
-          <w:numId w:val="1006"/>
+          <w:numId w:val="1017"/>
         </w:numPr>
       </w:pPr>
       <w:r>
-        <w:t xml:space="preserve">Go to</w:t>
+        <w:t xml:space="preserve">Adjust the volume using the</w:t>
       </w:r>
       <w:r>
         <w:t xml:space="preserve"> </w:t>
@@ -1633,39 +6558,13 @@
           <w:b/>
           <w:bCs/>
         </w:rPr>
-        <w:t xml:space="preserve">File</w:t>
-      </w:r>
-      <w:r>
-        <w:t xml:space="preserve"> </w:t>
-      </w:r>
-      <w:r>
-        <w:t xml:space="preserve">→</w:t>
-      </w:r>
-      <w:r>
-        <w:t xml:space="preserve"> </w:t>
-      </w:r>
-      <w:r>
-        <w:rPr>
-          <w:b/>
-          <w:bCs/>
-        </w:rPr>
-        <w:t xml:space="preserve">Settings</w:t>
-      </w:r>
-      <w:r>
-        <w:t xml:space="preserve"> </w:t>
-      </w:r>
-      <w:r>
-        <w:t xml:space="preserve">→</w:t>
-      </w:r>
-      <w:r>
-        <w:t xml:space="preserve"> </w:t>
-      </w:r>
-      <w:r>
-        <w:rPr>
-          <w:b/>
-          <w:bCs/>
-        </w:rPr>
-        <w:t xml:space="preserve">MIDI Devices</w:t>
+        <w:t xml:space="preserve">PHONES</w:t>
+      </w:r>
+      <w:r>
+        <w:t xml:space="preserve"> </w:t>
+      </w:r>
+      <w:r>
+        <w:t xml:space="preserve">volume knob.</w:t>
       </w:r>
     </w:p>
     <w:p>
@@ -1673,11 +6572,11 @@
         <w:pStyle w:val="Compact"/>
         <w:numPr>
           <w:ilvl w:val="0"/>
-          <w:numId w:val="1006"/>
+          <w:numId w:val="1017"/>
         </w:numPr>
       </w:pPr>
       <w:r>
-        <w:t xml:space="preserve">Under</w:t>
+        <w:t xml:space="preserve">Toggle the</w:t>
       </w:r>
       <w:r>
         <w:t xml:space="preserve"> </w:t>
@@ -1687,85 +6586,51 @@
           <w:b/>
           <w:bCs/>
         </w:rPr>
-        <w:t xml:space="preserve">MIDI output devices</w:t>
-      </w:r>
-      <w:r>
-        <w:t xml:space="preserve">, make sure UNC204HD is selected. Click</w:t>
-      </w:r>
-      <w:r>
-        <w:t xml:space="preserve"> </w:t>
+        <w:t xml:space="preserve">MONITOR</w:t>
+      </w:r>
+      <w:r>
+        <w:t xml:space="preserve"> </w:t>
+      </w:r>
+      <w:r>
+        <w:t xml:space="preserve">button until you hear sound. In my case, it has to be out.</w:t>
+      </w:r>
+    </w:p>
+    <w:p>
+      <w:pPr>
+        <w:pStyle w:val="FirstParagraph"/>
+      </w:pPr>
+      <w:r>
+        <w:t xml:space="preserve">Use the first configuration (</w:t>
       </w:r>
       <w:r>
         <w:rPr>
           <w:b/>
           <w:bCs/>
         </w:rPr>
-        <w:t xml:space="preserve">OK</w:t>
-      </w:r>
-      <w:r>
-        <w:t xml:space="preserve">.</w:t>
-      </w:r>
-    </w:p>
-    <w:p>
-      <w:pPr>
-        <w:pStyle w:val="Compact"/>
-        <w:numPr>
-          <w:ilvl w:val="0"/>
-          <w:numId w:val="1006"/>
-        </w:numPr>
-      </w:pPr>
-      <w:r>
-        <w:t xml:space="preserve">On the virtual pipe organ (VPO) console, right-click a virtual manual to map to.</w:t>
-      </w:r>
-    </w:p>
-    <w:p>
-      <w:pPr>
-        <w:pStyle w:val="Compact"/>
-        <w:numPr>
-          <w:ilvl w:val="0"/>
-          <w:numId w:val="1006"/>
-        </w:numPr>
-      </w:pPr>
-      <w:r>
-        <w:t xml:space="preserve">In the box that opens, click</w:t>
-      </w:r>
-      <w:r>
-        <w:t xml:space="preserve"> </w:t>
-      </w:r>
-      <w:r>
-        <w:rPr>
-          <w:b/>
-          <w:bCs/>
-        </w:rPr>
-        <w:t xml:space="preserve">Listen for Event</w:t>
-      </w:r>
-      <w:r>
-        <w:t xml:space="preserve">. Play a key on the keyboard you wish to map to that virtual organ manual.</w:t>
-      </w:r>
-    </w:p>
-    <w:p>
-      <w:pPr>
-        <w:pStyle w:val="Compact"/>
-        <w:numPr>
-          <w:ilvl w:val="0"/>
-          <w:numId w:val="1006"/>
-        </w:numPr>
-      </w:pPr>
-      <w:r>
-        <w:t xml:space="preserve">Click</w:t>
-      </w:r>
-      <w:r>
-        <w:t xml:space="preserve"> </w:t>
-      </w:r>
-      <w:r>
-        <w:rPr>
-          <w:b/>
-          <w:bCs/>
-        </w:rPr>
-        <w:t xml:space="preserve">OK</w:t>
-      </w:r>
-      <w:r>
-        <w:t xml:space="preserve">.</w:t>
+        <w:t xml:space="preserve">RtAudio: alsa: Default ALSA Device [50 ms requested]</w:t>
+      </w:r>
+      <w:r>
+        <w:t xml:space="preserve">) for Bluetooth headphone as well, since the audio will be handled by the operating system rather than GrandOrgue. My experience, however, has been that bluetooth headphones experience a fairly significant lag in audio, so I use wired headphones.</w:t>
+      </w:r>
+    </w:p>
+    <w:p>
+      <w:pPr>
+        <w:pStyle w:val="BodyText"/>
+      </w:pPr>
+      <w:r>
+        <w:t xml:space="preserve">Since my old keyboard did not have an Audio In jack, I could not channel the sound back to the keyboard speakers – which was just as well, because they are not very good anyway. The best (but not perfect) option was wired headphones plugged into the UNC204HD interface. The only headphones I owned had a 1/8” plug, so I had to use a 1/4”-1/8” adapter to connect them. There was a slight buzz, possibly resulting from the extra connection. It was annoying, but not bad enough to abandon the setup.</w:t>
+      </w:r>
+    </w:p>
+    <w:bookmarkEnd w:id="59"/>
+    <w:bookmarkEnd w:id="60"/>
+    <w:bookmarkEnd w:id="61"/>
+    <w:bookmarkStart w:id="66" w:name="customization"/>
+    <w:p>
+      <w:pPr>
+        <w:pStyle w:val="Heading1"/>
+      </w:pPr>
+      <w:r>
+        <w:t xml:space="preserve">6. Customization</w:t>
       </w:r>
     </w:p>
     <w:p>
@@ -1773,81 +6638,7 @@
         <w:pStyle w:val="FirstParagraph"/>
       </w:pPr>
       <w:r>
-        <w:t xml:space="preserve">To reduce audio lag:</w:t>
-      </w:r>
-    </w:p>
-    <w:p>
-      <w:pPr>
-        <w:pStyle w:val="Compact"/>
-        <w:numPr>
-          <w:ilvl w:val="0"/>
-          <w:numId w:val="1007"/>
-        </w:numPr>
-      </w:pPr>
-      <w:r>
-        <w:rPr>
-          <w:b/>
-          <w:bCs/>
-        </w:rPr>
-        <w:t xml:space="preserve">File</w:t>
-      </w:r>
-      <w:r>
-        <w:t xml:space="preserve"> </w:t>
-      </w:r>
-      <w:r>
-        <w:t xml:space="preserve">→</w:t>
-      </w:r>
-      <w:r>
-        <w:t xml:space="preserve"> </w:t>
-      </w:r>
-      <w:r>
-        <w:rPr>
-          <w:b/>
-          <w:bCs/>
-        </w:rPr>
-        <w:t xml:space="preserve">Settings</w:t>
-      </w:r>
-      <w:r>
-        <w:t xml:space="preserve"> </w:t>
-      </w:r>
-      <w:r>
-        <w:t xml:space="preserve">→ ((Audi))o</w:t>
-      </w:r>
-    </w:p>
-    <w:p>
-      <w:pPr>
-        <w:pStyle w:val="Compact"/>
-        <w:numPr>
-          <w:ilvl w:val="0"/>
-          <w:numId w:val="1007"/>
-        </w:numPr>
-      </w:pPr>
-      <w:r>
-        <w:t xml:space="preserve">Set the</w:t>
-      </w:r>
-      <w:r>
-        <w:t xml:space="preserve"> </w:t>
-      </w:r>
-      <w:r>
-        <w:rPr>
-          <w:b/>
-          <w:bCs/>
-        </w:rPr>
-        <w:t xml:space="preserve">Samples per buffer</w:t>
-      </w:r>
-      <w:r>
-        <w:t xml:space="preserve"> </w:t>
-      </w:r>
-      <w:r>
-        <w:t xml:space="preserve">to 256 or 128 (defaults to 512).</w:t>
-      </w:r>
-    </w:p>
-    <w:p>
-      <w:pPr>
-        <w:pStyle w:val="FirstParagraph"/>
-      </w:pPr>
-      <w:r>
-        <w:t xml:space="preserve">The lower the buffer size, the lower the latency. At 48,000 Hz sample rate, 128 samples per buffer supposedly gives about 2.7 milliseconds of latency, which is completely imperceptible. The tradeoff is that very low buffer sizes can cause audio crackle or dropouts if the RPi can’t process audio fast enough. The Pi 5 should, however, be plenty powerful enough to handle 128 samples without trouble, especially with the demo sample set.</w:t>
+        <w:t xml:space="preserve">Using different organ sample sets</w:t>
       </w:r>
     </w:p>
     <w:p>
@@ -1855,37 +6646,7 @@
         <w:pStyle w:val="BodyText"/>
       </w:pPr>
       <w:r>
-        <w:t xml:space="preserve">Even at 128 samples/buffer, I still noticed a lag, but it was better than when I started. It is possible that some delay is</w:t>
-      </w:r>
-      <w:r>
-        <w:t xml:space="preserve"> </w:t>
-      </w:r>
-      <w:r>
-        <w:t xml:space="preserve">“built in”</w:t>
-      </w:r>
-      <w:r>
-        <w:t xml:space="preserve"> </w:t>
-      </w:r>
-      <w:r>
-        <w:t xml:space="preserve">as the result of the sample recording. This remains to be determined. I am accustomed to old-technology, non-realistic digital organs on which the sound is instantaneous, whereas many pipe organs have a slight (fraction of a second) lag between the time a key is depressed and the sound is actually heard.</w:t>
-      </w:r>
-    </w:p>
-    <w:bookmarkEnd w:id="41"/>
-    <w:bookmarkStart w:id="42" w:name="audio"/>
-    <w:p>
-      <w:pPr>
-        <w:pStyle w:val="Heading3"/>
-      </w:pPr>
-      <w:r>
-        <w:t xml:space="preserve">2.2.3 Audio</w:t>
-      </w:r>
-    </w:p>
-    <w:p>
-      <w:pPr>
-        <w:pStyle w:val="FirstParagraph"/>
-      </w:pPr>
-      <w:r>
-        <w:t xml:space="preserve">By default, the VPO plays through the computer speakers – in this case, the speakers on the touch screen monitor. Much better sound quality can be obtained with better speakers or headphones.</w:t>
+        <w:br/>
       </w:r>
     </w:p>
     <w:p>
@@ -1893,48 +6654,12 @@
         <w:pStyle w:val="BodyText"/>
       </w:pPr>
       <w:r>
-        <w:t xml:space="preserve">Bluetooth headphones may experience a fairly significant lag in audio. It did for me. Since my old keyboard did not have an Audio In jack, I could not channel the sound back to the keyboard speakers – which was just as well, because they are not very good either. The best (but not perfect) option was wired headphones plugged into the UNC204HD interface. The only headphones I owned had a 1/8” plug, so I had to use a 1/4”-1/8” adapter to connect them. There was a slight buzz, possibly resulting from the extra connection. It was annoying, but not bad enough to abandon the setup.</w:t>
-      </w:r>
-    </w:p>
-    <w:bookmarkEnd w:id="42"/>
-    <w:bookmarkEnd w:id="43"/>
-    <w:bookmarkEnd w:id="44"/>
-    <w:bookmarkStart w:id="49" w:name="customization"/>
-    <w:p>
-      <w:pPr>
-        <w:pStyle w:val="Heading1"/>
-      </w:pPr>
-      <w:r>
-        <w:t xml:space="preserve">3. Customization</w:t>
-      </w:r>
-    </w:p>
-    <w:p>
-      <w:pPr>
-        <w:pStyle w:val="FirstParagraph"/>
-      </w:pPr>
-      <w:r>
-        <w:t xml:space="preserve">Using different organ sample sets</w:t>
-      </w:r>
-    </w:p>
-    <w:p>
-      <w:pPr>
-        <w:pStyle w:val="BodyText"/>
-      </w:pPr>
-      <w:r>
-        <w:br/>
-      </w:r>
-    </w:p>
-    <w:p>
-      <w:pPr>
-        <w:pStyle w:val="BodyText"/>
-      </w:pPr>
-      <w:r>
         <w:t xml:space="preserve">The default sample set is great to get started with, but it’s rather small. The beauty of virtual pipe organ (VPO) software is the ability and flexibility to use any number of sample sets.</w:t>
       </w:r>
       <w:r>
         <w:t xml:space="preserve"> </w:t>
       </w:r>
-      <w:hyperlink r:id="rId45">
+      <w:hyperlink r:id="rId62">
         <w:r>
           <w:rPr>
             <w:rStyle w:val="Hyperlink"/>
@@ -1954,7 +6679,7 @@
         <w:pStyle w:val="Compact"/>
         <w:numPr>
           <w:ilvl w:val="0"/>
-          <w:numId w:val="1008"/>
+          <w:numId w:val="1018"/>
         </w:numPr>
       </w:pPr>
       <w:r>
@@ -1976,7 +6701,7 @@
         <w:pStyle w:val="Compact"/>
         <w:numPr>
           <w:ilvl w:val="0"/>
-          <w:numId w:val="1008"/>
+          <w:numId w:val="1018"/>
         </w:numPr>
       </w:pPr>
       <w:r>
@@ -1998,7 +6723,7 @@
         <w:pStyle w:val="Compact"/>
         <w:numPr>
           <w:ilvl w:val="0"/>
-          <w:numId w:val="1008"/>
+          <w:numId w:val="1018"/>
         </w:numPr>
       </w:pPr>
       <w:r>
@@ -2006,7 +6731,7 @@
           <w:b/>
           <w:bCs/>
         </w:rPr>
-        <w:t xml:space="preserve">14-15 GB</w:t>
+        <w:t xml:space="preserve">14-15 GB:</w:t>
       </w:r>
       <w:r>
         <w:t xml:space="preserve"> </w:t>
@@ -2020,7 +6745,7 @@
         <w:pStyle w:val="Compact"/>
         <w:numPr>
           <w:ilvl w:val="0"/>
-          <w:numId w:val="1008"/>
+          <w:numId w:val="1018"/>
         </w:numPr>
       </w:pPr>
       <w:r>
@@ -2042,16 +6767,16 @@
         <w:pStyle w:val="FirstParagraph"/>
       </w:pPr>
       <w:r>
-        <w:t xml:space="preserve">Since I only had one keyboard with no pedalboard, it made sense to consider single-manual samples. I could use larger ones, but I could only play one manual. The workaround would be mapping the Great division to my keyboard and relying on couplers to play other manuals from the Great manual.</w:t>
-      </w:r>
-    </w:p>
-    <w:bookmarkStart w:id="48" w:name="bureå-funeral-chapel"/>
+        <w:t xml:space="preserve">Since I only had one keyboard with no pedalboard, it made sense to consider single-manual samples. I could use larger ones, but I could only play one manual. The workaround would be mapping the Great division to my keyboard and relying on couplers to play other manuals from the Great manual. (I might also be able to map all manuals to the same keyboard and essentially multiply the number of stops available, but I haven’t tested this yet.)</w:t>
+      </w:r>
+    </w:p>
+    <w:bookmarkStart w:id="65" w:name="bureå-funeral-chapel"/>
     <w:p>
       <w:pPr>
         <w:pStyle w:val="Heading2"/>
       </w:pPr>
       <w:r>
-        <w:t xml:space="preserve">3.1 Bureå Funeral Chapel</w:t>
+        <w:t xml:space="preserve">6.1 Bureå Funeral Chapel</w:t>
       </w:r>
     </w:p>
     <w:p>
@@ -2064,7 +6789,7 @@
       <w:r>
         <w:t xml:space="preserve"> </w:t>
       </w:r>
-      <w:hyperlink r:id="rId46">
+      <w:hyperlink r:id="rId63">
         <w:r>
           <w:rPr>
             <w:rStyle w:val="Hyperlink"/>
@@ -2081,7 +6806,7 @@
       <w:r>
         <w:t xml:space="preserve"> </w:t>
       </w:r>
-      <w:hyperlink r:id="rId47">
+      <w:hyperlink r:id="rId64">
         <w:r>
           <w:rPr>
             <w:rStyle w:val="Hyperlink"/>
@@ -2090,7 +6815,7 @@
         </w:r>
       </w:hyperlink>
       <w:r>
-        <w:t xml:space="preserve">. This was a small chamber organ with one manual, pedals, and nine stops. All of the manual stops were split stops with separate drawknobs for bass (first two octaves) and discant. Split stops provide greater flexibility on a small instrument, allowing the organist to use different combinations of stops on one manual instead of across two manuals.</w:t>
+        <w:t xml:space="preserve">. This is a small chamber organ with one manual, pedals, and nine stops. All of the manual stops are split stops with separate drawknobs for bass (first two octaves) and everything else. Split stops provide greater flexibility on a small instrument, allowing the organist to use different combinations of stops on one manual instead of across two manuals. Since I only have one keyboard, this seemed like a good starting point.</w:t>
       </w:r>
     </w:p>
     <w:p>
@@ -2098,35 +6823,38 @@
         <w:pStyle w:val="BodyText"/>
       </w:pPr>
       <w:r>
-        <w:t xml:space="preserve">First, I</w:t>
-      </w:r>
-      <w:r>
-        <w:t xml:space="preserve"> </w:t>
-      </w:r>
-      <w:hyperlink r:id="rId46">
+        <w:t xml:space="preserve">First,</w:t>
+      </w:r>
+      <w:r>
+        <w:t xml:space="preserve"> </w:t>
+      </w:r>
+      <w:hyperlink r:id="rId63">
         <w:r>
           <w:rPr>
             <w:rStyle w:val="Hyperlink"/>
           </w:rPr>
-          <w:t xml:space="preserve">downloaded the</w:t>
-        </w:r>
-        <w:r>
-          <w:rPr>
-            <w:rStyle w:val="Hyperlink"/>
-          </w:rPr>
-          <w:t xml:space="preserve"> </w:t>
-        </w:r>
-        <w:r>
-          <w:rPr>
-            <w:rStyle w:val="VerbatimChar"/>
-          </w:rPr>
-          <w:t xml:space="preserve">.rar</w:t>
+          <w:t xml:space="preserve">download</w:t>
         </w:r>
       </w:hyperlink>
       <w:r>
         <w:t xml:space="preserve"> </w:t>
       </w:r>
       <w:r>
+        <w:t xml:space="preserve">the</w:t>
+      </w:r>
+      <w:r>
+        <w:t xml:space="preserve"> </w:t>
+      </w:r>
+      <w:r>
+        <w:rPr>
+          <w:rStyle w:val="VerbatimChar"/>
+        </w:rPr>
+        <w:t xml:space="preserve">.rar</w:t>
+      </w:r>
+      <w:r>
+        <w:t xml:space="preserve"> </w:t>
+      </w:r>
+      <w:r>
         <w:t xml:space="preserve">file. I needed to install the</w:t>
       </w:r>
       <w:r>
@@ -2164,7 +6892,7 @@
         <w:pStyle w:val="FirstParagraph"/>
       </w:pPr>
       <w:r>
-        <w:t xml:space="preserve">Then I unpacked it into the</w:t>
+        <w:t xml:space="preserve">Next, unpacked it into the</w:t>
       </w:r>
       <w:r>
         <w:t xml:space="preserve"> </w:t>
@@ -2204,7 +6932,7 @@
         <w:pStyle w:val="FirstParagraph"/>
       </w:pPr>
       <w:r>
-        <w:t xml:space="preserve">I then opened GrandOrgue, went to</w:t>
+        <w:t xml:space="preserve">Finally, open GrandOrgue, go to</w:t>
       </w:r>
       <w:r>
         <w:t xml:space="preserve"> </w:t>
@@ -2233,7 +6961,7 @@
         <w:t xml:space="preserve">Open</w:t>
       </w:r>
       <w:r>
-        <w:t xml:space="preserve">, found and selected the desired organ sample, and clicked</w:t>
+        <w:t xml:space="preserve">, find and select the desired organ sample, and click</w:t>
       </w:r>
       <w:r>
         <w:t xml:space="preserve"> </w:t>
@@ -2249,9 +6977,9 @@
         <w:t xml:space="preserve">. The new organ should load and be ready for use.</w:t>
       </w:r>
     </w:p>
-    <w:bookmarkEnd w:id="48"/>
-    <w:bookmarkEnd w:id="49"/>
-    <w:bookmarkStart w:id="51" w:name="references"/>
+    <w:bookmarkEnd w:id="65"/>
+    <w:bookmarkEnd w:id="66"/>
+    <w:bookmarkStart w:id="68" w:name="references"/>
     <w:p>
       <w:pPr>
         <w:pStyle w:val="Heading1"/>
@@ -2260,9 +6988,9 @@
         <w:t xml:space="preserve">References</w:t>
       </w:r>
     </w:p>
-    <w:bookmarkStart w:id="50" w:name="refs"/>
-    <w:bookmarkEnd w:id="50"/>
-    <w:bookmarkEnd w:id="51"/>
+    <w:bookmarkStart w:id="67" w:name="refs"/>
+    <w:bookmarkEnd w:id="67"/>
+    <w:bookmarkEnd w:id="68"/>
     <w:sectPr>
       <w:headerReference r:id="rId9" w:type="even"/>
       <w:headerReference r:id="rId10" w:type="default"/>
@@ -2334,7 +7062,7 @@
       </w:r>
     </w:p>
   </w:footnote>
-  <w:footnote w:id="29">
+  <w:footnote w:id="27">
     <w:p>
       <w:pPr>
         <w:pStyle w:val="FootnoteText"/>
@@ -2349,7 +7077,141 @@
         <w:t xml:space="preserve"> </w:t>
       </w:r>
       <w:r>
-        <w:t xml:space="preserve">Old keyboards can almost always be found on Facebook Marketplace or similar sites for free or very little money. Just make sure it supports MIDI.Most manufactured after the 1980s will.</w:t>
+        <w:t xml:space="preserve">Be sure to connect</w:t>
+      </w:r>
+      <w:r>
+        <w:t xml:space="preserve"> </w:t>
+      </w:r>
+      <w:r>
+        <w:rPr>
+          <w:b/>
+          <w:bCs/>
+        </w:rPr>
+        <w:t xml:space="preserve">MIDI OUT</w:t>
+      </w:r>
+      <w:r>
+        <w:t xml:space="preserve"> </w:t>
+      </w:r>
+      <w:r>
+        <w:t xml:space="preserve">from the keyboard or organ to</w:t>
+      </w:r>
+      <w:r>
+        <w:t xml:space="preserve"> </w:t>
+      </w:r>
+      <w:r>
+        <w:rPr>
+          <w:b/>
+          <w:bCs/>
+        </w:rPr>
+        <w:t xml:space="preserve">MIDI IN</w:t>
+      </w:r>
+      <w:r>
+        <w:t xml:space="preserve"> </w:t>
+      </w:r>
+      <w:r>
+        <w:t xml:space="preserve">on the audio interface.</w:t>
+      </w:r>
+    </w:p>
+  </w:footnote>
+  <w:footnote w:id="34">
+    <w:p>
+      <w:pPr>
+        <w:pStyle w:val="FootnoteText"/>
+      </w:pPr>
+      <w:r>
+        <w:rPr>
+          <w:rStyle w:val="FootnoteReference"/>
+        </w:rPr>
+        <w:footnoteRef/>
+      </w:r>
+      <w:r>
+        <w:t xml:space="preserve"> </w:t>
+      </w:r>
+      <w:r>
+        <w:t xml:space="preserve">Be sure to connect</w:t>
+      </w:r>
+      <w:r>
+        <w:t xml:space="preserve"> </w:t>
+      </w:r>
+      <w:r>
+        <w:rPr>
+          <w:b/>
+          <w:bCs/>
+        </w:rPr>
+        <w:t xml:space="preserve">MIDI OUT</w:t>
+      </w:r>
+      <w:r>
+        <w:t xml:space="preserve"> </w:t>
+      </w:r>
+      <w:r>
+        <w:t xml:space="preserve">from the keyboard or organ to</w:t>
+      </w:r>
+      <w:r>
+        <w:t xml:space="preserve"> </w:t>
+      </w:r>
+      <w:r>
+        <w:rPr>
+          <w:b/>
+          <w:bCs/>
+        </w:rPr>
+        <w:t xml:space="preserve">MIDI IN</w:t>
+      </w:r>
+      <w:r>
+        <w:t xml:space="preserve"> </w:t>
+      </w:r>
+      <w:r>
+        <w:t xml:space="preserve">on the audio interface.</w:t>
+      </w:r>
+    </w:p>
+  </w:footnote>
+  <w:footnote w:id="42">
+    <w:p>
+      <w:pPr>
+        <w:pStyle w:val="FootnoteText"/>
+      </w:pPr>
+      <w:r>
+        <w:rPr>
+          <w:rStyle w:val="FootnoteReference"/>
+        </w:rPr>
+        <w:footnoteRef/>
+      </w:r>
+      <w:r>
+        <w:t xml:space="preserve"> </w:t>
+      </w:r>
+      <w:r>
+        <w:t xml:space="preserve">Be sure to connect</w:t>
+      </w:r>
+      <w:r>
+        <w:t xml:space="preserve"> </w:t>
+      </w:r>
+      <w:r>
+        <w:rPr>
+          <w:b/>
+          <w:bCs/>
+        </w:rPr>
+        <w:t xml:space="preserve">MIDI OUT</w:t>
+      </w:r>
+      <w:r>
+        <w:t xml:space="preserve"> </w:t>
+      </w:r>
+      <w:r>
+        <w:t xml:space="preserve">from the keyboard or organ to</w:t>
+      </w:r>
+      <w:r>
+        <w:t xml:space="preserve"> </w:t>
+      </w:r>
+      <w:r>
+        <w:rPr>
+          <w:b/>
+          <w:bCs/>
+        </w:rPr>
+        <w:t xml:space="preserve">MIDI IN</w:t>
+      </w:r>
+      <w:r>
+        <w:t xml:space="preserve"> </w:t>
+      </w:r>
+      <w:r>
+        <w:t xml:space="preserve">on the audio interface.</w:t>
       </w:r>
     </w:p>
   </w:footnote>
@@ -3072,6 +7934,91 @@
       </w:pPr>
     </w:lvl>
   </w:abstractNum>
+  <w:abstractNum w:abstractNumId="99411">
+    <w:nsid w:val="00A99411"/>
+    <w:multiLevelType w:val="multilevel"/>
+    <w:lvl w:ilvl="0">
+      <w:start w:val="1"/>
+      <w:numFmt w:val="decimal"/>
+      <w:lvlText w:val="%1."/>
+      <w:lvlJc w:val="left"/>
+      <w:pPr>
+        <w:ind w:left="720" w:hanging="360"/>
+      </w:pPr>
+    </w:lvl>
+    <w:lvl w:ilvl="1">
+      <w:start w:val="1"/>
+      <w:numFmt w:val="decimal"/>
+      <w:lvlText w:val="%2."/>
+      <w:lvlJc w:val="left"/>
+      <w:pPr>
+        <w:ind w:left="1440" w:hanging="360"/>
+      </w:pPr>
+    </w:lvl>
+    <w:lvl w:ilvl="2">
+      <w:start w:val="1"/>
+      <w:numFmt w:val="decimal"/>
+      <w:lvlText w:val="%3."/>
+      <w:lvlJc w:val="left"/>
+      <w:pPr>
+        <w:ind w:left="2160" w:hanging="360"/>
+      </w:pPr>
+    </w:lvl>
+    <w:lvl w:ilvl="3">
+      <w:start w:val="1"/>
+      <w:numFmt w:val="decimal"/>
+      <w:lvlText w:val="%4."/>
+      <w:lvlJc w:val="left"/>
+      <w:pPr>
+        <w:ind w:left="2880" w:hanging="360"/>
+      </w:pPr>
+    </w:lvl>
+    <w:lvl w:ilvl="4">
+      <w:start w:val="1"/>
+      <w:numFmt w:val="decimal"/>
+      <w:lvlText w:val="%5."/>
+      <w:lvlJc w:val="left"/>
+      <w:pPr>
+        <w:ind w:left="3600" w:hanging="360"/>
+      </w:pPr>
+    </w:lvl>
+    <w:lvl w:ilvl="5">
+      <w:start w:val="1"/>
+      <w:numFmt w:val="decimal"/>
+      <w:lvlText w:val="%6."/>
+      <w:lvlJc w:val="left"/>
+      <w:pPr>
+        <w:ind w:left="4320" w:hanging="360"/>
+      </w:pPr>
+    </w:lvl>
+    <w:lvl w:ilvl="6">
+      <w:start w:val="1"/>
+      <w:numFmt w:val="decimal"/>
+      <w:lvlText w:val="%7."/>
+      <w:lvlJc w:val="left"/>
+      <w:pPr>
+        <w:ind w:left="5040" w:hanging="360"/>
+      </w:pPr>
+    </w:lvl>
+    <w:lvl w:ilvl="7">
+      <w:start w:val="1"/>
+      <w:numFmt w:val="decimal"/>
+      <w:lvlText w:val="%8."/>
+      <w:lvlJc w:val="left"/>
+      <w:pPr>
+        <w:ind w:left="5760" w:hanging="360"/>
+      </w:pPr>
+    </w:lvl>
+    <w:lvl w:ilvl="8">
+      <w:start w:val="1"/>
+      <w:numFmt w:val="decimal"/>
+      <w:lvlText w:val="%9."/>
+      <w:lvlJc w:val="left"/>
+      <w:pPr>
+        <w:ind w:left="6480" w:hanging="360"/>
+      </w:pPr>
+    </w:lvl>
+  </w:abstractNum>
   <w:abstractNum w:abstractNumId="991">
     <w:nsid w:val="0000A991"/>
     <w:multiLevelType w:val="multilevel"/>
@@ -3173,91 +8120,6 @@
       <w:rPr>
         <w:rFonts w:ascii="Wingdings" w:hAnsi="Wingdings" w:cs="Wingdings" w:hint="default"/>
       </w:rPr>
-    </w:lvl>
-  </w:abstractNum>
-  <w:abstractNum w:abstractNumId="99411">
-    <w:nsid w:val="00A99411"/>
-    <w:multiLevelType w:val="multilevel"/>
-    <w:lvl w:ilvl="0">
-      <w:start w:val="1"/>
-      <w:numFmt w:val="decimal"/>
-      <w:lvlText w:val="%1."/>
-      <w:lvlJc w:val="left"/>
-      <w:pPr>
-        <w:ind w:left="720" w:hanging="360"/>
-      </w:pPr>
-    </w:lvl>
-    <w:lvl w:ilvl="1">
-      <w:start w:val="1"/>
-      <w:numFmt w:val="decimal"/>
-      <w:lvlText w:val="%2."/>
-      <w:lvlJc w:val="left"/>
-      <w:pPr>
-        <w:ind w:left="1440" w:hanging="360"/>
-      </w:pPr>
-    </w:lvl>
-    <w:lvl w:ilvl="2">
-      <w:start w:val="1"/>
-      <w:numFmt w:val="decimal"/>
-      <w:lvlText w:val="%3."/>
-      <w:lvlJc w:val="left"/>
-      <w:pPr>
-        <w:ind w:left="2160" w:hanging="360"/>
-      </w:pPr>
-    </w:lvl>
-    <w:lvl w:ilvl="3">
-      <w:start w:val="1"/>
-      <w:numFmt w:val="decimal"/>
-      <w:lvlText w:val="%4."/>
-      <w:lvlJc w:val="left"/>
-      <w:pPr>
-        <w:ind w:left="2880" w:hanging="360"/>
-      </w:pPr>
-    </w:lvl>
-    <w:lvl w:ilvl="4">
-      <w:start w:val="1"/>
-      <w:numFmt w:val="decimal"/>
-      <w:lvlText w:val="%5."/>
-      <w:lvlJc w:val="left"/>
-      <w:pPr>
-        <w:ind w:left="3600" w:hanging="360"/>
-      </w:pPr>
-    </w:lvl>
-    <w:lvl w:ilvl="5">
-      <w:start w:val="1"/>
-      <w:numFmt w:val="decimal"/>
-      <w:lvlText w:val="%6."/>
-      <w:lvlJc w:val="left"/>
-      <w:pPr>
-        <w:ind w:left="4320" w:hanging="360"/>
-      </w:pPr>
-    </w:lvl>
-    <w:lvl w:ilvl="6">
-      <w:start w:val="1"/>
-      <w:numFmt w:val="decimal"/>
-      <w:lvlText w:val="%7."/>
-      <w:lvlJc w:val="left"/>
-      <w:pPr>
-        <w:ind w:left="5040" w:hanging="360"/>
-      </w:pPr>
-    </w:lvl>
-    <w:lvl w:ilvl="7">
-      <w:start w:val="1"/>
-      <w:numFmt w:val="decimal"/>
-      <w:lvlText w:val="%8."/>
-      <w:lvlJc w:val="left"/>
-      <w:pPr>
-        <w:ind w:left="5760" w:hanging="360"/>
-      </w:pPr>
-    </w:lvl>
-    <w:lvl w:ilvl="8">
-      <w:start w:val="1"/>
-      <w:numFmt w:val="decimal"/>
-      <w:lvlText w:val="%9."/>
-      <w:lvlJc w:val="left"/>
-      <w:pPr>
-        <w:ind w:left="6480" w:hanging="360"/>
-      </w:pPr>
     </w:lvl>
   </w:abstractNum>
   <w:num w:numId="1">
@@ -3348,15 +8210,6 @@
     <w:abstractNumId w:val="990"/>
   </w:num>
   <w:num w:numId="1001">
-    <w:abstractNumId w:val="991"/>
-  </w:num>
-  <w:num w:numId="1002">
-    <w:abstractNumId w:val="991"/>
-  </w:num>
-  <w:num w:numId="1003">
-    <w:abstractNumId w:val="991"/>
-  </w:num>
-  <w:num w:numId="1004">
     <w:abstractNumId w:val="99411"/>
     <w:lvlOverride w:ilvl="0">
       <w:startOverride w:val="1"/>
@@ -3386,7 +8239,7 @@
       <w:startOverride w:val="1"/>
     </w:lvlOverride>
   </w:num>
-  <w:num w:numId="1005">
+  <w:num w:numId="1002">
     <w:abstractNumId w:val="99411"/>
     <w:lvlOverride w:ilvl="0">
       <w:startOverride w:val="1"/>
@@ -3415,6 +8268,15 @@
     <w:lvlOverride w:ilvl="8">
       <w:startOverride w:val="1"/>
     </w:lvlOverride>
+  </w:num>
+  <w:num w:numId="1003">
+    <w:abstractNumId w:val="991"/>
+  </w:num>
+  <w:num w:numId="1004">
+    <w:abstractNumId w:val="991"/>
+  </w:num>
+  <w:num w:numId="1005">
+    <w:abstractNumId w:val="991"/>
   </w:num>
   <w:num w:numId="1006">
     <w:abstractNumId w:val="99411"/>
@@ -3477,6 +8339,171 @@
     </w:lvlOverride>
   </w:num>
   <w:num w:numId="1008">
+    <w:abstractNumId w:val="99411"/>
+    <w:lvlOverride w:ilvl="0">
+      <w:startOverride w:val="1"/>
+    </w:lvlOverride>
+    <w:lvlOverride w:ilvl="1">
+      <w:startOverride w:val="1"/>
+    </w:lvlOverride>
+    <w:lvlOverride w:ilvl="2">
+      <w:startOverride w:val="1"/>
+    </w:lvlOverride>
+    <w:lvlOverride w:ilvl="3">
+      <w:startOverride w:val="1"/>
+    </w:lvlOverride>
+    <w:lvlOverride w:ilvl="4">
+      <w:startOverride w:val="1"/>
+    </w:lvlOverride>
+    <w:lvlOverride w:ilvl="5">
+      <w:startOverride w:val="1"/>
+    </w:lvlOverride>
+    <w:lvlOverride w:ilvl="6">
+      <w:startOverride w:val="1"/>
+    </w:lvlOverride>
+    <w:lvlOverride w:ilvl="7">
+      <w:startOverride w:val="1"/>
+    </w:lvlOverride>
+    <w:lvlOverride w:ilvl="8">
+      <w:startOverride w:val="1"/>
+    </w:lvlOverride>
+  </w:num>
+  <w:num w:numId="1009">
+    <w:abstractNumId w:val="99411"/>
+    <w:lvlOverride w:ilvl="0">
+      <w:startOverride w:val="1"/>
+    </w:lvlOverride>
+    <w:lvlOverride w:ilvl="1">
+      <w:startOverride w:val="1"/>
+    </w:lvlOverride>
+    <w:lvlOverride w:ilvl="2">
+      <w:startOverride w:val="1"/>
+    </w:lvlOverride>
+    <w:lvlOverride w:ilvl="3">
+      <w:startOverride w:val="1"/>
+    </w:lvlOverride>
+    <w:lvlOverride w:ilvl="4">
+      <w:startOverride w:val="1"/>
+    </w:lvlOverride>
+    <w:lvlOverride w:ilvl="5">
+      <w:startOverride w:val="1"/>
+    </w:lvlOverride>
+    <w:lvlOverride w:ilvl="6">
+      <w:startOverride w:val="1"/>
+    </w:lvlOverride>
+    <w:lvlOverride w:ilvl="7">
+      <w:startOverride w:val="1"/>
+    </w:lvlOverride>
+    <w:lvlOverride w:ilvl="8">
+      <w:startOverride w:val="1"/>
+    </w:lvlOverride>
+  </w:num>
+  <w:num w:numId="1010">
+    <w:abstractNumId w:val="991"/>
+  </w:num>
+  <w:num w:numId="1011">
+    <w:abstractNumId w:val="991"/>
+  </w:num>
+  <w:num w:numId="1012">
+    <w:abstractNumId w:val="99411"/>
+    <w:lvlOverride w:ilvl="0">
+      <w:startOverride w:val="1"/>
+    </w:lvlOverride>
+    <w:lvlOverride w:ilvl="1">
+      <w:startOverride w:val="1"/>
+    </w:lvlOverride>
+    <w:lvlOverride w:ilvl="2">
+      <w:startOverride w:val="1"/>
+    </w:lvlOverride>
+    <w:lvlOverride w:ilvl="3">
+      <w:startOverride w:val="1"/>
+    </w:lvlOverride>
+    <w:lvlOverride w:ilvl="4">
+      <w:startOverride w:val="1"/>
+    </w:lvlOverride>
+    <w:lvlOverride w:ilvl="5">
+      <w:startOverride w:val="1"/>
+    </w:lvlOverride>
+    <w:lvlOverride w:ilvl="6">
+      <w:startOverride w:val="1"/>
+    </w:lvlOverride>
+    <w:lvlOverride w:ilvl="7">
+      <w:startOverride w:val="1"/>
+    </w:lvlOverride>
+    <w:lvlOverride w:ilvl="8">
+      <w:startOverride w:val="1"/>
+    </w:lvlOverride>
+  </w:num>
+  <w:num w:numId="1013">
+    <w:abstractNumId w:val="99411"/>
+    <w:lvlOverride w:ilvl="0">
+      <w:startOverride w:val="1"/>
+    </w:lvlOverride>
+    <w:lvlOverride w:ilvl="1">
+      <w:startOverride w:val="1"/>
+    </w:lvlOverride>
+    <w:lvlOverride w:ilvl="2">
+      <w:startOverride w:val="1"/>
+    </w:lvlOverride>
+    <w:lvlOverride w:ilvl="3">
+      <w:startOverride w:val="1"/>
+    </w:lvlOverride>
+    <w:lvlOverride w:ilvl="4">
+      <w:startOverride w:val="1"/>
+    </w:lvlOverride>
+    <w:lvlOverride w:ilvl="5">
+      <w:startOverride w:val="1"/>
+    </w:lvlOverride>
+    <w:lvlOverride w:ilvl="6">
+      <w:startOverride w:val="1"/>
+    </w:lvlOverride>
+    <w:lvlOverride w:ilvl="7">
+      <w:startOverride w:val="1"/>
+    </w:lvlOverride>
+    <w:lvlOverride w:ilvl="8">
+      <w:startOverride w:val="1"/>
+    </w:lvlOverride>
+  </w:num>
+  <w:num w:numId="1014">
+    <w:abstractNumId w:val="991"/>
+  </w:num>
+  <w:num w:numId="1015">
+    <w:abstractNumId w:val="99411"/>
+    <w:lvlOverride w:ilvl="0">
+      <w:startOverride w:val="1"/>
+    </w:lvlOverride>
+    <w:lvlOverride w:ilvl="1">
+      <w:startOverride w:val="1"/>
+    </w:lvlOverride>
+    <w:lvlOverride w:ilvl="2">
+      <w:startOverride w:val="1"/>
+    </w:lvlOverride>
+    <w:lvlOverride w:ilvl="3">
+      <w:startOverride w:val="1"/>
+    </w:lvlOverride>
+    <w:lvlOverride w:ilvl="4">
+      <w:startOverride w:val="1"/>
+    </w:lvlOverride>
+    <w:lvlOverride w:ilvl="5">
+      <w:startOverride w:val="1"/>
+    </w:lvlOverride>
+    <w:lvlOverride w:ilvl="6">
+      <w:startOverride w:val="1"/>
+    </w:lvlOverride>
+    <w:lvlOverride w:ilvl="7">
+      <w:startOverride w:val="1"/>
+    </w:lvlOverride>
+    <w:lvlOverride w:ilvl="8">
+      <w:startOverride w:val="1"/>
+    </w:lvlOverride>
+  </w:num>
+  <w:num w:numId="1016">
+    <w:abstractNumId w:val="991"/>
+  </w:num>
+  <w:num w:numId="1017">
+    <w:abstractNumId w:val="991"/>
+  </w:num>
+  <w:num w:numId="1018">
     <w:abstractNumId w:val="991"/>
   </w:num>
 </w:numbering>
